--- a/courts/federal-circuit/trademark-trial-and-appeal-board/trial-brief/usage/OUTPUT-trial-brief.docx
+++ b/courts/federal-circuit/trademark-trial-and-appeal-board/trial-brief/usage/OUTPUT-trial-brief.docx
@@ -4,33 +4,42 @@
   <w:body>
     <w:p>
       <w:pPr>
-        <w:spacing w:before="0" w:after="0" w:line="240" w:lineRule="auto"/>
-        <w:ind w:firstLine="0"/>
+        <w:keepNext/>
+        <w:keepLines/>
+        <w:spacing w:before="0" w:after="0" w:line="276" w:lineRule="exact"/>
+        <w:ind w:left="0" w:firstLine="0"/>
         <w:jc w:val="center"/>
       </w:pPr>
       <w:r>
         <w:rPr>
           <w:b/>
+          <w:bCs/>
         </w:rPr>
         <w:t xml:space="preserve">IN THE UNITED STATES PATENT AND TRADEMARK OFFICE</w:t>
       </w:r>
     </w:p>
     <w:p>
       <w:pPr>
-        <w:spacing w:before="0" w:after="0" w:line="240" w:lineRule="auto"/>
-        <w:ind w:firstLine="0"/>
+        <w:keepNext/>
+        <w:keepLines/>
+        <w:spacing w:before="0" w:after="0" w:line="276" w:lineRule="exact"/>
+        <w:ind w:left="0" w:firstLine="0"/>
         <w:jc w:val="center"/>
       </w:pPr>
       <w:r>
         <w:rPr>
           <w:b/>
+          <w:bCs/>
         </w:rPr>
         <w:t xml:space="preserve">BEFORE THE TRADEMARK TRIAL AND APPEAL BOARD</w:t>
       </w:r>
     </w:p>
     <w:p>
       <w:pPr>
+        <w:keepNext/>
+        <w:keepLines/>
         <w:spacing w:before="0" w:after="0" w:line="360" w:lineRule="exact"/>
+        <w:ind w:left="0" w:firstLine="0"/>
       </w:pPr>
     </w:p>
     <w:tbl>
@@ -46,9 +55,9 @@
         </w:tblBorders>
         <w:tblLayout w:type="fixed"/>
         <w:tblCellMar>
-          <w:top w:w="29" w:type="dxa"/>
+          <w:top w:w="0" w:type="dxa"/>
           <w:left w:w="0" w:type="dxa"/>
-          <w:bottom w:w="29" w:type="dxa"/>
+          <w:bottom w:w="0" w:type="dxa"/>
           <w:right w:w="0" w:type="dxa"/>
         </w:tblCellMar>
         <w:tblLook w:val="0000" w:firstRow="0" w:lastRow="0" w:firstColumn="0" w:lastColumn="0" w:noHBand="1" w:noVBand="1"/>
@@ -61,6 +70,7 @@
       <w:tr>
         <w:trPr>
           <w:cantSplit/>
+          <w:trHeight w:val="276" w:hRule="exact"/>
         </w:trPr>
         <w:tc>
           <w:tcPr>
@@ -68,7 +78,7 @@
           </w:tcPr>
           <w:p>
             <w:pPr>
-              <w:spacing w:before="0" w:after="0" w:line="240" w:lineRule="auto"/>
+              <w:spacing w:before="0" w:after="0" w:line="276" w:lineRule="exact"/>
               <w:ind w:left="0" w:firstLine="0"/>
             </w:pPr>
             <w:r>
@@ -94,8 +104,8 @@
           </w:tcPr>
           <w:p>
             <w:pPr>
-              <w:spacing w:before="0" w:after="0" w:line="240" w:lineRule="auto"/>
-              <w:ind w:firstLine="0"/>
+              <w:spacing w:before="0" w:after="0" w:line="276" w:lineRule="exact"/>
+              <w:ind w:left="0" w:firstLine="0"/>
               <w:jc w:val="center"/>
             </w:pPr>
             <w:r>
@@ -106,59 +116,19 @@
         <w:tc>
           <w:tcPr>
             <w:tcW w:w="3456" w:type="dxa"/>
-            <w:vMerge w:val="restart"/>
-            <w:vAlign w:val="center"/>
           </w:tcPr>
           <w:p>
             <w:pPr>
-              <w:spacing w:before="0" w:after="216" w:line="240" w:lineRule="auto"/>
-              <w:ind w:firstLine="0"/>
+              <w:spacing w:before="0" w:after="0" w:line="276" w:lineRule="exact"/>
+              <w:ind w:left="0" w:firstLine="0"/>
             </w:pPr>
-            <w:r>
-              <w:t xml:space="preserve">Opposition</w:t>
-            </w:r>
-            <w:r>
-              <w:t xml:space="preserve"> </w:t>
-            </w:r>
-            <w:r>
-              <w:t xml:space="preserve">No. 91232860</w:t>
-            </w:r>
-          </w:p>
-          <w:p>
-            <w:pPr>
-              <w:spacing w:before="0" w:after="216" w:line="240" w:lineRule="auto"/>
-              <w:ind w:firstLine="0"/>
-            </w:pPr>
-            <w:r>
-              <w:t xml:space="preserve">App.</w:t>
-            </w:r>
-            <w:r>
-              <w:t xml:space="preserve"> </w:t>
-            </w:r>
-            <w:r>
-              <w:t xml:space="preserve">No. 86905410</w:t>
-            </w:r>
-          </w:p>
-          <w:p>
-            <w:pPr>
-              <w:spacing w:before="0" w:after="0" w:line="240" w:lineRule="auto"/>
-              <w:ind w:firstLine="0"/>
-            </w:pPr>
-            <w:r>
-              <w:t xml:space="preserve">Mark:</w:t>
-            </w:r>
-            <w:r>
-              <w:t xml:space="preserve"> </w:t>
-            </w:r>
-            <w:r>
-              <w:t xml:space="preserve">LIFEJACKET</w:t>
-            </w:r>
           </w:p>
         </w:tc>
       </w:tr>
       <w:tr>
         <w:trPr>
           <w:cantSplit/>
+          <w:trHeight w:val="276" w:hRule="exact"/>
         </w:trPr>
         <w:tc>
           <w:tcPr>
@@ -166,7 +136,7 @@
           </w:tcPr>
           <w:p>
             <w:pPr>
-              <w:spacing w:before="0" w:after="0" w:line="240" w:lineRule="auto"/>
+              <w:spacing w:before="0" w:after="0" w:line="276" w:lineRule="exact"/>
               <w:ind w:left="3024" w:firstLine="0"/>
             </w:pPr>
             <w:r>
@@ -180,8 +150,8 @@
           </w:tcPr>
           <w:p>
             <w:pPr>
-              <w:spacing w:before="0" w:after="0" w:line="240" w:lineRule="auto"/>
-              <w:ind w:firstLine="0"/>
+              <w:spacing w:before="0" w:after="0" w:line="276" w:lineRule="exact"/>
+              <w:ind w:left="0" w:firstLine="0"/>
               <w:jc w:val="center"/>
             </w:pPr>
             <w:r>
@@ -192,19 +162,34 @@
         <w:tc>
           <w:tcPr>
             <w:tcW w:w="3456" w:type="dxa"/>
-            <w:vMerge/>
-            <w:vAlign w:val="center"/>
           </w:tcPr>
           <w:p>
             <w:pPr>
-              <w:spacing w:before="0" w:after="0" w:line="240" w:lineRule="auto"/>
+              <w:spacing w:before="0" w:after="0" w:line="276" w:lineRule="exact"/>
+              <w:ind w:left="0" w:firstLine="0"/>
             </w:pPr>
+            <w:r>
+              <w:t xml:space="preserve">Opposition</w:t>
+            </w:r>
+            <w:r>
+              <w:t xml:space="preserve"> </w:t>
+            </w:r>
+            <w:r>
+              <w:t xml:space="preserve">No.</w:t>
+            </w:r>
+            <w:r>
+              <w:t xml:space="preserve"> </w:t>
+            </w:r>
+            <w:r>
+              <w:t xml:space="preserve">91232860</w:t>
+            </w:r>
           </w:p>
         </w:tc>
       </w:tr>
       <w:tr>
         <w:trPr>
           <w:cantSplit/>
+          <w:trHeight w:val="276" w:hRule="exact"/>
         </w:trPr>
         <w:tc>
           <w:tcPr>
@@ -212,7 +197,7 @@
           </w:tcPr>
           <w:p>
             <w:pPr>
-              <w:spacing w:before="0" w:after="0" w:line="240" w:lineRule="auto"/>
+              <w:spacing w:before="0" w:after="0" w:line="276" w:lineRule="exact"/>
               <w:ind w:left="0" w:firstLine="0"/>
             </w:pPr>
           </w:p>
@@ -223,8 +208,8 @@
           </w:tcPr>
           <w:p>
             <w:pPr>
-              <w:spacing w:before="0" w:after="0" w:line="240" w:lineRule="auto"/>
-              <w:ind w:firstLine="0"/>
+              <w:spacing w:before="0" w:after="0" w:line="276" w:lineRule="exact"/>
+              <w:ind w:left="0" w:firstLine="0"/>
               <w:jc w:val="center"/>
             </w:pPr>
             <w:r>
@@ -235,12 +220,11 @@
         <w:tc>
           <w:tcPr>
             <w:tcW w:w="3456" w:type="dxa"/>
-            <w:vMerge/>
-            <w:vAlign w:val="center"/>
           </w:tcPr>
           <w:p>
             <w:pPr>
-              <w:spacing w:before="0" w:after="0" w:line="240" w:lineRule="auto"/>
+              <w:spacing w:before="0" w:after="0" w:line="276" w:lineRule="exact"/>
+              <w:ind w:left="0" w:firstLine="0"/>
             </w:pPr>
           </w:p>
         </w:tc>
@@ -248,6 +232,7 @@
       <w:tr>
         <w:trPr>
           <w:cantSplit/>
+          <w:trHeight w:val="276" w:hRule="exact"/>
         </w:trPr>
         <w:tc>
           <w:tcPr>
@@ -255,7 +240,7 @@
           </w:tcPr>
           <w:p>
             <w:pPr>
-              <w:spacing w:before="0" w:after="0" w:line="240" w:lineRule="auto"/>
+              <w:spacing w:before="0" w:after="0" w:line="276" w:lineRule="exact"/>
               <w:ind w:left="1728" w:firstLine="0"/>
             </w:pPr>
             <w:r>
@@ -269,8 +254,8 @@
           </w:tcPr>
           <w:p>
             <w:pPr>
-              <w:spacing w:before="0" w:after="0" w:line="240" w:lineRule="auto"/>
-              <w:ind w:firstLine="0"/>
+              <w:spacing w:before="0" w:after="0" w:line="276" w:lineRule="exact"/>
+              <w:ind w:left="0" w:firstLine="0"/>
               <w:jc w:val="center"/>
             </w:pPr>
             <w:r>
@@ -281,19 +266,34 @@
         <w:tc>
           <w:tcPr>
             <w:tcW w:w="3456" w:type="dxa"/>
-            <w:vMerge/>
-            <w:vAlign w:val="center"/>
           </w:tcPr>
           <w:p>
             <w:pPr>
-              <w:spacing w:before="0" w:after="0" w:line="240" w:lineRule="auto"/>
+              <w:spacing w:before="0" w:after="0" w:line="276" w:lineRule="exact"/>
+              <w:ind w:left="0" w:firstLine="0"/>
             </w:pPr>
+            <w:r>
+              <w:t xml:space="preserve">App.</w:t>
+            </w:r>
+            <w:r>
+              <w:t xml:space="preserve"> </w:t>
+            </w:r>
+            <w:r>
+              <w:t xml:space="preserve">No.</w:t>
+            </w:r>
+            <w:r>
+              <w:t xml:space="preserve"> </w:t>
+            </w:r>
+            <w:r>
+              <w:t xml:space="preserve">86905410</w:t>
+            </w:r>
           </w:p>
         </w:tc>
       </w:tr>
       <w:tr>
         <w:trPr>
           <w:cantSplit/>
+          <w:trHeight w:val="276" w:hRule="exact"/>
         </w:trPr>
         <w:tc>
           <w:tcPr>
@@ -301,7 +301,7 @@
           </w:tcPr>
           <w:p>
             <w:pPr>
-              <w:spacing w:before="0" w:after="0" w:line="240" w:lineRule="auto"/>
+              <w:spacing w:before="0" w:after="0" w:line="276" w:lineRule="exact"/>
               <w:ind w:left="0" w:firstLine="0"/>
             </w:pPr>
           </w:p>
@@ -312,8 +312,8 @@
           </w:tcPr>
           <w:p>
             <w:pPr>
-              <w:spacing w:before="0" w:after="0" w:line="240" w:lineRule="auto"/>
-              <w:ind w:firstLine="0"/>
+              <w:spacing w:before="0" w:after="0" w:line="276" w:lineRule="exact"/>
+              <w:ind w:left="0" w:firstLine="0"/>
               <w:jc w:val="center"/>
             </w:pPr>
             <w:r>
@@ -324,12 +324,11 @@
         <w:tc>
           <w:tcPr>
             <w:tcW w:w="3456" w:type="dxa"/>
-            <w:vMerge/>
-            <w:vAlign w:val="center"/>
           </w:tcPr>
           <w:p>
             <w:pPr>
-              <w:spacing w:before="0" w:after="0" w:line="240" w:lineRule="auto"/>
+              <w:spacing w:before="0" w:after="0" w:line="276" w:lineRule="exact"/>
+              <w:ind w:left="0" w:firstLine="0"/>
             </w:pPr>
           </w:p>
         </w:tc>
@@ -337,6 +336,7 @@
       <w:tr>
         <w:trPr>
           <w:cantSplit/>
+          <w:trHeight w:val="276" w:hRule="exact"/>
         </w:trPr>
         <w:tc>
           <w:tcPr>
@@ -344,7 +344,7 @@
           </w:tcPr>
           <w:p>
             <w:pPr>
-              <w:spacing w:before="0" w:after="0" w:line="240" w:lineRule="auto"/>
+              <w:spacing w:before="0" w:after="0" w:line="276" w:lineRule="exact"/>
               <w:ind w:left="0" w:firstLine="0"/>
             </w:pPr>
             <w:r>
@@ -370,8 +370,8 @@
           </w:tcPr>
           <w:p>
             <w:pPr>
-              <w:spacing w:before="0" w:after="0" w:line="240" w:lineRule="auto"/>
-              <w:ind w:firstLine="0"/>
+              <w:spacing w:before="0" w:after="0" w:line="276" w:lineRule="exact"/>
+              <w:ind w:left="0" w:firstLine="0"/>
               <w:jc w:val="center"/>
             </w:pPr>
             <w:r>
@@ -382,19 +382,28 @@
         <w:tc>
           <w:tcPr>
             <w:tcW w:w="3456" w:type="dxa"/>
-            <w:vMerge/>
-            <w:vAlign w:val="center"/>
           </w:tcPr>
           <w:p>
             <w:pPr>
-              <w:spacing w:before="0" w:after="0" w:line="240" w:lineRule="auto"/>
+              <w:spacing w:before="0" w:after="0" w:line="276" w:lineRule="exact"/>
+              <w:ind w:left="0" w:firstLine="0"/>
             </w:pPr>
+            <w:r>
+              <w:t xml:space="preserve">Mark:</w:t>
+            </w:r>
+            <w:r>
+              <w:t xml:space="preserve"> </w:t>
+            </w:r>
+            <w:r>
+              <w:t xml:space="preserve">LIFEJACKET</w:t>
+            </w:r>
           </w:p>
         </w:tc>
       </w:tr>
       <w:tr>
         <w:trPr>
           <w:cantSplit/>
+          <w:trHeight w:val="276" w:hRule="exact"/>
         </w:trPr>
         <w:tc>
           <w:tcPr>
@@ -402,7 +411,7 @@
           </w:tcPr>
           <w:p>
             <w:pPr>
-              <w:spacing w:before="0" w:after="0" w:line="240" w:lineRule="auto"/>
+              <w:spacing w:before="0" w:after="0" w:line="276" w:lineRule="exact"/>
               <w:ind w:left="3024" w:firstLine="0"/>
             </w:pPr>
             <w:r>
@@ -416,8 +425,8 @@
           </w:tcPr>
           <w:p>
             <w:pPr>
-              <w:spacing w:before="0" w:after="0" w:line="240" w:lineRule="auto"/>
-              <w:ind w:firstLine="0"/>
+              <w:spacing w:before="0" w:after="0" w:line="276" w:lineRule="exact"/>
+              <w:ind w:left="0" w:firstLine="0"/>
               <w:jc w:val="center"/>
             </w:pPr>
             <w:r>
@@ -428,12 +437,11 @@
         <w:tc>
           <w:tcPr>
             <w:tcW w:w="3456" w:type="dxa"/>
-            <w:vMerge/>
-            <w:vAlign w:val="center"/>
           </w:tcPr>
           <w:p>
             <w:pPr>
-              <w:spacing w:before="0" w:after="0" w:line="240" w:lineRule="auto"/>
+              <w:spacing w:before="0" w:after="0" w:line="276" w:lineRule="exact"/>
+              <w:ind w:left="0" w:firstLine="0"/>
             </w:pPr>
           </w:p>
         </w:tc>
@@ -441,42 +449,52 @@
     </w:tbl>
     <w:p>
       <w:pPr>
-        <w:spacing w:before="528" w:after="0" w:line="240" w:lineRule="auto"/>
-      </w:pPr>
-      <w:r>
-        <w:rPr>
-          <w:b/>
+        <w:keepNext/>
+        <w:keepLines/>
+        <w:spacing w:before="528" w:after="0" w:line="276" w:lineRule="exact"/>
+        <w:ind w:left="0" w:firstLine="0"/>
+        <w:jc w:val="center"/>
+      </w:pPr>
+      <w:r>
+        <w:rPr>
+          <w:b/>
+          <w:bCs/>
         </w:rPr>
         <w:t xml:space="preserve">OPPOSER’S</w:t>
       </w:r>
       <w:r>
         <w:rPr>
           <w:b/>
-        </w:rPr>
-        <w:t xml:space="preserve"> </w:t>
-      </w:r>
-      <w:r>
-        <w:rPr>
-          <w:b/>
+          <w:bCs/>
+        </w:rPr>
+        <w:t xml:space="preserve"> </w:t>
+      </w:r>
+      <w:r>
+        <w:rPr>
+          <w:b/>
+          <w:bCs/>
         </w:rPr>
         <w:t xml:space="preserve">REBUTTAL</w:t>
       </w:r>
       <w:r>
         <w:rPr>
           <w:b/>
-        </w:rPr>
-        <w:t xml:space="preserve"> </w:t>
-      </w:r>
-      <w:r>
-        <w:rPr>
-          <w:b/>
+          <w:bCs/>
+        </w:rPr>
+        <w:t xml:space="preserve"> </w:t>
+      </w:r>
+      <w:r>
+        <w:rPr>
+          <w:b/>
+          <w:bCs/>
         </w:rPr>
         <w:t xml:space="preserve">BRIEF</w:t>
       </w:r>
     </w:p>
     <w:p>
       <w:pPr>
-        <w:spacing w:before="144" w:after="0" w:line="240" w:lineRule="auto"/>
+        <w:spacing w:before="144" w:after="0" w:line="276" w:lineRule="exact"/>
+        <w:ind w:left="0" w:firstLine="0"/>
         <w:jc w:val="center"/>
       </w:pPr>
       <w:r>
@@ -492,7 +510,7 @@
     <w:p>
       <w:pPr>
         <w:framePr w:w="9360" w:hRule="auto" w:wrap="around" w:vAnchor="margin" w:hAnchor="margin" w:yAlign="bottom"/>
-        <w:spacing w:before="0" w:after="0" w:line="240" w:lineRule="auto"/>
+        <w:spacing w:before="0" w:after="0" w:line="276" w:lineRule="exact"/>
         <w:ind w:left="4320" w:firstLine="0"/>
       </w:pPr>
       <w:r>
@@ -514,7 +532,7 @@
     <w:p>
       <w:pPr>
         <w:framePr w:w="9360" w:hRule="auto" w:wrap="around" w:vAnchor="margin" w:hAnchor="margin" w:yAlign="bottom"/>
-        <w:spacing w:before="0" w:after="0" w:line="240" w:lineRule="auto"/>
+        <w:spacing w:before="0" w:after="0" w:line="276" w:lineRule="exact"/>
         <w:ind w:left="4320" w:firstLine="0"/>
       </w:pPr>
       <w:r>
@@ -536,7 +554,7 @@
     <w:p>
       <w:pPr>
         <w:framePr w:w="9360" w:hRule="auto" w:wrap="around" w:vAnchor="margin" w:hAnchor="margin" w:yAlign="bottom"/>
-        <w:spacing w:before="0" w:after="0" w:line="240" w:lineRule="auto"/>
+        <w:spacing w:before="0" w:after="0" w:line="276" w:lineRule="exact"/>
         <w:ind w:left="4320" w:firstLine="0"/>
       </w:pPr>
       <w:r>
@@ -564,7 +582,7 @@
     <w:p>
       <w:pPr>
         <w:framePr w:w="9360" w:hRule="auto" w:wrap="around" w:vAnchor="margin" w:hAnchor="margin" w:yAlign="bottom"/>
-        <w:spacing w:before="0" w:after="0" w:line="240" w:lineRule="auto"/>
+        <w:spacing w:before="0" w:after="0" w:line="276" w:lineRule="exact"/>
         <w:ind w:left="4320" w:firstLine="0"/>
       </w:pPr>
       <w:r>
@@ -586,7 +604,7 @@
     <w:p>
       <w:pPr>
         <w:framePr w:w="9360" w:hRule="auto" w:wrap="around" w:vAnchor="margin" w:hAnchor="margin" w:yAlign="bottom"/>
-        <w:spacing w:before="0" w:after="0" w:line="240" w:lineRule="auto"/>
+        <w:spacing w:before="0" w:after="0" w:line="276" w:lineRule="exact"/>
         <w:ind w:left="4320" w:firstLine="0"/>
       </w:pPr>
       <w:r>
@@ -614,7 +632,7 @@
     <w:p>
       <w:pPr>
         <w:framePr w:w="9360" w:hRule="auto" w:wrap="around" w:vAnchor="margin" w:hAnchor="margin" w:yAlign="bottom"/>
-        <w:spacing w:before="0" w:after="120" w:line="240" w:lineRule="auto"/>
+        <w:spacing w:before="0" w:after="0" w:line="276" w:lineRule="exact"/>
         <w:ind w:left="4320" w:firstLine="0"/>
       </w:pPr>
       <w:r>
@@ -636,7 +654,7 @@
     <w:p>
       <w:pPr>
         <w:framePr w:w="9360" w:hRule="auto" w:wrap="around" w:vAnchor="margin" w:hAnchor="margin" w:yAlign="bottom"/>
-        <w:spacing w:before="0" w:after="0" w:line="240" w:lineRule="auto"/>
+        <w:spacing w:before="0" w:after="0" w:line="276" w:lineRule="exact"/>
         <w:ind w:left="4320" w:firstLine="0"/>
       </w:pPr>
       <w:r>
@@ -646,14 +664,16 @@
         <w:t xml:space="preserve"> </w:t>
       </w:r>
       <w:r>
-        <w:t xml:space="preserve">332-5300</w:t>
+        <w:t xml:space="preserve">332</w:t>
+        <w:noBreakHyphen/>
+        <w:t xml:space="preserve">5300</w:t>
       </w:r>
     </w:p>
     <w:p>
       <w:pPr>
         <w:framePr w:w="9360" w:hRule="auto" w:wrap="around" w:vAnchor="margin" w:hAnchor="margin" w:yAlign="bottom"/>
-        <w:spacing w:before="384" w:after="0" w:line="240" w:lineRule="auto"/>
-        <w:ind w:firstLine="0"/>
+        <w:spacing w:before="384" w:after="0" w:line="276" w:lineRule="exact"/>
+        <w:ind w:left="0" w:firstLine="0"/>
       </w:pPr>
       <w:r>
         <w:t xml:space="preserve">November</w:t>
@@ -674,11 +694,11 @@
     <w:p>
       <w:pPr>
         <w:spacing w:before="0" w:after="0" w:line="20" w:lineRule="exact"/>
-        <w:ind w:firstLine="0"/>
+        <w:ind w:left="0" w:firstLine="0"/>
         <w:sectPr>
           <w:footerReference w:type="default" r:id="rIdFooter1"/>
           <w:pgSz w:w="12240" w:h="15840"/>
-          <w:pgMar w:top="1440" w:right="1440" w:bottom="1440" w:left="1440" w:header="720" w:footer="720" w:gutter="0"/>
+          <w:pgMar w:top="1440" w:right="1440" w:bottom="1440" w:left="1440" w:header="720" w:footer="432" w:gutter="0"/>
           <w:pgNumType w:fmt="lowerRoman"/>
         </w:sectPr>
       </w:pPr>
@@ -686,15 +706,16 @@
     <w:p>
       <w:pPr>
         <w:keepNext/>
-        <w:spacing w:before="0" w:after="240" w:line="240" w:lineRule="auto"/>
+        <w:keepLines/>
+        <w:spacing w:before="0" w:after="240" w:line="276" w:lineRule="exact"/>
+        <w:ind w:left="0" w:firstLine="0"/>
         <w:jc w:val="center"/>
-      </w:pPr>
-      <w:r>
-        <w:rPr>
-          <w:b/>
-          <w:bCs/>
-          <w:sz w:val="34"/>
-          <w:szCs w:val="34"/>
+        <w:outlineLvl w:val="0"/>
+      </w:pPr>
+      <w:r>
+        <w:rPr>
+          <w:b/>
+          <w:bCs/>
         </w:rPr>
         <w:t xml:space="preserve">TABLE OF AUTHORITIES</w:t>
       </w:r>
@@ -702,12 +723,15 @@
     <w:p>
       <w:pPr>
         <w:keepNext/>
-        <w:spacing w:before="0" w:after="240" w:line="240" w:lineRule="auto"/>
+        <w:keepLines/>
+        <w:spacing w:before="0" w:after="0" w:line="276" w:lineRule="exact"/>
+        <w:ind w:left="0" w:firstLine="0"/>
         <w:jc w:val="right"/>
       </w:pPr>
       <w:r>
         <w:rPr>
           <w:b/>
+          <w:bCs/>
         </w:rPr>
         <w:t xml:space="preserve">Page(s)</w:t>
       </w:r>
@@ -715,74 +739,87 @@
     <w:p>
       <w:pPr>
         <w:keepNext/>
-        <w:spacing w:before="216" w:after="168" w:line="240" w:lineRule="auto"/>
-      </w:pPr>
-      <w:r>
-        <w:rPr>
-          <w:b/>
+        <w:keepLines/>
+        <w:spacing w:before="276" w:after="0" w:line="276" w:lineRule="exact"/>
+        <w:ind w:left="0" w:firstLine="0"/>
+      </w:pPr>
+      <w:r>
+        <w:rPr>
+          <w:b/>
+          <w:bCs/>
         </w:rPr>
         <w:t xml:space="preserve">Cases</w:t>
       </w:r>
     </w:p>
     <w:p>
       <w:pPr>
+        <w:keepLines/>
         <w:tabs>
           <w:tab w:val="right" w:leader="dot" w:pos="9360"/>
         </w:tabs>
-        <w:spacing w:before="0" w:after="204" w:line="240" w:lineRule="auto"/>
-        <w:ind w:left="720" w:hanging="720"/>
-      </w:pPr>
-      <w:r>
-        <w:rPr>
-          <w:i/>
+        <w:spacing w:before="204" w:after="0" w:line="276" w:lineRule="exact"/>
+        <w:ind w:left="720" w:right="1120" w:hanging="720"/>
+      </w:pPr>
+      <w:r>
+        <w:rPr>
+          <w:i/>
+          <w:iCs/>
         </w:rPr>
         <w:t xml:space="preserve">Cunningham</w:t>
       </w:r>
       <w:r>
         <w:rPr>
           <w:i/>
-        </w:rPr>
-        <w:t xml:space="preserve"> </w:t>
-      </w:r>
-      <w:r>
-        <w:rPr>
-          <w:i/>
+          <w:iCs/>
+        </w:rPr>
+        <w:t xml:space="preserve"> </w:t>
+      </w:r>
+      <w:r>
+        <w:rPr>
+          <w:i/>
+          <w:iCs/>
         </w:rPr>
         <w:t xml:space="preserve">v.</w:t>
       </w:r>
       <w:r>
         <w:rPr>
           <w:i/>
-        </w:rPr>
-        <w:t xml:space="preserve"> </w:t>
-      </w:r>
-      <w:r>
-        <w:rPr>
-          <w:i/>
+          <w:iCs/>
+        </w:rPr>
+        <w:t xml:space="preserve"> </w:t>
+      </w:r>
+      <w:r>
+        <w:rPr>
+          <w:i/>
+          <w:iCs/>
         </w:rPr>
         <w:t xml:space="preserve">Laser</w:t>
       </w:r>
       <w:r>
         <w:rPr>
           <w:i/>
-        </w:rPr>
-        <w:t xml:space="preserve"> </w:t>
-      </w:r>
-      <w:r>
-        <w:rPr>
-          <w:i/>
+          <w:iCs/>
+        </w:rPr>
+        <w:t xml:space="preserve"> </w:t>
+      </w:r>
+      <w:r>
+        <w:rPr>
+          <w:i/>
+          <w:iCs/>
         </w:rPr>
         <w:t xml:space="preserve">Golf</w:t>
       </w:r>
       <w:r>
         <w:rPr>
           <w:i/>
-        </w:rPr>
-        <w:t xml:space="preserve"> </w:t>
-      </w:r>
-      <w:r>
-        <w:rPr>
-          <w:i/>
+          <w:iCs/>
+        </w:rPr>
+        <w:t xml:space="preserve"> </w:t>
+      </w:r>
+      <w:r>
+        <w:rPr>
+          <w:i/>
+          <w:iCs/>
         </w:rPr>
         <w:t xml:space="preserve">Corp.</w:t>
       </w:r>
@@ -823,6 +860,9 @@
         <w:t xml:space="preserve">2000)</w:t>
       </w:r>
       <w:r>
+        <w:t xml:space="preserve">   </w:t>
+      </w:r>
+      <w:r>
         <w:tab/>
       </w:r>
       <w:r>
@@ -831,87 +871,115 @@
     </w:p>
     <w:p>
       <w:pPr>
+        <w:keepLines/>
         <w:tabs>
           <w:tab w:val="right" w:leader="dot" w:pos="9360"/>
         </w:tabs>
-        <w:spacing w:before="0" w:after="204" w:line="240" w:lineRule="auto"/>
-        <w:ind w:left="720" w:hanging="720"/>
-      </w:pPr>
-      <w:r>
-        <w:rPr>
-          <w:i/>
+        <w:spacing w:before="204" w:after="0" w:line="276" w:lineRule="exact"/>
+        <w:ind w:left="720" w:right="1120" w:hanging="720"/>
+      </w:pPr>
+      <w:r>
+        <w:rPr>
+          <w:i/>
+          <w:iCs/>
         </w:rPr>
         <w:t xml:space="preserve">Empresa</w:t>
       </w:r>
       <w:r>
         <w:rPr>
           <w:i/>
-        </w:rPr>
-        <w:t xml:space="preserve"> </w:t>
-      </w:r>
-      <w:r>
-        <w:rPr>
-          <w:i/>
+          <w:iCs/>
+        </w:rPr>
+        <w:t xml:space="preserve"> </w:t>
+      </w:r>
+      <w:r>
+        <w:rPr>
+          <w:i/>
+          <w:iCs/>
         </w:rPr>
         <w:t xml:space="preserve">Cubana</w:t>
       </w:r>
       <w:r>
         <w:rPr>
           <w:i/>
-        </w:rPr>
-        <w:t xml:space="preserve"> </w:t>
-      </w:r>
-      <w:r>
-        <w:rPr>
-          <w:i/>
+          <w:iCs/>
+        </w:rPr>
+        <w:t xml:space="preserve"> </w:t>
+      </w:r>
+      <w:r>
+        <w:rPr>
+          <w:i/>
+          <w:iCs/>
         </w:rPr>
         <w:t xml:space="preserve">Del</w:t>
       </w:r>
       <w:r>
         <w:rPr>
           <w:i/>
-        </w:rPr>
-        <w:t xml:space="preserve"> </w:t>
-      </w:r>
-      <w:r>
-        <w:rPr>
-          <w:i/>
+          <w:iCs/>
+        </w:rPr>
+        <w:t xml:space="preserve"> </w:t>
+      </w:r>
+      <w:r>
+        <w:rPr>
+          <w:i/>
+          <w:iCs/>
         </w:rPr>
         <w:t xml:space="preserve">Tabaco</w:t>
       </w:r>
       <w:r>
         <w:rPr>
           <w:i/>
-        </w:rPr>
-        <w:t xml:space="preserve"> </w:t>
-      </w:r>
-      <w:r>
-        <w:rPr>
-          <w:i/>
+          <w:iCs/>
+        </w:rPr>
+        <w:t xml:space="preserve"> </w:t>
+      </w:r>
+      <w:r>
+        <w:rPr>
+          <w:i/>
+          <w:iCs/>
         </w:rPr>
         <w:t xml:space="preserve">v.</w:t>
       </w:r>
       <w:r>
         <w:rPr>
           <w:i/>
-        </w:rPr>
-        <w:t xml:space="preserve"> </w:t>
-      </w:r>
-      <w:r>
-        <w:rPr>
-          <w:i/>
-        </w:rPr>
-        <w:t xml:space="preserve">Gen. Cigar</w:t>
-      </w:r>
-      <w:r>
-        <w:rPr>
-          <w:i/>
-        </w:rPr>
-        <w:t xml:space="preserve"> </w:t>
-      </w:r>
-      <w:r>
-        <w:rPr>
-          <w:i/>
+          <w:iCs/>
+        </w:rPr>
+        <w:t xml:space="preserve"> </w:t>
+      </w:r>
+      <w:r>
+        <w:rPr>
+          <w:i/>
+          <w:iCs/>
+        </w:rPr>
+        <w:t xml:space="preserve">Gen.</w:t>
+      </w:r>
+      <w:r>
+        <w:rPr>
+          <w:i/>
+          <w:iCs/>
+        </w:rPr>
+        <w:t xml:space="preserve"> </w:t>
+      </w:r>
+      <w:r>
+        <w:rPr>
+          <w:i/>
+          <w:iCs/>
+        </w:rPr>
+        <w:t xml:space="preserve">Cigar</w:t>
+      </w:r>
+      <w:r>
+        <w:rPr>
+          <w:i/>
+          <w:iCs/>
+        </w:rPr>
+        <w:t xml:space="preserve"> </w:t>
+      </w:r>
+      <w:r>
+        <w:rPr>
+          <w:i/>
+          <w:iCs/>
         </w:rPr>
         <w:t xml:space="preserve">Co.</w:t>
       </w:r>
@@ -952,6 +1020,9 @@
         <w:t xml:space="preserve">2014)</w:t>
       </w:r>
       <w:r>
+        <w:t xml:space="preserve">   </w:t>
+      </w:r>
+      <w:r>
         <w:tab/>
       </w:r>
       <w:r>
@@ -960,63 +1031,87 @@
     </w:p>
     <w:p>
       <w:pPr>
+        <w:keepLines/>
         <w:tabs>
           <w:tab w:val="right" w:leader="dot" w:pos="9360"/>
         </w:tabs>
-        <w:spacing w:before="0" w:after="204" w:line="240" w:lineRule="auto"/>
-        <w:ind w:left="720" w:hanging="720"/>
-      </w:pPr>
-      <w:r>
-        <w:rPr>
-          <w:i/>
+        <w:spacing w:before="204" w:after="0" w:line="276" w:lineRule="exact"/>
+        <w:ind w:left="720" w:right="1120" w:hanging="720"/>
+      </w:pPr>
+      <w:r>
+        <w:rPr>
+          <w:i/>
+          <w:iCs/>
         </w:rPr>
         <w:t xml:space="preserve">Herbaceuticals,</w:t>
       </w:r>
       <w:r>
         <w:rPr>
           <w:i/>
-        </w:rPr>
-        <w:t xml:space="preserve"> </w:t>
-      </w:r>
-      <w:r>
-        <w:rPr>
-          <w:i/>
-        </w:rPr>
-        <w:t xml:space="preserve">Inc. v.</w:t>
-      </w:r>
-      <w:r>
-        <w:rPr>
-          <w:i/>
-        </w:rPr>
-        <w:t xml:space="preserve"> </w:t>
-      </w:r>
-      <w:r>
-        <w:rPr>
-          <w:i/>
+          <w:iCs/>
+        </w:rPr>
+        <w:t xml:space="preserve"> </w:t>
+      </w:r>
+      <w:r>
+        <w:rPr>
+          <w:i/>
+          <w:iCs/>
+        </w:rPr>
+        <w:t xml:space="preserve">Inc.</w:t>
+      </w:r>
+      <w:r>
+        <w:rPr>
+          <w:i/>
+          <w:iCs/>
+        </w:rPr>
+        <w:t xml:space="preserve"> </w:t>
+      </w:r>
+      <w:r>
+        <w:rPr>
+          <w:i/>
+          <w:iCs/>
+        </w:rPr>
+        <w:t xml:space="preserve">v.</w:t>
+      </w:r>
+      <w:r>
+        <w:rPr>
+          <w:i/>
+          <w:iCs/>
+        </w:rPr>
+        <w:t xml:space="preserve"> </w:t>
+      </w:r>
+      <w:r>
+        <w:rPr>
+          <w:i/>
+          <w:iCs/>
         </w:rPr>
         <w:t xml:space="preserve">Xel</w:t>
       </w:r>
       <w:r>
         <w:rPr>
           <w:i/>
-        </w:rPr>
-        <w:t xml:space="preserve"> </w:t>
-      </w:r>
-      <w:r>
-        <w:rPr>
-          <w:i/>
+          <w:iCs/>
+        </w:rPr>
+        <w:t xml:space="preserve"> </w:t>
+      </w:r>
+      <w:r>
+        <w:rPr>
+          <w:i/>
+          <w:iCs/>
         </w:rPr>
         <w:t xml:space="preserve">Herbaceuticals,</w:t>
       </w:r>
       <w:r>
         <w:rPr>
           <w:i/>
-        </w:rPr>
-        <w:t xml:space="preserve"> </w:t>
-      </w:r>
-      <w:r>
-        <w:rPr>
-          <w:i/>
+          <w:iCs/>
+        </w:rPr>
+        <w:t xml:space="preserve"> </w:t>
+      </w:r>
+      <w:r>
+        <w:rPr>
+          <w:i/>
+          <w:iCs/>
         </w:rPr>
         <w:t xml:space="preserve">Inc.</w:t>
       </w:r>
@@ -1051,6 +1146,9 @@
         <w:t xml:space="preserve">2008)</w:t>
       </w:r>
       <w:r>
+        <w:t xml:space="preserve">   </w:t>
+      </w:r>
+      <w:r>
         <w:tab/>
       </w:r>
       <w:r>
@@ -1059,63 +1157,73 @@
     </w:p>
     <w:p>
       <w:pPr>
+        <w:keepLines/>
         <w:tabs>
           <w:tab w:val="right" w:leader="dot" w:pos="9360"/>
         </w:tabs>
-        <w:spacing w:before="0" w:after="204" w:line="240" w:lineRule="auto"/>
-        <w:ind w:left="720" w:hanging="720"/>
-      </w:pPr>
-      <w:r>
-        <w:rPr>
-          <w:i/>
+        <w:spacing w:before="204" w:after="0" w:line="276" w:lineRule="exact"/>
+        <w:ind w:left="720" w:right="1120" w:hanging="720"/>
+      </w:pPr>
+      <w:r>
+        <w:rPr>
+          <w:i/>
+          <w:iCs/>
         </w:rPr>
         <w:t xml:space="preserve">Hornby</w:t>
       </w:r>
       <w:r>
         <w:rPr>
           <w:i/>
-        </w:rPr>
-        <w:t xml:space="preserve"> </w:t>
-      </w:r>
-      <w:r>
-        <w:rPr>
-          <w:i/>
+          <w:iCs/>
+        </w:rPr>
+        <w:t xml:space="preserve"> </w:t>
+      </w:r>
+      <w:r>
+        <w:rPr>
+          <w:i/>
+          <w:iCs/>
         </w:rPr>
         <w:t xml:space="preserve">v.</w:t>
       </w:r>
       <w:r>
         <w:rPr>
           <w:i/>
-        </w:rPr>
-        <w:t xml:space="preserve"> </w:t>
-      </w:r>
-      <w:r>
-        <w:rPr>
-          <w:i/>
+          <w:iCs/>
+        </w:rPr>
+        <w:t xml:space="preserve"> </w:t>
+      </w:r>
+      <w:r>
+        <w:rPr>
+          <w:i/>
+          <w:iCs/>
         </w:rPr>
         <w:t xml:space="preserve">TJX</w:t>
       </w:r>
       <w:r>
         <w:rPr>
           <w:i/>
-        </w:rPr>
-        <w:t xml:space="preserve"> </w:t>
-      </w:r>
-      <w:r>
-        <w:rPr>
-          <w:i/>
+          <w:iCs/>
+        </w:rPr>
+        <w:t xml:space="preserve"> </w:t>
+      </w:r>
+      <w:r>
+        <w:rPr>
+          <w:i/>
+          <w:iCs/>
         </w:rPr>
         <w:t xml:space="preserve">Cos.,</w:t>
       </w:r>
       <w:r>
         <w:rPr>
           <w:i/>
-        </w:rPr>
-        <w:t xml:space="preserve"> </w:t>
-      </w:r>
-      <w:r>
-        <w:rPr>
-          <w:i/>
+          <w:iCs/>
+        </w:rPr>
+        <w:t xml:space="preserve"> </w:t>
+      </w:r>
+      <w:r>
+        <w:rPr>
+          <w:i/>
+          <w:iCs/>
         </w:rPr>
         <w:t xml:space="preserve">Inc.</w:t>
       </w:r>
@@ -1129,7 +1237,13 @@
         <w:t xml:space="preserve"> </w:t>
       </w:r>
       <w:r>
-        <w:t xml:space="preserve">No. 92044369,</w:t>
+        <w:t xml:space="preserve">No.</w:t>
+      </w:r>
+      <w:r>
+        <w:t xml:space="preserve"> </w:t>
+      </w:r>
+      <w:r>
+        <w:t xml:space="preserve">92044369,</w:t>
       </w:r>
       <w:r>
         <w:t xml:space="preserve"> </w:t>
@@ -1159,7 +1273,13 @@
         <w:t xml:space="preserve"> </w:t>
       </w:r>
       <w:r>
-        <w:t xml:space="preserve">Apr. 22,</w:t>
+        <w:t xml:space="preserve">Apr.</w:t>
+      </w:r>
+      <w:r>
+        <w:t xml:space="preserve"> </w:t>
+      </w:r>
+      <w:r>
+        <w:t xml:space="preserve">22,</w:t>
       </w:r>
       <w:r>
         <w:t xml:space="preserve"> </w:t>
@@ -1168,6 +1288,9 @@
         <w:t xml:space="preserve">2008)</w:t>
       </w:r>
       <w:r>
+        <w:t xml:space="preserve">   </w:t>
+      </w:r>
+      <w:r>
         <w:tab/>
       </w:r>
       <w:r>
@@ -1176,75 +1299,87 @@
     </w:p>
     <w:p>
       <w:pPr>
+        <w:keepLines/>
         <w:tabs>
           <w:tab w:val="right" w:leader="dot" w:pos="9360"/>
         </w:tabs>
-        <w:spacing w:before="0" w:after="204" w:line="240" w:lineRule="auto"/>
-        <w:ind w:left="720" w:hanging="720"/>
-      </w:pPr>
-      <w:r>
-        <w:rPr>
-          <w:i/>
+        <w:spacing w:before="204" w:after="0" w:line="276" w:lineRule="exact"/>
+        <w:ind w:left="720" w:right="1120" w:hanging="720"/>
+      </w:pPr>
+      <w:r>
+        <w:rPr>
+          <w:i/>
+          <w:iCs/>
         </w:rPr>
         <w:t xml:space="preserve">In</w:t>
       </w:r>
       <w:r>
         <w:rPr>
           <w:i/>
-        </w:rPr>
-        <w:t xml:space="preserve"> </w:t>
-      </w:r>
-      <w:r>
-        <w:rPr>
-          <w:i/>
+          <w:iCs/>
+        </w:rPr>
+        <w:t xml:space="preserve"> </w:t>
+      </w:r>
+      <w:r>
+        <w:rPr>
+          <w:i/>
+          <w:iCs/>
         </w:rPr>
         <w:t xml:space="preserve">re</w:t>
       </w:r>
       <w:r>
         <w:rPr>
           <w:i/>
-        </w:rPr>
-        <w:t xml:space="preserve"> </w:t>
-      </w:r>
-      <w:r>
-        <w:rPr>
-          <w:i/>
+          <w:iCs/>
+        </w:rPr>
+        <w:t xml:space="preserve"> </w:t>
+      </w:r>
+      <w:r>
+        <w:rPr>
+          <w:i/>
+          <w:iCs/>
         </w:rPr>
         <w:t xml:space="preserve">Cook</w:t>
       </w:r>
       <w:r>
         <w:rPr>
           <w:i/>
-        </w:rPr>
-        <w:t xml:space="preserve"> </w:t>
-      </w:r>
-      <w:r>
-        <w:rPr>
-          <w:i/>
+          <w:iCs/>
+        </w:rPr>
+        <w:t xml:space="preserve"> </w:t>
+      </w:r>
+      <w:r>
+        <w:rPr>
+          <w:i/>
+          <w:iCs/>
         </w:rPr>
         <w:t xml:space="preserve">Med.</w:t>
       </w:r>
       <w:r>
         <w:rPr>
           <w:i/>
-        </w:rPr>
-        <w:t xml:space="preserve"> </w:t>
-      </w:r>
-      <w:r>
-        <w:rPr>
-          <w:i/>
+          <w:iCs/>
+        </w:rPr>
+        <w:t xml:space="preserve"> </w:t>
+      </w:r>
+      <w:r>
+        <w:rPr>
+          <w:i/>
+          <w:iCs/>
         </w:rPr>
         <w:t xml:space="preserve">Techns.</w:t>
       </w:r>
       <w:r>
         <w:rPr>
           <w:i/>
-        </w:rPr>
-        <w:t xml:space="preserve"> </w:t>
-      </w:r>
-      <w:r>
-        <w:rPr>
-          <w:i/>
+          <w:iCs/>
+        </w:rPr>
+        <w:t xml:space="preserve"> </w:t>
+      </w:r>
+      <w:r>
+        <w:rPr>
+          <w:i/>
+          <w:iCs/>
         </w:rPr>
         <w:t xml:space="preserve">LLC</w:t>
       </w:r>
@@ -1279,6 +1414,9 @@
         <w:t xml:space="preserve">2012)</w:t>
       </w:r>
       <w:r>
+        <w:t xml:space="preserve">   </w:t>
+      </w:r>
+      <w:r>
         <w:tab/>
       </w:r>
       <w:r>
@@ -1287,63 +1425,73 @@
     </w:p>
     <w:p>
       <w:pPr>
+        <w:keepLines/>
         <w:tabs>
           <w:tab w:val="right" w:leader="dot" w:pos="9360"/>
         </w:tabs>
-        <w:spacing w:before="0" w:after="204" w:line="240" w:lineRule="auto"/>
-        <w:ind w:left="720" w:hanging="720"/>
-      </w:pPr>
-      <w:r>
-        <w:rPr>
-          <w:i/>
+        <w:spacing w:before="204" w:after="0" w:line="276" w:lineRule="exact"/>
+        <w:ind w:left="720" w:right="1120" w:hanging="720"/>
+      </w:pPr>
+      <w:r>
+        <w:rPr>
+          <w:i/>
+          <w:iCs/>
         </w:rPr>
         <w:t xml:space="preserve">In</w:t>
       </w:r>
       <w:r>
         <w:rPr>
           <w:i/>
-        </w:rPr>
-        <w:t xml:space="preserve"> </w:t>
-      </w:r>
-      <w:r>
-        <w:rPr>
-          <w:i/>
+          <w:iCs/>
+        </w:rPr>
+        <w:t xml:space="preserve"> </w:t>
+      </w:r>
+      <w:r>
+        <w:rPr>
+          <w:i/>
+          <w:iCs/>
         </w:rPr>
         <w:t xml:space="preserve">re</w:t>
       </w:r>
       <w:r>
         <w:rPr>
           <w:i/>
-        </w:rPr>
-        <w:t xml:space="preserve"> </w:t>
-      </w:r>
-      <w:r>
-        <w:rPr>
-          <w:i/>
+          <w:iCs/>
+        </w:rPr>
+        <w:t xml:space="preserve"> </w:t>
+      </w:r>
+      <w:r>
+        <w:rPr>
+          <w:i/>
+          <w:iCs/>
         </w:rPr>
         <w:t xml:space="preserve">H.D.</w:t>
       </w:r>
       <w:r>
         <w:rPr>
           <w:i/>
-        </w:rPr>
-        <w:t xml:space="preserve"> </w:t>
-      </w:r>
-      <w:r>
-        <w:rPr>
-          <w:i/>
+          <w:iCs/>
+        </w:rPr>
+        <w:t xml:space="preserve"> </w:t>
+      </w:r>
+      <w:r>
+        <w:rPr>
+          <w:i/>
+          <w:iCs/>
         </w:rPr>
         <w:t xml:space="preserve">Vest,</w:t>
       </w:r>
       <w:r>
         <w:rPr>
           <w:i/>
-        </w:rPr>
-        <w:t xml:space="preserve"> </w:t>
-      </w:r>
-      <w:r>
-        <w:rPr>
-          <w:i/>
+          <w:iCs/>
+        </w:rPr>
+        <w:t xml:space="preserve"> </w:t>
+      </w:r>
+      <w:r>
+        <w:rPr>
+          <w:i/>
+          <w:iCs/>
         </w:rPr>
         <w:t xml:space="preserve">Inc.</w:t>
       </w:r>
@@ -1357,7 +1505,13 @@
         <w:t xml:space="preserve"> </w:t>
       </w:r>
       <w:r>
-        <w:t xml:space="preserve">No. 77599306,</w:t>
+        <w:t xml:space="preserve">No.</w:t>
+      </w:r>
+      <w:r>
+        <w:t xml:space="preserve"> </w:t>
+      </w:r>
+      <w:r>
+        <w:t xml:space="preserve">77599306,</w:t>
       </w:r>
       <w:r>
         <w:t xml:space="preserve"> </w:t>
@@ -1387,7 +1541,13 @@
         <w:t xml:space="preserve"> </w:t>
       </w:r>
       <w:r>
-        <w:t xml:space="preserve">Jan. 31,</w:t>
+        <w:t xml:space="preserve">Jan.</w:t>
+      </w:r>
+      <w:r>
+        <w:t xml:space="preserve"> </w:t>
+      </w:r>
+      <w:r>
+        <w:t xml:space="preserve">31,</w:t>
       </w:r>
       <w:r>
         <w:t xml:space="preserve"> </w:t>
@@ -1396,6 +1556,9 @@
         <w:t xml:space="preserve">2011)</w:t>
       </w:r>
       <w:r>
+        <w:t xml:space="preserve">   </w:t>
+      </w:r>
+      <w:r>
         <w:tab/>
       </w:r>
       <w:r>
@@ -1404,75 +1567,101 @@
     </w:p>
     <w:p>
       <w:pPr>
+        <w:keepLines/>
         <w:tabs>
           <w:tab w:val="right" w:leader="dot" w:pos="9360"/>
         </w:tabs>
-        <w:spacing w:before="0" w:after="204" w:line="240" w:lineRule="auto"/>
-        <w:ind w:left="720" w:hanging="720"/>
-      </w:pPr>
-      <w:r>
-        <w:rPr>
-          <w:i/>
+        <w:spacing w:before="204" w:after="0" w:line="276" w:lineRule="exact"/>
+        <w:ind w:left="720" w:right="1120" w:hanging="720"/>
+      </w:pPr>
+      <w:r>
+        <w:rPr>
+          <w:i/>
+          <w:iCs/>
         </w:rPr>
         <w:t xml:space="preserve">Interstate</w:t>
       </w:r>
       <w:r>
         <w:rPr>
           <w:i/>
-        </w:rPr>
-        <w:t xml:space="preserve"> </w:t>
-      </w:r>
-      <w:r>
-        <w:rPr>
-          <w:i/>
+          <w:iCs/>
+        </w:rPr>
+        <w:t xml:space="preserve"> </w:t>
+      </w:r>
+      <w:r>
+        <w:rPr>
+          <w:i/>
+          <w:iCs/>
         </w:rPr>
         <w:t xml:space="preserve">Brands</w:t>
       </w:r>
       <w:r>
         <w:rPr>
           <w:i/>
-        </w:rPr>
-        <w:t xml:space="preserve"> </w:t>
-      </w:r>
-      <w:r>
-        <w:rPr>
-          <w:i/>
-        </w:rPr>
-        <w:t xml:space="preserve">Corp. v.</w:t>
-      </w:r>
-      <w:r>
-        <w:rPr>
-          <w:i/>
-        </w:rPr>
-        <w:t xml:space="preserve"> </w:t>
-      </w:r>
-      <w:r>
-        <w:rPr>
-          <w:i/>
+          <w:iCs/>
+        </w:rPr>
+        <w:t xml:space="preserve"> </w:t>
+      </w:r>
+      <w:r>
+        <w:rPr>
+          <w:i/>
+          <w:iCs/>
+        </w:rPr>
+        <w:t xml:space="preserve">Corp.</w:t>
+      </w:r>
+      <w:r>
+        <w:rPr>
+          <w:i/>
+          <w:iCs/>
+        </w:rPr>
+        <w:t xml:space="preserve"> </w:t>
+      </w:r>
+      <w:r>
+        <w:rPr>
+          <w:i/>
+          <w:iCs/>
+        </w:rPr>
+        <w:t xml:space="preserve">v.</w:t>
+      </w:r>
+      <w:r>
+        <w:rPr>
+          <w:i/>
+          <w:iCs/>
+        </w:rPr>
+        <w:t xml:space="preserve"> </w:t>
+      </w:r>
+      <w:r>
+        <w:rPr>
+          <w:i/>
+          <w:iCs/>
         </w:rPr>
         <w:t xml:space="preserve">McKee</w:t>
       </w:r>
       <w:r>
         <w:rPr>
           <w:i/>
-        </w:rPr>
-        <w:t xml:space="preserve"> </w:t>
-      </w:r>
-      <w:r>
-        <w:rPr>
-          <w:i/>
+          <w:iCs/>
+        </w:rPr>
+        <w:t xml:space="preserve"> </w:t>
+      </w:r>
+      <w:r>
+        <w:rPr>
+          <w:i/>
+          <w:iCs/>
         </w:rPr>
         <w:t xml:space="preserve">Foods</w:t>
       </w:r>
       <w:r>
         <w:rPr>
           <w:i/>
-        </w:rPr>
-        <w:t xml:space="preserve"> </w:t>
-      </w:r>
-      <w:r>
-        <w:rPr>
-          <w:i/>
+          <w:iCs/>
+        </w:rPr>
+        <w:t xml:space="preserve"> </w:t>
+      </w:r>
+      <w:r>
+        <w:rPr>
+          <w:i/>
+          <w:iCs/>
         </w:rPr>
         <w:t xml:space="preserve">Corp.</w:t>
       </w:r>
@@ -1507,6 +1696,9 @@
         <w:t xml:space="preserve">2000)</w:t>
       </w:r>
       <w:r>
+        <w:t xml:space="preserve">   </w:t>
+      </w:r>
+      <w:r>
         <w:tab/>
       </w:r>
       <w:r>
@@ -1515,87 +1707,115 @@
     </w:p>
     <w:p>
       <w:pPr>
+        <w:keepLines/>
         <w:tabs>
           <w:tab w:val="right" w:leader="dot" w:pos="9360"/>
         </w:tabs>
-        <w:spacing w:before="0" w:after="204" w:line="240" w:lineRule="auto"/>
-        <w:ind w:left="720" w:hanging="720"/>
-      </w:pPr>
-      <w:r>
-        <w:rPr>
-          <w:i/>
+        <w:spacing w:before="204" w:after="0" w:line="276" w:lineRule="exact"/>
+        <w:ind w:left="720" w:right="1120" w:hanging="720"/>
+      </w:pPr>
+      <w:r>
+        <w:rPr>
+          <w:i/>
+          <w:iCs/>
         </w:rPr>
         <w:t xml:space="preserve">J.E.M.</w:t>
       </w:r>
       <w:r>
         <w:rPr>
           <w:i/>
-        </w:rPr>
-        <w:t xml:space="preserve"> </w:t>
-      </w:r>
-      <w:r>
-        <w:rPr>
-          <w:i/>
+          <w:iCs/>
+        </w:rPr>
+        <w:t xml:space="preserve"> </w:t>
+      </w:r>
+      <w:r>
+        <w:rPr>
+          <w:i/>
+          <w:iCs/>
         </w:rPr>
         <w:t xml:space="preserve">Int’l</w:t>
       </w:r>
       <w:r>
         <w:rPr>
           <w:i/>
-        </w:rPr>
-        <w:t xml:space="preserve"> </w:t>
-      </w:r>
-      <w:r>
-        <w:rPr>
-          <w:i/>
-        </w:rPr>
-        <w:t xml:space="preserve">Inc. v.</w:t>
-      </w:r>
-      <w:r>
-        <w:rPr>
-          <w:i/>
-        </w:rPr>
-        <w:t xml:space="preserve"> </w:t>
-      </w:r>
-      <w:r>
-        <w:rPr>
-          <w:i/>
+          <w:iCs/>
+        </w:rPr>
+        <w:t xml:space="preserve"> </w:t>
+      </w:r>
+      <w:r>
+        <w:rPr>
+          <w:i/>
+          <w:iCs/>
+        </w:rPr>
+        <w:t xml:space="preserve">Inc.</w:t>
+      </w:r>
+      <w:r>
+        <w:rPr>
+          <w:i/>
+          <w:iCs/>
+        </w:rPr>
+        <w:t xml:space="preserve"> </w:t>
+      </w:r>
+      <w:r>
+        <w:rPr>
+          <w:i/>
+          <w:iCs/>
+        </w:rPr>
+        <w:t xml:space="preserve">v.</w:t>
+      </w:r>
+      <w:r>
+        <w:rPr>
+          <w:i/>
+          <w:iCs/>
+        </w:rPr>
+        <w:t xml:space="preserve"> </w:t>
+      </w:r>
+      <w:r>
+        <w:rPr>
+          <w:i/>
+          <w:iCs/>
         </w:rPr>
         <w:t xml:space="preserve">Happy</w:t>
       </w:r>
       <w:r>
         <w:rPr>
           <w:i/>
-        </w:rPr>
-        <w:t xml:space="preserve"> </w:t>
-      </w:r>
-      <w:r>
-        <w:rPr>
-          <w:i/>
+          <w:iCs/>
+        </w:rPr>
+        <w:t xml:space="preserve"> </w:t>
+      </w:r>
+      <w:r>
+        <w:rPr>
+          <w:i/>
+          <w:iCs/>
         </w:rPr>
         <w:t xml:space="preserve">Rompers</w:t>
       </w:r>
       <w:r>
         <w:rPr>
           <w:i/>
-        </w:rPr>
-        <w:t xml:space="preserve"> </w:t>
-      </w:r>
-      <w:r>
-        <w:rPr>
-          <w:i/>
+          <w:iCs/>
+        </w:rPr>
+        <w:t xml:space="preserve"> </w:t>
+      </w:r>
+      <w:r>
+        <w:rPr>
+          <w:i/>
+          <w:iCs/>
         </w:rPr>
         <w:t xml:space="preserve">Creations</w:t>
       </w:r>
       <w:r>
         <w:rPr>
           <w:i/>
-        </w:rPr>
-        <w:t xml:space="preserve"> </w:t>
-      </w:r>
-      <w:r>
-        <w:rPr>
-          <w:i/>
+          <w:iCs/>
+        </w:rPr>
+        <w:t xml:space="preserve"> </w:t>
+      </w:r>
+      <w:r>
+        <w:rPr>
+          <w:i/>
+          <w:iCs/>
         </w:rPr>
         <w:t xml:space="preserve">Corp.</w:t>
       </w:r>
@@ -1630,6 +1850,9 @@
         <w:t xml:space="preserve">2005)</w:t>
       </w:r>
       <w:r>
+        <w:t xml:space="preserve">   </w:t>
+      </w:r>
+      <w:r>
         <w:tab/>
       </w:r>
       <w:r>
@@ -1638,75 +1861,101 @@
     </w:p>
     <w:p>
       <w:pPr>
+        <w:keepLines/>
         <w:tabs>
           <w:tab w:val="right" w:leader="dot" w:pos="9360"/>
         </w:tabs>
-        <w:spacing w:before="0" w:after="204" w:line="240" w:lineRule="auto"/>
-        <w:ind w:left="720" w:hanging="720"/>
-      </w:pPr>
-      <w:r>
-        <w:rPr>
-          <w:i/>
+        <w:spacing w:before="204" w:after="0" w:line="276" w:lineRule="exact"/>
+        <w:ind w:left="720" w:right="1120" w:hanging="720"/>
+      </w:pPr>
+      <w:r>
+        <w:rPr>
+          <w:i/>
+          <w:iCs/>
         </w:rPr>
         <w:t xml:space="preserve">Lipton</w:t>
       </w:r>
       <w:r>
         <w:rPr>
           <w:i/>
-        </w:rPr>
-        <w:t xml:space="preserve"> </w:t>
-      </w:r>
-      <w:r>
-        <w:rPr>
-          <w:i/>
+          <w:iCs/>
+        </w:rPr>
+        <w:t xml:space="preserve"> </w:t>
+      </w:r>
+      <w:r>
+        <w:rPr>
+          <w:i/>
+          <w:iCs/>
         </w:rPr>
         <w:t xml:space="preserve">Indus.,</w:t>
       </w:r>
       <w:r>
         <w:rPr>
           <w:i/>
-        </w:rPr>
-        <w:t xml:space="preserve"> </w:t>
-      </w:r>
-      <w:r>
-        <w:rPr>
-          <w:i/>
-        </w:rPr>
-        <w:t xml:space="preserve">Inc. v.</w:t>
-      </w:r>
-      <w:r>
-        <w:rPr>
-          <w:i/>
-        </w:rPr>
-        <w:t xml:space="preserve"> </w:t>
-      </w:r>
-      <w:r>
-        <w:rPr>
-          <w:i/>
+          <w:iCs/>
+        </w:rPr>
+        <w:t xml:space="preserve"> </w:t>
+      </w:r>
+      <w:r>
+        <w:rPr>
+          <w:i/>
+          <w:iCs/>
+        </w:rPr>
+        <w:t xml:space="preserve">Inc.</w:t>
+      </w:r>
+      <w:r>
+        <w:rPr>
+          <w:i/>
+          <w:iCs/>
+        </w:rPr>
+        <w:t xml:space="preserve"> </w:t>
+      </w:r>
+      <w:r>
+        <w:rPr>
+          <w:i/>
+          <w:iCs/>
+        </w:rPr>
+        <w:t xml:space="preserve">v.</w:t>
+      </w:r>
+      <w:r>
+        <w:rPr>
+          <w:i/>
+          <w:iCs/>
+        </w:rPr>
+        <w:t xml:space="preserve"> </w:t>
+      </w:r>
+      <w:r>
+        <w:rPr>
+          <w:i/>
+          <w:iCs/>
         </w:rPr>
         <w:t xml:space="preserve">Ralston</w:t>
       </w:r>
       <w:r>
         <w:rPr>
           <w:i/>
-        </w:rPr>
-        <w:t xml:space="preserve"> </w:t>
-      </w:r>
-      <w:r>
-        <w:rPr>
-          <w:i/>
+          <w:iCs/>
+        </w:rPr>
+        <w:t xml:space="preserve"> </w:t>
+      </w:r>
+      <w:r>
+        <w:rPr>
+          <w:i/>
+          <w:iCs/>
         </w:rPr>
         <w:t xml:space="preserve">Purina</w:t>
       </w:r>
       <w:r>
         <w:rPr>
           <w:i/>
-        </w:rPr>
-        <w:t xml:space="preserve"> </w:t>
-      </w:r>
-      <w:r>
-        <w:rPr>
-          <w:i/>
+          <w:iCs/>
+        </w:rPr>
+        <w:t xml:space="preserve"> </w:t>
+      </w:r>
+      <w:r>
+        <w:rPr>
+          <w:i/>
+          <w:iCs/>
         </w:rPr>
         <w:t xml:space="preserve">Co.</w:t>
       </w:r>
@@ -1741,6 +1990,9 @@
         <w:t xml:space="preserve">1982)</w:t>
       </w:r>
       <w:r>
+        <w:t xml:space="preserve">   </w:t>
+      </w:r>
+      <w:r>
         <w:tab/>
       </w:r>
       <w:r>
@@ -1749,111 +2001,129 @@
     </w:p>
     <w:p>
       <w:pPr>
+        <w:keepLines/>
         <w:tabs>
           <w:tab w:val="right" w:leader="dot" w:pos="9360"/>
         </w:tabs>
-        <w:spacing w:before="0" w:after="204" w:line="240" w:lineRule="auto"/>
-        <w:ind w:left="720" w:hanging="720"/>
-      </w:pPr>
-      <w:r>
-        <w:rPr>
-          <w:i/>
+        <w:spacing w:before="204" w:after="0" w:line="276" w:lineRule="exact"/>
+        <w:ind w:left="720" w:right="1120" w:hanging="720"/>
+      </w:pPr>
+      <w:r>
+        <w:rPr>
+          <w:i/>
+          <w:iCs/>
         </w:rPr>
         <w:t xml:space="preserve">N.Y.</w:t>
       </w:r>
       <w:r>
         <w:rPr>
           <w:i/>
-        </w:rPr>
-        <w:t xml:space="preserve"> </w:t>
-      </w:r>
-      <w:r>
-        <w:rPr>
-          <w:i/>
+          <w:iCs/>
+        </w:rPr>
+        <w:t xml:space="preserve"> </w:t>
+      </w:r>
+      <w:r>
+        <w:rPr>
+          <w:i/>
+          <w:iCs/>
         </w:rPr>
         <w:t xml:space="preserve">Yankees</w:t>
       </w:r>
       <w:r>
         <w:rPr>
           <w:i/>
-        </w:rPr>
-        <w:t xml:space="preserve"> </w:t>
-      </w:r>
-      <w:r>
-        <w:rPr>
-          <w:i/>
+          <w:iCs/>
+        </w:rPr>
+        <w:t xml:space="preserve"> </w:t>
+      </w:r>
+      <w:r>
+        <w:rPr>
+          <w:i/>
+          <w:iCs/>
         </w:rPr>
         <w:t xml:space="preserve">P’ship</w:t>
       </w:r>
       <w:r>
         <w:rPr>
           <w:i/>
-        </w:rPr>
-        <w:t xml:space="preserve"> </w:t>
-      </w:r>
-      <w:r>
-        <w:rPr>
-          <w:i/>
+          <w:iCs/>
+        </w:rPr>
+        <w:t xml:space="preserve"> </w:t>
+      </w:r>
+      <w:r>
+        <w:rPr>
+          <w:i/>
+          <w:iCs/>
         </w:rPr>
         <w:t xml:space="preserve">v.</w:t>
       </w:r>
       <w:r>
         <w:rPr>
           <w:i/>
-        </w:rPr>
-        <w:t xml:space="preserve"> </w:t>
-      </w:r>
-      <w:r>
-        <w:rPr>
-          <w:i/>
+          <w:iCs/>
+        </w:rPr>
+        <w:t xml:space="preserve"> </w:t>
+      </w:r>
+      <w:r>
+        <w:rPr>
+          <w:i/>
+          <w:iCs/>
         </w:rPr>
         <w:t xml:space="preserve">IET</w:t>
       </w:r>
       <w:r>
         <w:rPr>
           <w:i/>
-        </w:rPr>
-        <w:t xml:space="preserve"> </w:t>
-      </w:r>
-      <w:r>
-        <w:rPr>
-          <w:i/>
+          <w:iCs/>
+        </w:rPr>
+        <w:t xml:space="preserve"> </w:t>
+      </w:r>
+      <w:r>
+        <w:rPr>
+          <w:i/>
+          <w:iCs/>
         </w:rPr>
         <w:t xml:space="preserve">Prods.</w:t>
       </w:r>
       <w:r>
         <w:rPr>
           <w:i/>
-        </w:rPr>
-        <w:t xml:space="preserve"> </w:t>
-      </w:r>
-      <w:r>
-        <w:rPr>
-          <w:i/>
+          <w:iCs/>
+        </w:rPr>
+        <w:t xml:space="preserve"> </w:t>
+      </w:r>
+      <w:r>
+        <w:rPr>
+          <w:i/>
+          <w:iCs/>
         </w:rPr>
         <w:t xml:space="preserve">&amp;</w:t>
       </w:r>
       <w:r>
         <w:rPr>
           <w:i/>
-        </w:rPr>
-        <w:t xml:space="preserve"> </w:t>
-      </w:r>
-      <w:r>
-        <w:rPr>
-          <w:i/>
+          <w:iCs/>
+        </w:rPr>
+        <w:t xml:space="preserve"> </w:t>
+      </w:r>
+      <w:r>
+        <w:rPr>
+          <w:i/>
+          <w:iCs/>
         </w:rPr>
         <w:t xml:space="preserve">Servs.,</w:t>
       </w:r>
       <w:r>
         <w:rPr>
           <w:i/>
-        </w:rPr>
-        <w:t xml:space="preserve"> </w:t>
-      </w:r>
-      <w:r>
-        <w:rPr>
-          <w:i/>
+          <w:iCs/>
+        </w:rPr>
+        <w:t xml:space="preserve"> </w:t>
+      </w:r>
+      <w:r>
+        <w:rPr>
+          <w:i/>
+          <w:iCs/>
         </w:rPr>
         <w:t xml:space="preserve">Inc.</w:t>
       </w:r>
@@ -1888,6 +2158,9 @@
         <w:t xml:space="preserve">2015)</w:t>
       </w:r>
       <w:r>
+        <w:t xml:space="preserve">   </w:t>
+      </w:r>
+      <w:r>
         <w:tab/>
       </w:r>
       <w:r>
@@ -1896,39 +2169,45 @@
     </w:p>
     <w:p>
       <w:pPr>
+        <w:keepLines/>
         <w:tabs>
           <w:tab w:val="right" w:leader="dot" w:pos="9360"/>
         </w:tabs>
-        <w:spacing w:before="0" w:after="204" w:line="240" w:lineRule="auto"/>
-        <w:ind w:left="720" w:hanging="720"/>
-      </w:pPr>
-      <w:r>
-        <w:rPr>
-          <w:i/>
+        <w:spacing w:before="204" w:after="0" w:line="276" w:lineRule="exact"/>
+        <w:ind w:left="720" w:right="1120" w:hanging="720"/>
+      </w:pPr>
+      <w:r>
+        <w:rPr>
+          <w:i/>
+          <w:iCs/>
         </w:rPr>
         <w:t xml:space="preserve">Ritchie</w:t>
       </w:r>
       <w:r>
         <w:rPr>
           <w:i/>
-        </w:rPr>
-        <w:t xml:space="preserve"> </w:t>
-      </w:r>
-      <w:r>
-        <w:rPr>
-          <w:i/>
+          <w:iCs/>
+        </w:rPr>
+        <w:t xml:space="preserve"> </w:t>
+      </w:r>
+      <w:r>
+        <w:rPr>
+          <w:i/>
+          <w:iCs/>
         </w:rPr>
         <w:t xml:space="preserve">v.</w:t>
       </w:r>
       <w:r>
         <w:rPr>
           <w:i/>
-        </w:rPr>
-        <w:t xml:space="preserve"> </w:t>
-      </w:r>
-      <w:r>
-        <w:rPr>
-          <w:i/>
+          <w:iCs/>
+        </w:rPr>
+        <w:t xml:space="preserve"> </w:t>
+      </w:r>
+      <w:r>
+        <w:rPr>
+          <w:i/>
+          <w:iCs/>
         </w:rPr>
         <w:t xml:space="preserve">Simpson</w:t>
       </w:r>
@@ -1969,6 +2248,9 @@
         <w:t xml:space="preserve">1999)</w:t>
       </w:r>
       <w:r>
+        <w:t xml:space="preserve">   </w:t>
+      </w:r>
+      <w:r>
         <w:tab/>
       </w:r>
       <w:r>
@@ -1977,63 +2259,101 @@
     </w:p>
     <w:p>
       <w:pPr>
+        <w:keepLines/>
         <w:tabs>
           <w:tab w:val="right" w:leader="dot" w:pos="9360"/>
         </w:tabs>
-        <w:spacing w:before="0" w:after="204" w:line="240" w:lineRule="auto"/>
-        <w:ind w:left="720" w:hanging="720"/>
-      </w:pPr>
-      <w:r>
-        <w:rPr>
-          <w:i/>
+        <w:spacing w:before="204" w:after="0" w:line="276" w:lineRule="exact"/>
+        <w:ind w:left="720" w:right="1120" w:hanging="720"/>
+      </w:pPr>
+      <w:r>
+        <w:rPr>
+          <w:i/>
+          <w:iCs/>
         </w:rPr>
         <w:t xml:space="preserve">Warner</w:t>
       </w:r>
       <w:r>
         <w:rPr>
           <w:i/>
-        </w:rPr>
-        <w:t xml:space="preserve"> </w:t>
-      </w:r>
-      <w:r>
-        <w:rPr>
-          <w:i/>
-        </w:rPr>
-        <w:t xml:space="preserve">Bros. Entm’t,</w:t>
-      </w:r>
-      <w:r>
-        <w:rPr>
-          <w:i/>
-        </w:rPr>
-        <w:t xml:space="preserve"> </w:t>
-      </w:r>
-      <w:r>
-        <w:rPr>
-          <w:i/>
-        </w:rPr>
-        <w:t xml:space="preserve">Inc. v.</w:t>
-      </w:r>
-      <w:r>
-        <w:rPr>
-          <w:i/>
-        </w:rPr>
-        <w:t xml:space="preserve"> </w:t>
-      </w:r>
-      <w:r>
-        <w:rPr>
-          <w:i/>
+          <w:iCs/>
+        </w:rPr>
+        <w:t xml:space="preserve"> </w:t>
+      </w:r>
+      <w:r>
+        <w:rPr>
+          <w:i/>
+          <w:iCs/>
+        </w:rPr>
+        <w:t xml:space="preserve">Bros.</w:t>
+      </w:r>
+      <w:r>
+        <w:rPr>
+          <w:i/>
+          <w:iCs/>
+        </w:rPr>
+        <w:t xml:space="preserve"> </w:t>
+      </w:r>
+      <w:r>
+        <w:rPr>
+          <w:i/>
+          <w:iCs/>
+        </w:rPr>
+        <w:t xml:space="preserve">Entm’t,</w:t>
+      </w:r>
+      <w:r>
+        <w:rPr>
+          <w:i/>
+          <w:iCs/>
+        </w:rPr>
+        <w:t xml:space="preserve"> </w:t>
+      </w:r>
+      <w:r>
+        <w:rPr>
+          <w:i/>
+          <w:iCs/>
+        </w:rPr>
+        <w:t xml:space="preserve">Inc.</w:t>
+      </w:r>
+      <w:r>
+        <w:rPr>
+          <w:i/>
+          <w:iCs/>
+        </w:rPr>
+        <w:t xml:space="preserve"> </w:t>
+      </w:r>
+      <w:r>
+        <w:rPr>
+          <w:i/>
+          <w:iCs/>
+        </w:rPr>
+        <w:t xml:space="preserve">v.</w:t>
+      </w:r>
+      <w:r>
+        <w:rPr>
+          <w:i/>
+          <w:iCs/>
+        </w:rPr>
+        <w:t xml:space="preserve"> </w:t>
+      </w:r>
+      <w:r>
+        <w:rPr>
+          <w:i/>
+          <w:iCs/>
         </w:rPr>
         <w:t xml:space="preserve">Kaplan</w:t>
       </w:r>
       <w:r>
         <w:rPr>
           <w:i/>
-        </w:rPr>
-        <w:t xml:space="preserve"> </w:t>
-      </w:r>
-      <w:r>
-        <w:rPr>
-          <w:i/>
+          <w:iCs/>
+        </w:rPr>
+        <w:t xml:space="preserve"> </w:t>
+      </w:r>
+      <w:r>
+        <w:rPr>
+          <w:i/>
+          <w:iCs/>
         </w:rPr>
         <w:t xml:space="preserve">Tr.</w:t>
       </w:r>
@@ -2047,7 +2367,13 @@
         <w:t xml:space="preserve"> </w:t>
       </w:r>
       <w:r>
-        <w:t xml:space="preserve">No. 92043813,</w:t>
+        <w:t xml:space="preserve">No.</w:t>
+      </w:r>
+      <w:r>
+        <w:t xml:space="preserve"> </w:t>
+      </w:r>
+      <w:r>
+        <w:t xml:space="preserve">92043813,</w:t>
       </w:r>
       <w:r>
         <w:t xml:space="preserve"> </w:t>
@@ -2083,7 +2409,13 @@
         <w:t xml:space="preserve"> </w:t>
       </w:r>
       <w:r>
-        <w:t xml:space="preserve">Aug. 22,</w:t>
+        <w:t xml:space="preserve">Aug.</w:t>
+      </w:r>
+      <w:r>
+        <w:t xml:space="preserve"> </w:t>
+      </w:r>
+      <w:r>
+        <w:t xml:space="preserve">22,</w:t>
       </w:r>
       <w:r>
         <w:t xml:space="preserve"> </w:t>
@@ -2092,6 +2424,9 @@
         <w:t xml:space="preserve">2007)</w:t>
       </w:r>
       <w:r>
+        <w:t xml:space="preserve">   </w:t>
+      </w:r>
+      <w:r>
         <w:tab/>
       </w:r>
       <w:r>
@@ -2100,75 +2435,101 @@
     </w:p>
     <w:p>
       <w:pPr>
+        <w:keepLines/>
         <w:tabs>
           <w:tab w:val="right" w:leader="dot" w:pos="9360"/>
         </w:tabs>
-        <w:spacing w:before="0" w:after="204" w:line="240" w:lineRule="auto"/>
-        <w:ind w:left="720" w:hanging="720"/>
-      </w:pPr>
-      <w:r>
-        <w:rPr>
-          <w:i/>
+        <w:spacing w:before="204" w:after="0" w:line="276" w:lineRule="exact"/>
+        <w:ind w:left="720" w:right="1120" w:hanging="720"/>
+      </w:pPr>
+      <w:r>
+        <w:rPr>
+          <w:i/>
+          <w:iCs/>
         </w:rPr>
         <w:t xml:space="preserve">Wet</w:t>
       </w:r>
       <w:r>
         <w:rPr>
           <w:i/>
-        </w:rPr>
-        <w:t xml:space="preserve"> </w:t>
-      </w:r>
-      <w:r>
-        <w:rPr>
-          <w:i/>
+          <w:iCs/>
+        </w:rPr>
+        <w:t xml:space="preserve"> </w:t>
+      </w:r>
+      <w:r>
+        <w:rPr>
+          <w:i/>
+          <w:iCs/>
         </w:rPr>
         <w:t xml:space="preserve">Seal</w:t>
       </w:r>
       <w:r>
         <w:rPr>
           <w:i/>
-        </w:rPr>
-        <w:t xml:space="preserve"> </w:t>
-      </w:r>
-      <w:r>
-        <w:rPr>
-          <w:i/>
-        </w:rPr>
-        <w:t xml:space="preserve">Inc. v.</w:t>
-      </w:r>
-      <w:r>
-        <w:rPr>
-          <w:i/>
-        </w:rPr>
-        <w:t xml:space="preserve"> </w:t>
-      </w:r>
-      <w:r>
-        <w:rPr>
-          <w:i/>
+          <w:iCs/>
+        </w:rPr>
+        <w:t xml:space="preserve"> </w:t>
+      </w:r>
+      <w:r>
+        <w:rPr>
+          <w:i/>
+          <w:iCs/>
+        </w:rPr>
+        <w:t xml:space="preserve">Inc.</w:t>
+      </w:r>
+      <w:r>
+        <w:rPr>
+          <w:i/>
+          <w:iCs/>
+        </w:rPr>
+        <w:t xml:space="preserve"> </w:t>
+      </w:r>
+      <w:r>
+        <w:rPr>
+          <w:i/>
+          <w:iCs/>
+        </w:rPr>
+        <w:t xml:space="preserve">v.</w:t>
+      </w:r>
+      <w:r>
+        <w:rPr>
+          <w:i/>
+          <w:iCs/>
+        </w:rPr>
+        <w:t xml:space="preserve"> </w:t>
+      </w:r>
+      <w:r>
+        <w:rPr>
+          <w:i/>
+          <w:iCs/>
         </w:rPr>
         <w:t xml:space="preserve">FD</w:t>
       </w:r>
       <w:r>
         <w:rPr>
           <w:i/>
-        </w:rPr>
-        <w:t xml:space="preserve"> </w:t>
-      </w:r>
-      <w:r>
-        <w:rPr>
-          <w:i/>
+          <w:iCs/>
+        </w:rPr>
+        <w:t xml:space="preserve"> </w:t>
+      </w:r>
+      <w:r>
+        <w:rPr>
+          <w:i/>
+          <w:iCs/>
         </w:rPr>
         <w:t xml:space="preserve">Mgmt.</w:t>
       </w:r>
       <w:r>
         <w:rPr>
           <w:i/>
-        </w:rPr>
-        <w:t xml:space="preserve"> </w:t>
-      </w:r>
-      <w:r>
-        <w:rPr>
-          <w:i/>
+          <w:iCs/>
+        </w:rPr>
+        <w:t xml:space="preserve"> </w:t>
+      </w:r>
+      <w:r>
+        <w:rPr>
+          <w:i/>
+          <w:iCs/>
         </w:rPr>
         <w:t xml:space="preserve">Inc.</w:t>
       </w:r>
@@ -2203,6 +2564,9 @@
         <w:t xml:space="preserve">2007)</w:t>
       </w:r>
       <w:r>
+        <w:t xml:space="preserve">   </w:t>
+      </w:r>
+      <w:r>
         <w:tab/>
       </w:r>
       <w:r>
@@ -2212,22 +2576,26 @@
     <w:p>
       <w:pPr>
         <w:keepNext/>
-        <w:spacing w:before="216" w:after="168" w:line="240" w:lineRule="auto"/>
-      </w:pPr>
-      <w:r>
-        <w:rPr>
-          <w:b/>
+        <w:keepLines/>
+        <w:spacing w:before="276" w:after="0" w:line="276" w:lineRule="exact"/>
+        <w:ind w:left="0" w:firstLine="0"/>
+      </w:pPr>
+      <w:r>
+        <w:rPr>
+          <w:b/>
+          <w:bCs/>
         </w:rPr>
         <w:t xml:space="preserve">Statutes</w:t>
       </w:r>
     </w:p>
     <w:p>
       <w:pPr>
+        <w:keepLines/>
         <w:tabs>
           <w:tab w:val="right" w:leader="dot" w:pos="9360"/>
         </w:tabs>
-        <w:spacing w:before="0" w:after="204" w:line="240" w:lineRule="auto"/>
-        <w:ind w:left="720" w:hanging="720"/>
+        <w:spacing w:before="204" w:after="0" w:line="276" w:lineRule="exact"/>
+        <w:ind w:left="720" w:right="1120" w:hanging="720"/>
       </w:pPr>
       <w:r>
         <w:t xml:space="preserve">15</w:t>
@@ -2245,12 +2613,15 @@
         <w:t xml:space="preserve">§</w:t>
       </w:r>
       <w:r>
-        <w:t xml:space="preserve"> </w:t>
+        <w:t xml:space="preserve"> </w:t>
       </w:r>
       <w:r>
         <w:t xml:space="preserve">1052(d)</w:t>
       </w:r>
       <w:r>
+        <w:t xml:space="preserve">   </w:t>
+      </w:r>
+      <w:r>
         <w:tab/>
       </w:r>
       <w:r>
@@ -2260,665 +2631,2300 @@
     <w:p>
       <w:pPr>
         <w:spacing w:before="0" w:after="0" w:line="20" w:lineRule="exact"/>
-        <w:ind w:firstLine="0"/>
+        <w:ind w:left="0" w:firstLine="0"/>
         <w:sectPr>
           <w:pgSz w:w="12240" w:h="15840"/>
-          <w:pgMar w:top="1440" w:right="1440" w:bottom="1440" w:left="1440" w:header="720" w:footer="720" w:gutter="0"/>
+          <w:pgMar w:top="1440" w:right="1440" w:bottom="1440" w:left="1440" w:header="720" w:footer="432" w:gutter="0"/>
           <w:pgNumType w:fmt="lowerRoman"/>
         </w:sectPr>
       </w:pPr>
     </w:p>
     <w:p>
       <w:pPr>
-        <w:pStyle w:val="Heading1"/>
-      </w:pPr>
-      <w:bookmarkStart w:id="9" w:name="_f990d51b53e36c17355a6666bd6589b8aa26857"/>
-      <w:r>
-        <w:t xml:space="preserve">I. INTRODUCTION</w:t>
-      </w:r>
-      <w:bookmarkEnd w:id="9"/>
-    </w:p>
-    <w:p>
-      <w:pPr>
-        <w:pStyle w:val="FirstParagraph"/>
-      </w:pPr>
-      <w:r>
-        <w:t xml:space="preserve">The purpose of Opposition proceedings based on allegations of likelihood of confusion is focused on issues surrounding the impact of registration of a contested mark on the Principal Register. Applicant, likely recognizing the weaknesses of its position, attempts to draw the Board’s attention to a number of irrelevant factors—i.e., the volume of sales of the parties’ respective LIFEJACKET products, whether speakers were within Opposer’s natural zone of expansion in 2014, and whether the parties’ LIFEJACKET products presently appear side-by-side at brick-and-mortar retailers. But the fact remains that what matters, and what this case is about, is whether registration of Applicant’s LIFEJACKET mark is likely to cause consumer confusion, mistake or deception and damage Opposer.</w:t>
-      </w:r>
-    </w:p>
-    <w:p>
-      <w:pPr>
-        <w:pStyle w:val="BodyText"/>
-      </w:pPr>
-      <w:r>
-        <w:t xml:space="preserve">This case is not about counterfeiting—whether consumers will think Applicant’s LIFEJACKET speaker cases are Opposer’s LIFEJACKET mobile device cases. This case is about whether consumers will mistakenly believe Applicant’s goods come from Opposer or the source of Opposer’s goods. This case is not about whether the parties’ goods are side-by-side on shelves today. This case is about whether the use of Applicant’s applied-for mark on Applicant’s recited goods creates the risk of a likelihood of consumer confusion or mistake (today or in the future) as to the source of Applicant’s goods.</w:t>
-      </w:r>
-    </w:p>
-    <w:p>
-      <w:pPr>
-        <w:pStyle w:val="BodyText"/>
-      </w:pPr>
-      <w:r>
-        <w:t xml:space="preserve">This case is not about the state of the market in 2014 (Applicant’s date of first use). The date restrictions Applicant seeks to apply to Opposer’s evidence is based on Applicant’s erroneous reliance on “zone of expansion” law, instead of law addressing the</w:t>
-      </w:r>
-      <w:r>
-        <w:t xml:space="preserve"> </w:t>
-      </w:r>
-      <w:r>
-        <w:rPr>
-          <w:i/>
-          <w:iCs/>
-        </w:rPr>
-        <w:t xml:space="preserve">duPont</w:t>
-      </w:r>
-      <w:r>
-        <w:t xml:space="preserve"> </w:t>
-      </w:r>
-      <w:r>
-        <w:t xml:space="preserve">factors. This case is about the entirety of the record presented by Opposer, most of which Applicant failed to address. Applicant did not present the Board with any counter-evidence. The record proves registration of LIFEJACKET to Applicant would be counter to 15 U.S.C. § 1052(d). This opposition should be sustained and the Board should refuse registration of Applicant’s mark.</w:t>
-      </w:r>
-    </w:p>
-    <w:p>
-      <w:pPr>
-        <w:pStyle w:val="Heading1"/>
-      </w:pPr>
-      <w:bookmarkStart w:id="10" w:name="_0c89c6ea39e4f6f318f1ba2e8291f4a8f842862"/>
-      <w:r>
-        <w:t xml:space="preserve">II. OPPOSER HAS STANDING THROUGH ITS OWNERSHIP OF AN INCONTESTABLE REGISTRATION AND CONTINUOUS USE OF THE LIFEJACKET MARK IN COMMERCE SINCE AT LEAST AS EARLY AS 2012.</w:t>
-      </w:r>
-      <w:bookmarkEnd w:id="10"/>
-    </w:p>
-    <w:p>
-      <w:pPr>
-        <w:pStyle w:val="FirstParagraph"/>
-      </w:pPr>
-      <w:r>
-        <w:t xml:space="preserve">Applicant suggests the Board can dispose of this opposition because Opposer has essentially abandoned its mark. To establish standing in an opposition, a plaintiff must prove that it has a “real interest,” i.e., a “reasonable” basis for its belief of damage.</w:t>
-      </w:r>
-      <w:r>
-        <w:t xml:space="preserve"> </w:t>
-      </w:r>
-      <w:r>
-        <w:rPr>
-          <w:i/>
-          <w:iCs/>
-        </w:rPr>
-        <w:t xml:space="preserve">Empresa Cubana Del Tabaco v. Gen. Cigar Co.</w:t>
-      </w:r>
-      <w:r>
-        <w:t xml:space="preserve">, 111 U.S.P.Q.2d 1058, 1062 (Fed. Cir. 2014);</w:t>
-      </w:r>
-      <w:r>
-        <w:t xml:space="preserve"> </w:t>
-      </w:r>
-      <w:r>
-        <w:rPr>
-          <w:i/>
-          <w:iCs/>
-        </w:rPr>
-        <w:t xml:space="preserve">Ritchie v. Simpson</w:t>
-      </w:r>
-      <w:r>
-        <w:t xml:space="preserve">, 50 U.S.P.Q.2d 1023, 1025 (Fed. Cir. 1999);</w:t>
-      </w:r>
-      <w:r>
-        <w:t xml:space="preserve"> </w:t>
-      </w:r>
-      <w:r>
-        <w:rPr>
-          <w:i/>
-          <w:iCs/>
-        </w:rPr>
-        <w:t xml:space="preserve">Lipton Indus., Inc. v. Ralston Purina Co.</w:t>
-      </w:r>
-      <w:r>
-        <w:t xml:space="preserve">, 213 U.S.P.Q. 185, 189 (CCPA 1982). Applicant, in its brief, does not contest Opposer’s standing.</w:t>
-      </w:r>
-    </w:p>
-    <w:p>
-      <w:pPr>
-        <w:pStyle w:val="BodyText"/>
-      </w:pPr>
-      <w:r>
-        <w:t xml:space="preserve">Opposer has established its standing by properly introducing into evidence its pleaded incontestable registration.</w:t>
-      </w:r>
-      <w:r>
-        <w:t xml:space="preserve"> </w:t>
-      </w:r>
-      <w:r>
-        <w:rPr>
-          <w:i/>
-          <w:iCs/>
-        </w:rPr>
-        <w:t xml:space="preserve">See, e.g.</w:t>
-      </w:r>
-      <w:r>
-        <w:t xml:space="preserve">,</w:t>
-      </w:r>
-      <w:r>
-        <w:t xml:space="preserve"> </w:t>
-      </w:r>
-      <w:r>
-        <w:rPr>
-          <w:i/>
-          <w:iCs/>
-        </w:rPr>
-        <w:t xml:space="preserve">Cunningham v. Laser Golf Corp.</w:t>
-      </w:r>
-      <w:r>
-        <w:t xml:space="preserve">, 55 U.S.P.Q.2d 1842, 1844 (Fed. Cir. 2000);</w:t>
-      </w:r>
-      <w:r>
-        <w:t xml:space="preserve"> </w:t>
-      </w:r>
-      <w:r>
-        <w:rPr>
-          <w:i/>
-          <w:iCs/>
-        </w:rPr>
-        <w:t xml:space="preserve">N.Y. Yankees P’ship v. IET Prods. &amp; Servs., Inc.</w:t>
-      </w:r>
-      <w:r>
-        <w:t xml:space="preserve">, 114 U.S.P.Q.2d 1497, 1501 (TTAB 2015). Opposer is to be afforded all presumptions given to an incontestable registration. Abandonment has not been pled by Applicant nor proven. Notwithstanding, Opposer has introduced evidence of common law use of its LIFEJACKET mark. (32 TTABVUE 2-4.) That same evidence shows Opposer has not abandoned its mark. Specifically, [images omitted from this transcription]. An example is end cap displays in Opposer’s retail locations, shown below:</w:t>
-      </w:r>
-      <w:r>
-        <w:rPr>
-          <w:rStyle w:val="FootnoteReference"/>
-        </w:rPr>
-        <w:footnoteReference w:id="11"/>
-      </w:r>
-      <w:r>
-        <w:t xml:space="preserve"> </w:t>
-      </w:r>
-      <w:r>
-        <w:t xml:space="preserve">[images omitted from this transcription]. (Decl. of Jordan Vater (“Vater Decl.”) ¶ 10.) The LIFEJACKET products are in the lower right corner of each display, in packaging showing a bright orange case.</w:t>
-      </w:r>
-    </w:p>
-    <w:p>
-      <w:pPr>
-        <w:pStyle w:val="BodyText"/>
-      </w:pPr>
-      <w:r>
-        <w:t xml:space="preserve">Opposer also featured its LIFEJACKET products at the annual Consumer Electronics Show (CES) since 2012. (</w:t>
-      </w:r>
-      <w:r>
-        <w:rPr>
-          <w:i/>
-          <w:iCs/>
-        </w:rPr>
-        <w:t xml:space="preserve">Id.</w:t>
-      </w:r>
-      <w:r>
-        <w:t xml:space="preserve"> </w:t>
-      </w:r>
-      <w:r>
-        <w:t xml:space="preserve">at 4.)</w:t>
-      </w:r>
-    </w:p>
-    <w:p>
-      <w:pPr>
-        <w:pStyle w:val="Heading1"/>
-      </w:pPr>
-      <w:bookmarkStart w:id="12" w:name="_f317cbd78ed3d28906a645bc730924f6b72d51d"/>
-      <w:r>
-        <w:t xml:space="preserve">III. APPLICANT’S LIFEJACKET MARK, ON APPLICANT’S GOODS, IS LIKELY TO CAUSE CONFUSION, MISTAKE OR DECEPTION.</w:t>
-      </w:r>
-      <w:bookmarkEnd w:id="12"/>
-    </w:p>
-    <w:p>
-      <w:pPr>
-        <w:pStyle w:val="FirstParagraph"/>
-      </w:pPr>
-      <w:r>
-        <w:t xml:space="preserve">Applicant’s brief focuses on proving that Applicant’s speaker cases are not mobile device cases. Applicant also focuses on the absence of confusion evidence; the absence of photographs of the parties’ products directly side by side, today, on store shelves; and the alleged absence of commercial success of Opposer’s LIFEJACKET product and decline in sales. All of these arguments are irrelevant in a Board proceeding under Section 2(d), which states:</w:t>
-      </w:r>
-    </w:p>
-    <w:p>
-      <w:pPr>
-        <w:pStyle w:val="BlockText"/>
-      </w:pPr>
-      <w:r>
-        <w:t xml:space="preserve">No trademark by which the goods of the applicant may be distinguished from the goods of others shall be refused registration on the principal register on account of its nature unless it— (d) Consists of or comprises a mark which so resembles a mark registered in the Patent and Trademark Office, or a mark or trade name previously used in the United States by another and not abandoned, as to be likely, when used on or in connection with the goods of the applicant, to cause confusion, or to cause mistake, or to deceive . . . . 15 U.S.C. § 1052(d).</w:t>
-      </w:r>
-    </w:p>
-    <w:p>
-      <w:pPr>
-        <w:pStyle w:val="FirstParagraph"/>
-      </w:pPr>
-      <w:r>
-        <w:t xml:space="preserve">The statute does not require a challenger to prove consumers believe one product is the other. It simply requires proof of likely confusion, mistake, or deception in general. Confusion, mistake, or deception as to the source of Applicant’s goods is actionable under § 2(d).</w:t>
-      </w:r>
-      <w:r>
-        <w:t xml:space="preserve"> </w:t>
-      </w:r>
-      <w:r>
-        <w:rPr>
-          <w:i/>
-          <w:iCs/>
-        </w:rPr>
-        <w:t xml:space="preserve">In re Cook Med. Techns. LLC</w:t>
-      </w:r>
-      <w:r>
-        <w:t xml:space="preserve">, 105 U.S.P.Q.2d 1377, 1379 (TTAB 2012).</w:t>
-      </w:r>
-    </w:p>
-    <w:p>
-      <w:pPr>
-        <w:pStyle w:val="BodyText"/>
-      </w:pPr>
-      <w:r>
-        <w:t xml:space="preserve">Although Opposer does not believe this is a close case, the senior user of a mark is entitled to the benefit of any doubt as to a likelihood of confusion under § 2(d) before the Board.</w:t>
-      </w:r>
-      <w:r>
-        <w:t xml:space="preserve"> </w:t>
-      </w:r>
-      <w:r>
-        <w:rPr>
-          <w:i/>
-          <w:iCs/>
-        </w:rPr>
-        <w:t xml:space="preserve">In re H.D. Vest, Inc.</w:t>
-      </w:r>
-      <w:r>
-        <w:t xml:space="preserve">, Ser. No. 77599306, 2011 WL 481330, at *5 (TTAB Jan. 31, 2011) (“To the extent there are any doubts, we resolve them, as we must, in registrant’s favor.”);</w:t>
-      </w:r>
-      <w:r>
-        <w:t xml:space="preserve"> </w:t>
-      </w:r>
-      <w:r>
-        <w:rPr>
-          <w:i/>
-          <w:iCs/>
-        </w:rPr>
-        <w:t xml:space="preserve">Interstate Brands Corp. v. McKee Foods Corp.</w:t>
-      </w:r>
-      <w:r>
-        <w:t xml:space="preserve">, 53 U.S.P.Q.2d 1910, 1915 (TTAB 2000) (“[O]ne who adopts a mark similar to the mark of another for the same or closely related goods or services does so at his own peril and any doubt as to the similarity of the marks must be resolved against him.”). All</w:t>
-      </w:r>
-      <w:r>
-        <w:t xml:space="preserve"> </w:t>
-      </w:r>
-      <w:r>
-        <w:rPr>
-          <w:i/>
-          <w:iCs/>
-        </w:rPr>
-        <w:t xml:space="preserve">duPont</w:t>
-      </w:r>
-      <w:r>
-        <w:t xml:space="preserve"> </w:t>
-      </w:r>
-      <w:r>
-        <w:t xml:space="preserve">factors weigh in favor of sustaining this opposition.</w:t>
-      </w:r>
-    </w:p>
-    <w:p>
-      <w:pPr>
-        <w:pStyle w:val="Heading2"/>
-      </w:pPr>
-      <w:bookmarkStart w:id="13" w:name="_e02dd91d415ab7be3925749764ce7e7754e96cb"/>
-      <w:r>
-        <w:t xml:space="preserve">A. Priority is Proven: Opposer Used the LIFEJACKET Mark Before Applicant.</w:t>
-      </w:r>
-      <w:bookmarkEnd w:id="13"/>
-    </w:p>
-    <w:p>
-      <w:pPr>
-        <w:pStyle w:val="FirstParagraph"/>
-      </w:pPr>
-      <w:r>
-        <w:t xml:space="preserve">Applicant claims it has priority because Applicant used LIFEJACKET on speaker cases first. (37 TTABVUE 12.) But the legal question is which party used the mark first, generally. 15 U.S.C. § 1052(d) (stating a party must prove that,</w:t>
-      </w:r>
-      <w:r>
-        <w:t xml:space="preserve"> </w:t>
-      </w:r>
-      <w:r>
-        <w:rPr>
-          <w:i/>
-          <w:iCs/>
-        </w:rPr>
-        <w:t xml:space="preserve">vis-à-vis</w:t>
-      </w:r>
-      <w:r>
-        <w:t xml:space="preserve"> </w:t>
-      </w:r>
-      <w:r>
-        <w:t xml:space="preserve">the other party, it owns “a mark or trade name previously used in the United States…and not abandoned”);</w:t>
-      </w:r>
-      <w:r>
-        <w:t xml:space="preserve"> </w:t>
-      </w:r>
-      <w:r>
-        <w:rPr>
-          <w:i/>
-          <w:iCs/>
-        </w:rPr>
-        <w:t xml:space="preserve">Warner Bros. Entm’t, Inc. v. Kaplan Tr.</w:t>
-      </w:r>
-      <w:r>
-        <w:t xml:space="preserve">, Cancellation No. 92043813, 2007 TTAB LEXIS 194, at *6 (TTAB Aug. 22, 2007) (non-precedential). Applicant admits “with respect to protective cases for cell phones, smart phones[,] and tablet computers, [Opposer] has priority with respect to” the LIFEJACKET mark. (37 TTABVUE 12.) Opposer established priority for this proceeding.</w:t>
-      </w:r>
-    </w:p>
-    <w:p>
-      <w:pPr>
-        <w:pStyle w:val="Heading1"/>
-      </w:pPr>
-      <w:bookmarkStart w:id="14" w:name="_b1f8b82c50f15f3682a57fe2b4a58b631696a15"/>
-      <w:r>
-        <w:t xml:space="preserve">IV. APPLICANT’S LIFEJACKET MARK IS ALSO CONFUSINGLY SIMILAR TO OPPOSER’S LIFEPROOF MARK.</w:t>
-      </w:r>
-      <w:bookmarkEnd w:id="14"/>
-    </w:p>
-    <w:p>
-      <w:pPr>
-        <w:pStyle w:val="FirstParagraph"/>
-      </w:pPr>
-      <w:r>
-        <w:t xml:space="preserve">Applicant does not challenge Opposer’s registrations or priority date for Opposer’s LIFEPROOF marks. (</w:t>
-      </w:r>
-      <w:r>
-        <w:rPr>
-          <w:i/>
-          <w:iCs/>
-        </w:rPr>
-        <w:t xml:space="preserve">See</w:t>
-      </w:r>
-      <w:r>
-        <w:t xml:space="preserve"> </w:t>
-      </w:r>
-      <w:r>
-        <w:t xml:space="preserve">32 TTABVUE 40-41.) Applicant instead attacks Opposer’s rights in its LIFEACTIV mark because it is not registered. A party may prevail on a claim of likelihood of confusion based on its ownership of common law rights in a mark where the mark is distinctive, inherently or otherwise, and the party can show priority of use based on prior trademark use.</w:t>
-      </w:r>
-      <w:r>
-        <w:t xml:space="preserve"> </w:t>
-      </w:r>
-      <w:r>
-        <w:rPr>
-          <w:i/>
-          <w:iCs/>
-        </w:rPr>
-        <w:t xml:space="preserve">Wet Seal Inc. v. FD Mgmt. Inc.</w:t>
-      </w:r>
-      <w:r>
-        <w:t xml:space="preserve">, 82 U.S.P.Q.2d 1629, 1634 (TTAB 2007). Here, Opposer has provided a specimen of the LIFEACTIV mark (32 TTABVUE at Vater Decl. Ex. 2), testimony regarding continuous use (Vater Decl. ¶ 11), and sales information showing sales of LIFEACTIV products back to 2015. (11 TTABVUE at Chad Decl. Ex. 12.) The evidence shows Opposer owns a family of LIFE marks: LIFEPROOF, LIFEJACKET and LIFEACTIV.</w:t>
-      </w:r>
-    </w:p>
-    <w:p>
-      <w:pPr>
-        <w:pStyle w:val="BodyText"/>
-      </w:pPr>
-      <w:r>
-        <w:t xml:space="preserve">Applicant argues Opposer must prove the strength of its LIFEPROOF mark in 2014, not 2017. Applicant cites no case law for this proposition. There is none. Evidence supporting the</w:t>
-      </w:r>
-      <w:r>
-        <w:t xml:space="preserve"> </w:t>
-      </w:r>
-      <w:r>
-        <w:rPr>
-          <w:i/>
-          <w:iCs/>
-        </w:rPr>
-        <w:t xml:space="preserve">duPont</w:t>
-      </w:r>
-      <w:r>
-        <w:t xml:space="preserve"> </w:t>
-      </w:r>
-      <w:r>
-        <w:t xml:space="preserve">factors can be dated up through the time of trial.</w:t>
-      </w:r>
-      <w:r>
-        <w:t xml:space="preserve"> </w:t>
-      </w:r>
-      <w:r>
-        <w:rPr>
-          <w:i/>
-          <w:iCs/>
-        </w:rPr>
-        <w:t xml:space="preserve">See</w:t>
-      </w:r>
-      <w:r>
-        <w:t xml:space="preserve"> </w:t>
-      </w:r>
-      <w:r>
-        <w:rPr>
-          <w:i/>
-          <w:iCs/>
-        </w:rPr>
-        <w:t xml:space="preserve">Hornby v. TJX Cos., Inc.</w:t>
-      </w:r>
-      <w:r>
-        <w:t xml:space="preserve">, Cancellation No. 92044369, 2008 WL 1897568, at *4 (TTAB Apr. 22, 2008) (“[W]ith respect to the petitioner’s likelihood of confusion claim, our determination is based on the factual situation as of the time of trial . . . .”). Opposer’s evidence of the strength of its LIFEPROOF marks stands unrebutted. Given the fame of the LIFEPROOF mark, as well as Opposer’s LIFE family of marks, consumers are likely to believe that Applicant’s LIFEJACKET product—a mobile device accessory—comes from Opposer. The opposition should be sustained.</w:t>
-      </w:r>
-    </w:p>
-    <w:p>
-      <w:pPr>
-        <w:pStyle w:val="Heading1"/>
-      </w:pPr>
-      <w:bookmarkStart w:id="15" w:name="_c669baec65b42716cd015406b6a08f759f6d9fc"/>
-      <w:r>
-        <w:t xml:space="preserve">V. APPLICANT DOES NOT ADDRESS ITS FAILURE TO USE THE LIFEJACKET MARK ON THE GOODS IDENTIFIED IN ITS APPLICATION.</w:t>
-      </w:r>
-      <w:bookmarkEnd w:id="15"/>
-    </w:p>
-    <w:p>
-      <w:pPr>
-        <w:pStyle w:val="FirstParagraph"/>
-      </w:pPr>
-      <w:r>
-        <w:t xml:space="preserve">As Opposer explained in its opening brief, Applicant does not actually use its LIFEJACKET mark in connection with the sale of speaker cases despite the fact that Applicant’s pending application is a use-based application for the LIFEJACKET mark used in connection with speaker cases. (32 TTABVUE 36.) Rather, Applicant sells speakers, and only speakers, under the LIFEJACKET mark. Speaker cases are not sold separately and are offered separately only as a replacement part. (</w:t>
-      </w:r>
-      <w:r>
-        <w:rPr>
-          <w:i/>
-          <w:iCs/>
-        </w:rPr>
-        <w:t xml:space="preserve">Id.</w:t>
-      </w:r>
-      <w:r>
-        <w:t xml:space="preserve">) In circumstances such as these, refusal of an application is proper.</w:t>
-      </w:r>
-      <w:r>
-        <w:t xml:space="preserve"> </w:t>
-      </w:r>
-      <w:r>
-        <w:rPr>
-          <w:i/>
-          <w:iCs/>
-        </w:rPr>
-        <w:t xml:space="preserve">J.E.M. Int’l Inc. v. Happy Rompers Creations Corp.</w:t>
-      </w:r>
-      <w:r>
-        <w:t xml:space="preserve">, 74 U.S.P.Q.2d 1526, 1530 (TTAB 2005) (non-precedential) (“[T]he USPTO will not issue a registration based on use covering goods upon which the mark has not been used, . . . .”);</w:t>
-      </w:r>
-      <w:r>
-        <w:t xml:space="preserve"> </w:t>
-      </w:r>
-      <w:r>
-        <w:rPr>
-          <w:i/>
-          <w:iCs/>
-        </w:rPr>
-        <w:t xml:space="preserve">Herbaceuticals, Inc. v. Xel Herbaceuticals, Inc.</w:t>
-      </w:r>
-      <w:r>
-        <w:t xml:space="preserve">, 86 U.S.P.Q.2d 1572, 1576 (TTAB 2008) (gathering cases). Far from providing persuasive authority rebutting this point, Applicant ignores it completely. This failure is significant and, by itself, warrants a refusal of Applicant’s application.</w:t>
-      </w:r>
-    </w:p>
-    <w:p>
-      <w:pPr>
-        <w:pStyle w:val="Heading1"/>
-      </w:pPr>
-      <w:bookmarkStart w:id="16" w:name="_c81276aee2a53d18062344afd772994c0612159"/>
-      <w:r>
-        <w:t xml:space="preserve">VI. CONCLUSION.</w:t>
-      </w:r>
-      <w:bookmarkEnd w:id="16"/>
-    </w:p>
-    <w:p>
-      <w:pPr>
-        <w:pStyle w:val="FirstParagraph"/>
-      </w:pPr>
-      <w:r>
-        <w:t xml:space="preserve">As Opposer explained in its opening brief, an opposition should be sustained. Opposer proved that a likelihood of confusion, mistake or deception exists and Opposer will be damaged by registration of the mark at issue. For the reasons set forth above, as well as those articulated in Opposer’s opening brief and in connection with its motion for partial summary judgment, Opposer requests that the Board sustain the opposition and refuse registration to Applicant’s application.</w:t>
-      </w:r>
-    </w:p>
-    <w:p>
-      <w:pPr>
         <w:keepNext/>
         <w:keepLines/>
-        <w:spacing w:before="384" w:after="0" w:line="240" w:lineRule="auto"/>
-        <w:ind w:left="4320" w:firstLine="0"/>
-      </w:pPr>
-      <w:r>
-        <w:t xml:space="preserve">TREEFROG</w:t>
-      </w:r>
-      <w:r>
-        <w:t xml:space="preserve"> </w:t>
-      </w:r>
-      <w:r>
-        <w:t xml:space="preserve">DEVELOPMENT,</w:t>
-      </w:r>
-      <w:r>
-        <w:t xml:space="preserve"> </w:t>
-      </w:r>
-      <w:r>
-        <w:t xml:space="preserve">INC.</w:t>
+        <w:spacing w:before="0" w:after="240" w:line="276" w:lineRule="exact"/>
+        <w:ind w:left="0" w:firstLine="0"/>
+        <w:jc w:val="center"/>
+        <w:outlineLvl w:val="0"/>
+      </w:pPr>
+      <w:r>
+        <w:rPr>
+          <w:b/>
+          <w:bCs/>
+        </w:rPr>
+        <w:t xml:space="preserve">I.</w:t>
+      </w:r>
+      <w:r>
+        <w:rPr>
+          <w:b/>
+          <w:bCs/>
+        </w:rPr>
+        <w:t xml:space="preserve"> </w:t>
+      </w:r>
+      <w:r>
+        <w:rPr>
+          <w:b/>
+          <w:bCs/>
+        </w:rPr>
+        <w:t xml:space="preserve">INTRODUCTION</w:t>
+      </w:r>
+    </w:p>
+    <w:p>
+      <w:pPr>
+        <w:pStyle w:val="FirstParagraph"/>
+      </w:pPr>
+      <w:r>
+        <w:t xml:space="preserve">The purpose of Opposition proceedings based on allegations of likelihood of confusion is focused on issues surrounding the impact of registration of a contested mark on the Principal Register. Applicant, likely recognizing the weaknesses of its position, attempts to draw the Board’s attention to a number of irrelevant factors—i.e., the volume of sales of the parties’ respective LIFEJACKET products, whether speakers were within Opposer’s natural zone of expansion in 2014, and whether the parties’ LIFEJACKET products presently appear side-by-side at brick-and-mortar retailers. But the fact remains that what matters, and what this case is about, is whether registration of Applicant’s LIFEJACKET mark is likely to cause consumer confusion, mistake or deception and damage Opposer.</w:t>
+      </w:r>
+    </w:p>
+    <w:p>
+      <w:pPr>
+        <w:pStyle w:val="BodyText"/>
+      </w:pPr>
+      <w:r>
+        <w:t xml:space="preserve">This case is not about counterfeiting—whether consumers will think Applicant’s LIFEJACKET speaker cases are Opposer’s LIFEJACKET mobile device cases. This case is about whether consumers will mistakenly believe Applicant’s goods come from Opposer or the source of Opposer’s goods. This case is not about whether the parties’ goods are side-by-side on shelves today. This case is about whether the use of Applicant’s applied-for mark on Applicant’s recited goods creates the risk of a likelihood of consumer confusion or mistake (today or in the future) as to the source of Applicant’s goods.</w:t>
+      </w:r>
+    </w:p>
+    <w:p>
+      <w:pPr>
+        <w:pStyle w:val="BodyText"/>
+      </w:pPr>
+      <w:r>
+        <w:t xml:space="preserve">This case is not about the state of the market in 2014 (Applicant’s date of first use). The date restrictions Applicant seeks to apply to Opposer’s evidence is based on Applicant’s erroneous reliance on “zone of expansion” law, instead of law addressing the</w:t>
+      </w:r>
+      <w:r>
+        <w:t xml:space="preserve"> </w:t>
+      </w:r>
+      <w:r>
+        <w:rPr>
+          <w:i/>
+          <w:iCs/>
+        </w:rPr>
+        <w:t xml:space="preserve">duPont</w:t>
+      </w:r>
+      <w:r>
+        <w:t xml:space="preserve"> </w:t>
+      </w:r>
+      <w:r>
+        <w:t xml:space="preserve">factors. This case is about the entirety of the record presented by Opposer, most of which Applicant failed to address. Applicant did not present the Board with any counter-evidence. The record proves registration of LIFEJACKET to Applicant would be counter to 15 U.S.C. § 1052(d). This opposition should be sustained and the Board should refuse registration of Applicant’s mark.</w:t>
       </w:r>
     </w:p>
     <w:p>
       <w:pPr>
         <w:keepNext/>
         <w:keepLines/>
-        <w:spacing w:before="0" w:after="0" w:line="240" w:lineRule="auto"/>
-        <w:ind w:left="4320" w:firstLine="0"/>
-      </w:pPr>
-      <w:r>
-        <w:t xml:space="preserve">By its attorneys,</w:t>
+        <w:spacing w:before="336" w:after="240" w:line="276" w:lineRule="exact"/>
+        <w:ind w:left="0" w:firstLine="0"/>
+        <w:jc w:val="center"/>
+        <w:outlineLvl w:val="0"/>
+      </w:pPr>
+      <w:r>
+        <w:rPr>
+          <w:b/>
+          <w:bCs/>
+        </w:rPr>
+        <w:t xml:space="preserve">II.</w:t>
+      </w:r>
+      <w:r>
+        <w:rPr>
+          <w:b/>
+          <w:bCs/>
+        </w:rPr>
+        <w:t xml:space="preserve"> </w:t>
+      </w:r>
+      <w:r>
+        <w:rPr>
+          <w:b/>
+          <w:bCs/>
+        </w:rPr>
+        <w:t xml:space="preserve">OPPOSER</w:t>
+      </w:r>
+      <w:r>
+        <w:rPr>
+          <w:b/>
+          <w:bCs/>
+        </w:rPr>
+        <w:t xml:space="preserve"> </w:t>
+      </w:r>
+      <w:r>
+        <w:rPr>
+          <w:b/>
+          <w:bCs/>
+        </w:rPr>
+        <w:t xml:space="preserve">HAS</w:t>
+      </w:r>
+      <w:r>
+        <w:rPr>
+          <w:b/>
+          <w:bCs/>
+        </w:rPr>
+        <w:t xml:space="preserve"> </w:t>
+      </w:r>
+      <w:r>
+        <w:rPr>
+          <w:b/>
+          <w:bCs/>
+        </w:rPr>
+        <w:t xml:space="preserve">STANDING</w:t>
+      </w:r>
+      <w:r>
+        <w:rPr>
+          <w:b/>
+          <w:bCs/>
+        </w:rPr>
+        <w:t xml:space="preserve"> </w:t>
+      </w:r>
+      <w:r>
+        <w:rPr>
+          <w:b/>
+          <w:bCs/>
+        </w:rPr>
+        <w:t xml:space="preserve">THROUGH</w:t>
+      </w:r>
+      <w:r>
+        <w:rPr>
+          <w:b/>
+          <w:bCs/>
+        </w:rPr>
+        <w:t xml:space="preserve"> </w:t>
+      </w:r>
+      <w:r>
+        <w:rPr>
+          <w:b/>
+          <w:bCs/>
+        </w:rPr>
+        <w:t xml:space="preserve">ITS</w:t>
+      </w:r>
+      <w:r>
+        <w:rPr>
+          <w:b/>
+          <w:bCs/>
+        </w:rPr>
+        <w:t xml:space="preserve"> </w:t>
+      </w:r>
+      <w:r>
+        <w:rPr>
+          <w:b/>
+          <w:bCs/>
+        </w:rPr>
+        <w:t xml:space="preserve">OWNERSHIP</w:t>
+      </w:r>
+      <w:r>
+        <w:rPr>
+          <w:b/>
+          <w:bCs/>
+        </w:rPr>
+        <w:t xml:space="preserve"> </w:t>
+      </w:r>
+      <w:r>
+        <w:rPr>
+          <w:b/>
+          <w:bCs/>
+        </w:rPr>
+        <w:t xml:space="preserve">OF</w:t>
+      </w:r>
+      <w:r>
+        <w:rPr>
+          <w:b/>
+          <w:bCs/>
+        </w:rPr>
+        <w:t xml:space="preserve"> </w:t>
+      </w:r>
+      <w:r>
+        <w:rPr>
+          <w:b/>
+          <w:bCs/>
+        </w:rPr>
+        <w:t xml:space="preserve">AN</w:t>
+      </w:r>
+      <w:r>
+        <w:rPr>
+          <w:b/>
+          <w:bCs/>
+        </w:rPr>
+        <w:t xml:space="preserve"> </w:t>
+      </w:r>
+      <w:r>
+        <w:rPr>
+          <w:b/>
+          <w:bCs/>
+        </w:rPr>
+        <w:t xml:space="preserve">INCONTESTABLE</w:t>
+      </w:r>
+      <w:r>
+        <w:rPr>
+          <w:b/>
+          <w:bCs/>
+        </w:rPr>
+        <w:t xml:space="preserve"> </w:t>
+      </w:r>
+      <w:r>
+        <w:rPr>
+          <w:b/>
+          <w:bCs/>
+        </w:rPr>
+        <w:t xml:space="preserve">REGISTRATION</w:t>
+      </w:r>
+      <w:r>
+        <w:rPr>
+          <w:b/>
+          <w:bCs/>
+        </w:rPr>
+        <w:t xml:space="preserve"> </w:t>
+      </w:r>
+      <w:r>
+        <w:rPr>
+          <w:b/>
+          <w:bCs/>
+        </w:rPr>
+        <w:t xml:space="preserve">AND</w:t>
+      </w:r>
+      <w:r>
+        <w:rPr>
+          <w:b/>
+          <w:bCs/>
+        </w:rPr>
+        <w:t xml:space="preserve"> </w:t>
+      </w:r>
+      <w:r>
+        <w:rPr>
+          <w:b/>
+          <w:bCs/>
+        </w:rPr>
+        <w:t xml:space="preserve">CONTINUOUS</w:t>
+      </w:r>
+      <w:r>
+        <w:rPr>
+          <w:b/>
+          <w:bCs/>
+        </w:rPr>
+        <w:t xml:space="preserve"> </w:t>
+      </w:r>
+      <w:r>
+        <w:rPr>
+          <w:b/>
+          <w:bCs/>
+        </w:rPr>
+        <w:t xml:space="preserve">USE</w:t>
+      </w:r>
+      <w:r>
+        <w:rPr>
+          <w:b/>
+          <w:bCs/>
+        </w:rPr>
+        <w:t xml:space="preserve"> </w:t>
+      </w:r>
+      <w:r>
+        <w:rPr>
+          <w:b/>
+          <w:bCs/>
+        </w:rPr>
+        <w:t xml:space="preserve">OF</w:t>
+      </w:r>
+      <w:r>
+        <w:rPr>
+          <w:b/>
+          <w:bCs/>
+        </w:rPr>
+        <w:t xml:space="preserve"> </w:t>
+      </w:r>
+      <w:r>
+        <w:rPr>
+          <w:b/>
+          <w:bCs/>
+        </w:rPr>
+        <w:t xml:space="preserve">THE</w:t>
+      </w:r>
+      <w:r>
+        <w:rPr>
+          <w:b/>
+          <w:bCs/>
+        </w:rPr>
+        <w:t xml:space="preserve"> </w:t>
+      </w:r>
+      <w:r>
+        <w:rPr>
+          <w:b/>
+          <w:bCs/>
+        </w:rPr>
+        <w:t xml:space="preserve">LIFEJACKET</w:t>
+      </w:r>
+      <w:r>
+        <w:rPr>
+          <w:b/>
+          <w:bCs/>
+        </w:rPr>
+        <w:t xml:space="preserve"> </w:t>
+      </w:r>
+      <w:r>
+        <w:rPr>
+          <w:b/>
+          <w:bCs/>
+        </w:rPr>
+        <w:t xml:space="preserve">MARK</w:t>
+      </w:r>
+      <w:r>
+        <w:rPr>
+          <w:b/>
+          <w:bCs/>
+        </w:rPr>
+        <w:t xml:space="preserve"> </w:t>
+      </w:r>
+      <w:r>
+        <w:rPr>
+          <w:b/>
+          <w:bCs/>
+        </w:rPr>
+        <w:t xml:space="preserve">IN</w:t>
+      </w:r>
+      <w:r>
+        <w:rPr>
+          <w:b/>
+          <w:bCs/>
+        </w:rPr>
+        <w:t xml:space="preserve"> </w:t>
+      </w:r>
+      <w:r>
+        <w:rPr>
+          <w:b/>
+          <w:bCs/>
+        </w:rPr>
+        <w:t xml:space="preserve">COMMERCE</w:t>
+      </w:r>
+      <w:r>
+        <w:rPr>
+          <w:b/>
+          <w:bCs/>
+        </w:rPr>
+        <w:t xml:space="preserve"> </w:t>
+      </w:r>
+      <w:r>
+        <w:rPr>
+          <w:b/>
+          <w:bCs/>
+        </w:rPr>
+        <w:t xml:space="preserve">SINCE</w:t>
+      </w:r>
+      <w:r>
+        <w:rPr>
+          <w:b/>
+          <w:bCs/>
+        </w:rPr>
+        <w:t xml:space="preserve"> </w:t>
+      </w:r>
+      <w:r>
+        <w:rPr>
+          <w:b/>
+          <w:bCs/>
+        </w:rPr>
+        <w:t xml:space="preserve">AT</w:t>
+      </w:r>
+      <w:r>
+        <w:rPr>
+          <w:b/>
+          <w:bCs/>
+        </w:rPr>
+        <w:t xml:space="preserve"> </w:t>
+      </w:r>
+      <w:r>
+        <w:rPr>
+          <w:b/>
+          <w:bCs/>
+        </w:rPr>
+        <w:t xml:space="preserve">LEAST</w:t>
+      </w:r>
+      <w:r>
+        <w:rPr>
+          <w:b/>
+          <w:bCs/>
+        </w:rPr>
+        <w:t xml:space="preserve"> </w:t>
+      </w:r>
+      <w:r>
+        <w:rPr>
+          <w:b/>
+          <w:bCs/>
+        </w:rPr>
+        <w:t xml:space="preserve">AS</w:t>
+      </w:r>
+      <w:r>
+        <w:rPr>
+          <w:b/>
+          <w:bCs/>
+        </w:rPr>
+        <w:t xml:space="preserve"> </w:t>
+      </w:r>
+      <w:r>
+        <w:rPr>
+          <w:b/>
+          <w:bCs/>
+        </w:rPr>
+        <w:t xml:space="preserve">EARLY</w:t>
+      </w:r>
+      <w:r>
+        <w:rPr>
+          <w:b/>
+          <w:bCs/>
+        </w:rPr>
+        <w:t xml:space="preserve"> </w:t>
+      </w:r>
+      <w:r>
+        <w:rPr>
+          <w:b/>
+          <w:bCs/>
+        </w:rPr>
+        <w:t xml:space="preserve">AS</w:t>
+      </w:r>
+      <w:r>
+        <w:rPr>
+          <w:b/>
+          <w:bCs/>
+        </w:rPr>
+        <w:t xml:space="preserve"> </w:t>
+      </w:r>
+      <w:r>
+        <w:rPr>
+          <w:b/>
+          <w:bCs/>
+        </w:rPr>
+        <w:t xml:space="preserve">2012.</w:t>
+      </w:r>
+    </w:p>
+    <w:p>
+      <w:pPr>
+        <w:pStyle w:val="BodyText"/>
+      </w:pPr>
+      <w:r>
+        <w:t xml:space="preserve">Applicant suggests the Board can dispose of this opposition because Opposer has essentially abandoned its mark. To establish standing in an opposition, a plaintiff must prove that it has a “real interest,” i.e., a “reasonable” basis for its belief of damage.</w:t>
+      </w:r>
+      <w:r>
+        <w:t xml:space="preserve"> </w:t>
+      </w:r>
+      <w:r>
+        <w:rPr>
+          <w:i/>
+          <w:iCs/>
+        </w:rPr>
+        <w:t xml:space="preserve">Empresa Cubana Del Tabaco v. Gen. Cigar Co.</w:t>
+      </w:r>
+      <w:r>
+        <w:t xml:space="preserve">, 111 U.S.P.Q.2d 1058, 1062 (Fed. Cir. 2014);</w:t>
+      </w:r>
+      <w:r>
+        <w:t xml:space="preserve"> </w:t>
+      </w:r>
+      <w:r>
+        <w:rPr>
+          <w:i/>
+          <w:iCs/>
+        </w:rPr>
+        <w:t xml:space="preserve">Ritchie v. Simpson</w:t>
+      </w:r>
+      <w:r>
+        <w:t xml:space="preserve">, 50 U.S.P.Q.2d 1023, 1025 (Fed. Cir. 1999);</w:t>
+      </w:r>
+      <w:r>
+        <w:t xml:space="preserve"> </w:t>
+      </w:r>
+      <w:r>
+        <w:rPr>
+          <w:i/>
+          <w:iCs/>
+        </w:rPr>
+        <w:t xml:space="preserve">Lipton Indus., Inc. v. Ralston Purina Co.</w:t>
+      </w:r>
+      <w:r>
+        <w:t xml:space="preserve">, 213 U.S.P.Q. 185, 189 (CCPA 1982). Applicant, in its brief, does not contest Opposer’s standing.</w:t>
+      </w:r>
+    </w:p>
+    <w:p>
+      <w:pPr>
+        <w:pStyle w:val="BodyText"/>
+      </w:pPr>
+      <w:r>
+        <w:t xml:space="preserve">Opposer has established its standing by properly introducing into evidence its pleaded incontestable registration.</w:t>
+      </w:r>
+      <w:r>
+        <w:t xml:space="preserve"> </w:t>
+      </w:r>
+      <w:r>
+        <w:rPr>
+          <w:i/>
+          <w:iCs/>
+        </w:rPr>
+        <w:t xml:space="preserve">See, e.g.</w:t>
+      </w:r>
+      <w:r>
+        <w:t xml:space="preserve">,</w:t>
+      </w:r>
+      <w:r>
+        <w:t xml:space="preserve"> </w:t>
+      </w:r>
+      <w:r>
+        <w:rPr>
+          <w:i/>
+          <w:iCs/>
+        </w:rPr>
+        <w:t xml:space="preserve">Cunningham v. Laser Golf Corp.</w:t>
+      </w:r>
+      <w:r>
+        <w:t xml:space="preserve">, 55 U.S.P.Q.2d 1842, 1844 (Fed. Cir. 2000);</w:t>
+      </w:r>
+      <w:r>
+        <w:t xml:space="preserve"> </w:t>
+      </w:r>
+      <w:r>
+        <w:rPr>
+          <w:i/>
+          <w:iCs/>
+        </w:rPr>
+        <w:t xml:space="preserve">N.Y. Yankees P’ship v. IET Prods. &amp; Servs., Inc.</w:t>
+      </w:r>
+      <w:r>
+        <w:t xml:space="preserve">, 114 U.S.P.Q.2d 1497, 1501 (TTAB 2015). Opposer is to be afforded all presumptions given to an incontestable registration. Abandonment has not been pled by Applicant nor proven. Notwithstanding, Opposer has introduced evidence of common law use of its LIFEJACKET mark. (32 TTABVUE 2</w:t>
+      </w:r>
+      <w:r>
+        <w:noBreakHyphen/>
+      </w:r>
+      <w:r>
+        <w:t xml:space="preserve">4.) That same evidence shows Opposer has not abandoned its mark. Specifically, [images omitted from this transcription]. An example is end cap displays in Opposer’s retail locations, shown below:</w:t>
+      </w:r>
+      <w:r>
+        <w:rPr>
+          <w:rStyle w:val="FootnoteReference"/>
+        </w:rPr>
+        <w:footnoteReference w:id="9"/>
+      </w:r>
+      <w:r>
+        <w:t xml:space="preserve"> </w:t>
+      </w:r>
+      <w:r>
+        <w:t xml:space="preserve">[images omitted from this transcription]. (Decl. of Jordan Vater (“Vater Decl.”) ¶ 10.) The LIFEJACKET products are in the lower right corner of each display, in packaging showing a bright orange case.</w:t>
+      </w:r>
+    </w:p>
+    <w:p>
+      <w:pPr>
+        <w:pStyle w:val="BodyText"/>
+      </w:pPr>
+      <w:r>
+        <w:t xml:space="preserve">Opposer also featured its LIFEJACKET products at the annual Consumer Electronics Show (CES) since 2012. (</w:t>
+      </w:r>
+      <w:r>
+        <w:rPr>
+          <w:i/>
+          <w:iCs/>
+        </w:rPr>
+        <w:t xml:space="preserve">Id.</w:t>
+      </w:r>
+      <w:r>
+        <w:t xml:space="preserve"> </w:t>
+      </w:r>
+      <w:r>
+        <w:t xml:space="preserve">at 4.)</w:t>
       </w:r>
     </w:p>
     <w:p>
       <w:pPr>
         <w:keepNext/>
         <w:keepLines/>
-        <w:spacing w:before="288" w:after="0" w:line="240" w:lineRule="auto"/>
-        <w:ind w:left="4320" w:firstLine="0"/>
-      </w:pPr>
-      <w:r>
-        <w:t xml:space="preserve">s/Heather J. Kliebenstein</w:t>
+        <w:spacing w:before="336" w:after="240" w:line="276" w:lineRule="exact"/>
+        <w:ind w:left="0" w:firstLine="0"/>
+        <w:jc w:val="center"/>
+        <w:outlineLvl w:val="0"/>
+      </w:pPr>
+      <w:r>
+        <w:rPr>
+          <w:b/>
+          <w:bCs/>
+        </w:rPr>
+        <w:t xml:space="preserve">III.</w:t>
+      </w:r>
+      <w:r>
+        <w:rPr>
+          <w:b/>
+          <w:bCs/>
+        </w:rPr>
+        <w:t xml:space="preserve"> </w:t>
+      </w:r>
+      <w:r>
+        <w:rPr>
+          <w:b/>
+          <w:bCs/>
+        </w:rPr>
+        <w:t xml:space="preserve">APPLICANT’S</w:t>
+      </w:r>
+      <w:r>
+        <w:rPr>
+          <w:b/>
+          <w:bCs/>
+        </w:rPr>
+        <w:t xml:space="preserve"> </w:t>
+      </w:r>
+      <w:r>
+        <w:rPr>
+          <w:b/>
+          <w:bCs/>
+        </w:rPr>
+        <w:t xml:space="preserve">LIFEJACKET</w:t>
+      </w:r>
+      <w:r>
+        <w:rPr>
+          <w:b/>
+          <w:bCs/>
+        </w:rPr>
+        <w:t xml:space="preserve"> </w:t>
+      </w:r>
+      <w:r>
+        <w:rPr>
+          <w:b/>
+          <w:bCs/>
+        </w:rPr>
+        <w:t xml:space="preserve">MARK,</w:t>
+      </w:r>
+      <w:r>
+        <w:rPr>
+          <w:b/>
+          <w:bCs/>
+        </w:rPr>
+        <w:t xml:space="preserve"> </w:t>
+      </w:r>
+      <w:r>
+        <w:rPr>
+          <w:b/>
+          <w:bCs/>
+        </w:rPr>
+        <w:t xml:space="preserve">ON</w:t>
+      </w:r>
+      <w:r>
+        <w:rPr>
+          <w:b/>
+          <w:bCs/>
+        </w:rPr>
+        <w:t xml:space="preserve"> </w:t>
+      </w:r>
+      <w:r>
+        <w:rPr>
+          <w:b/>
+          <w:bCs/>
+        </w:rPr>
+        <w:t xml:space="preserve">APPLICANT’S</w:t>
+      </w:r>
+      <w:r>
+        <w:rPr>
+          <w:b/>
+          <w:bCs/>
+        </w:rPr>
+        <w:t xml:space="preserve"> </w:t>
+      </w:r>
+      <w:r>
+        <w:rPr>
+          <w:b/>
+          <w:bCs/>
+        </w:rPr>
+        <w:t xml:space="preserve">GOODS,</w:t>
+      </w:r>
+      <w:r>
+        <w:rPr>
+          <w:b/>
+          <w:bCs/>
+        </w:rPr>
+        <w:t xml:space="preserve"> </w:t>
+      </w:r>
+      <w:r>
+        <w:rPr>
+          <w:b/>
+          <w:bCs/>
+        </w:rPr>
+        <w:t xml:space="preserve">IS</w:t>
+      </w:r>
+      <w:r>
+        <w:rPr>
+          <w:b/>
+          <w:bCs/>
+        </w:rPr>
+        <w:t xml:space="preserve"> </w:t>
+      </w:r>
+      <w:r>
+        <w:rPr>
+          <w:b/>
+          <w:bCs/>
+        </w:rPr>
+        <w:t xml:space="preserve">LIKELY</w:t>
+      </w:r>
+      <w:r>
+        <w:rPr>
+          <w:b/>
+          <w:bCs/>
+        </w:rPr>
+        <w:t xml:space="preserve"> </w:t>
+      </w:r>
+      <w:r>
+        <w:rPr>
+          <w:b/>
+          <w:bCs/>
+        </w:rPr>
+        <w:t xml:space="preserve">TO</w:t>
+      </w:r>
+      <w:r>
+        <w:rPr>
+          <w:b/>
+          <w:bCs/>
+        </w:rPr>
+        <w:t xml:space="preserve"> </w:t>
+      </w:r>
+      <w:r>
+        <w:rPr>
+          <w:b/>
+          <w:bCs/>
+        </w:rPr>
+        <w:t xml:space="preserve">CAUSE</w:t>
+      </w:r>
+      <w:r>
+        <w:rPr>
+          <w:b/>
+          <w:bCs/>
+        </w:rPr>
+        <w:t xml:space="preserve"> </w:t>
+      </w:r>
+      <w:r>
+        <w:rPr>
+          <w:b/>
+          <w:bCs/>
+        </w:rPr>
+        <w:t xml:space="preserve">CONFUSION,</w:t>
+      </w:r>
+      <w:r>
+        <w:rPr>
+          <w:b/>
+          <w:bCs/>
+        </w:rPr>
+        <w:t xml:space="preserve"> </w:t>
+      </w:r>
+      <w:r>
+        <w:rPr>
+          <w:b/>
+          <w:bCs/>
+        </w:rPr>
+        <w:t xml:space="preserve">MISTAKE</w:t>
+      </w:r>
+      <w:r>
+        <w:rPr>
+          <w:b/>
+          <w:bCs/>
+        </w:rPr>
+        <w:t xml:space="preserve"> </w:t>
+      </w:r>
+      <w:r>
+        <w:rPr>
+          <w:b/>
+          <w:bCs/>
+        </w:rPr>
+        <w:t xml:space="preserve">OR</w:t>
+      </w:r>
+      <w:r>
+        <w:rPr>
+          <w:b/>
+          <w:bCs/>
+        </w:rPr>
+        <w:t xml:space="preserve"> </w:t>
+      </w:r>
+      <w:r>
+        <w:rPr>
+          <w:b/>
+          <w:bCs/>
+        </w:rPr>
+        <w:t xml:space="preserve">DECEPTION.</w:t>
+      </w:r>
+    </w:p>
+    <w:p>
+      <w:pPr>
+        <w:pStyle w:val="BodyText"/>
+      </w:pPr>
+      <w:r>
+        <w:t xml:space="preserve">Applicant’s brief focuses on proving that Applicant’s speaker cases are not mobile device cases. Applicant also focuses on the absence of confusion evidence; the absence of photographs of the parties’ products directly side by side, today, on store shelves; and the alleged absence of commercial success of Opposer’s LIFEJACKET product and decline in sales. All of these arguments are irrelevant in a Board proceeding under Section 2(d), which states:</w:t>
+      </w:r>
+    </w:p>
+    <w:p>
+      <w:pPr>
+        <w:pStyle w:val="BlockText"/>
+      </w:pPr>
+      <w:r>
+        <w:t xml:space="preserve">No trademark by which the goods of the applicant may be distinguished from the goods of others shall be refused registration on the principal register on account of its nature unless it— (d) Consists of or comprises a mark which so resembles a mark registered in the Patent and Trademark Office, or a mark or trade name previously used in the United States by another and not abandoned, as to be likely, when used on or in connection with the goods of the applicant, to cause confusion, or to cause mistake, or to deceive . . . . 15 U.S.C. § 1052(d).</w:t>
+      </w:r>
+    </w:p>
+    <w:p>
+      <w:pPr>
+        <w:pStyle w:val="FirstParagraph"/>
+      </w:pPr>
+      <w:r>
+        <w:t xml:space="preserve">The statute does not require a challenger to prove consumers believe one product is the other. It simply requires proof of likely confusion, mistake, or deception in general. Confusion, mistake, or deception as to the source of Applicant’s goods is actionable under § 2(d).</w:t>
+      </w:r>
+      <w:r>
+        <w:t xml:space="preserve"> </w:t>
+      </w:r>
+      <w:r>
+        <w:rPr>
+          <w:i/>
+          <w:iCs/>
+        </w:rPr>
+        <w:t xml:space="preserve">In re Cook Med. Techns. LLC</w:t>
+      </w:r>
+      <w:r>
+        <w:t xml:space="preserve">, 105 U.S.P.Q.2d 1377, 1379 (TTAB 2012).</w:t>
+      </w:r>
+    </w:p>
+    <w:p>
+      <w:pPr>
+        <w:pStyle w:val="BodyText"/>
+      </w:pPr>
+      <w:r>
+        <w:t xml:space="preserve">Although Opposer does not believe this is a close case, the senior user of a mark is entitled to the benefit of any doubt as to a likelihood of confusion under § 2(d) before the Board.</w:t>
+      </w:r>
+      <w:r>
+        <w:t xml:space="preserve"> </w:t>
+      </w:r>
+      <w:r>
+        <w:rPr>
+          <w:i/>
+          <w:iCs/>
+        </w:rPr>
+        <w:t xml:space="preserve">In re H.D. Vest, Inc.</w:t>
+      </w:r>
+      <w:r>
+        <w:t xml:space="preserve">, Ser. No. 77599306, 2011 WL 481330, at *5 (TTAB Jan. 31, 2011) (“To the extent there are any doubts, we resolve them, as we must, in registrant’s favor.”);</w:t>
+      </w:r>
+      <w:r>
+        <w:t xml:space="preserve"> </w:t>
+      </w:r>
+      <w:r>
+        <w:rPr>
+          <w:i/>
+          <w:iCs/>
+        </w:rPr>
+        <w:t xml:space="preserve">Interstate Brands Corp. v. McKee Foods Corp.</w:t>
+      </w:r>
+      <w:r>
+        <w:t xml:space="preserve">, 53 U.S.P.Q.2d 1910, 1915 (TTAB 2000) (“[O]ne who adopts a mark similar to the mark of another for the same or closely related goods or services does so at his own peril and any doubt as to the similarity of the marks must be resolved against him.”). All</w:t>
+      </w:r>
+      <w:r>
+        <w:t xml:space="preserve"> </w:t>
+      </w:r>
+      <w:r>
+        <w:rPr>
+          <w:i/>
+          <w:iCs/>
+        </w:rPr>
+        <w:t xml:space="preserve">duPont</w:t>
+      </w:r>
+      <w:r>
+        <w:t xml:space="preserve"> </w:t>
+      </w:r>
+      <w:r>
+        <w:t xml:space="preserve">factors weigh in favor of sustaining this opposition.</w:t>
       </w:r>
     </w:p>
     <w:p>
       <w:pPr>
         <w:keepNext/>
         <w:keepLines/>
-        <w:spacing w:before="0" w:after="0" w:line="240" w:lineRule="auto"/>
-        <w:ind w:left="4320" w:firstLine="0"/>
-      </w:pPr>
-      <w:r>
-        <w:t xml:space="preserve">Eric</w:t>
-      </w:r>
-      <w:r>
-        <w:t xml:space="preserve"> </w:t>
-      </w:r>
-      <w:r>
-        <w:t xml:space="preserve">R.</w:t>
-      </w:r>
-      <w:r>
-        <w:t xml:space="preserve"> </w:t>
-      </w:r>
-      <w:r>
-        <w:t xml:space="preserve">Chad</w:t>
+        <w:spacing w:before="264" w:after="240" w:line="276" w:lineRule="exact"/>
+        <w:ind w:left="720" w:hanging="720"/>
+        <w:outlineLvl w:val="1"/>
+      </w:pPr>
+      <w:r>
+        <w:rPr>
+          <w:b/>
+          <w:bCs/>
+        </w:rPr>
+        <w:t xml:space="preserve">A.</w:t>
+      </w:r>
+      <w:r>
+        <w:rPr>
+          <w:b/>
+          <w:bCs/>
+        </w:rPr>
+        <w:t xml:space="preserve"> </w:t>
+      </w:r>
+      <w:r>
+        <w:rPr>
+          <w:b/>
+          <w:bCs/>
+        </w:rPr>
+        <w:t xml:space="preserve">Priority</w:t>
+      </w:r>
+      <w:r>
+        <w:rPr>
+          <w:b/>
+          <w:bCs/>
+        </w:rPr>
+        <w:t xml:space="preserve"> </w:t>
+      </w:r>
+      <w:r>
+        <w:rPr>
+          <w:b/>
+          <w:bCs/>
+        </w:rPr>
+        <w:t xml:space="preserve">is</w:t>
+      </w:r>
+      <w:r>
+        <w:rPr>
+          <w:b/>
+          <w:bCs/>
+        </w:rPr>
+        <w:t xml:space="preserve"> </w:t>
+      </w:r>
+      <w:r>
+        <w:rPr>
+          <w:b/>
+          <w:bCs/>
+        </w:rPr>
+        <w:t xml:space="preserve">Proven:</w:t>
+      </w:r>
+      <w:r>
+        <w:rPr>
+          <w:b/>
+          <w:bCs/>
+        </w:rPr>
+        <w:t xml:space="preserve"> </w:t>
+      </w:r>
+      <w:r>
+        <w:rPr>
+          <w:b/>
+          <w:bCs/>
+        </w:rPr>
+        <w:t xml:space="preserve">Opposer</w:t>
+      </w:r>
+      <w:r>
+        <w:rPr>
+          <w:b/>
+          <w:bCs/>
+        </w:rPr>
+        <w:t xml:space="preserve"> </w:t>
+      </w:r>
+      <w:r>
+        <w:rPr>
+          <w:b/>
+          <w:bCs/>
+        </w:rPr>
+        <w:t xml:space="preserve">Used</w:t>
+      </w:r>
+      <w:r>
+        <w:rPr>
+          <w:b/>
+          <w:bCs/>
+        </w:rPr>
+        <w:t xml:space="preserve"> </w:t>
+      </w:r>
+      <w:r>
+        <w:rPr>
+          <w:b/>
+          <w:bCs/>
+        </w:rPr>
+        <w:t xml:space="preserve">the</w:t>
+      </w:r>
+      <w:r>
+        <w:rPr>
+          <w:b/>
+          <w:bCs/>
+        </w:rPr>
+        <w:t xml:space="preserve"> </w:t>
+      </w:r>
+      <w:r>
+        <w:rPr>
+          <w:b/>
+          <w:bCs/>
+        </w:rPr>
+        <w:t xml:space="preserve">LIFEJACKET</w:t>
+      </w:r>
+      <w:r>
+        <w:rPr>
+          <w:b/>
+          <w:bCs/>
+        </w:rPr>
+        <w:t xml:space="preserve"> </w:t>
+      </w:r>
+      <w:r>
+        <w:rPr>
+          <w:b/>
+          <w:bCs/>
+        </w:rPr>
+        <w:t xml:space="preserve">Mark</w:t>
+      </w:r>
+      <w:r>
+        <w:rPr>
+          <w:b/>
+          <w:bCs/>
+        </w:rPr>
+        <w:t xml:space="preserve"> </w:t>
+      </w:r>
+      <w:r>
+        <w:rPr>
+          <w:b/>
+          <w:bCs/>
+        </w:rPr>
+        <w:t xml:space="preserve">Before</w:t>
+      </w:r>
+      <w:r>
+        <w:rPr>
+          <w:b/>
+          <w:bCs/>
+        </w:rPr>
+        <w:t xml:space="preserve"> </w:t>
+      </w:r>
+      <w:r>
+        <w:rPr>
+          <w:b/>
+          <w:bCs/>
+        </w:rPr>
+        <w:t xml:space="preserve">Applicant.</w:t>
+      </w:r>
+    </w:p>
+    <w:p>
+      <w:pPr>
+        <w:pStyle w:val="BodyText"/>
+      </w:pPr>
+      <w:r>
+        <w:t xml:space="preserve">Applicant claims it has priority because Applicant used LIFEJACKET on speaker cases first. (37 TTABVUE 12.) But the legal question is which party used the mark first, generally. 15 U.S.C. § 1052(d) (stating a party must prove that,</w:t>
+      </w:r>
+      <w:r>
+        <w:t xml:space="preserve"> </w:t>
+      </w:r>
+      <w:r>
+        <w:rPr>
+          <w:i/>
+          <w:iCs/>
+        </w:rPr>
+        <w:t xml:space="preserve">vis-à-vis</w:t>
+      </w:r>
+      <w:r>
+        <w:t xml:space="preserve"> </w:t>
+      </w:r>
+      <w:r>
+        <w:t xml:space="preserve">the other party, it owns “a mark or trade name previously used in the United States…and not abandoned”);</w:t>
+      </w:r>
+      <w:r>
+        <w:t xml:space="preserve"> </w:t>
+      </w:r>
+      <w:r>
+        <w:rPr>
+          <w:i/>
+          <w:iCs/>
+        </w:rPr>
+        <w:t xml:space="preserve">Warner Bros. Entm’t, Inc. v. Kaplan Tr.</w:t>
+      </w:r>
+      <w:r>
+        <w:t xml:space="preserve">, Cancellation No. 92043813, 2007 TTAB LEXIS 194, at *6 (TTAB Aug. 22, 2007) (non-precedential). Applicant admits “with respect to protective cases for cell phones, smart phones[,] and tablet computers, [Opposer] has priority with respect to” the LIFEJACKET mark. (37 TTABVUE 12.) Opposer established priority for this proceeding.</w:t>
       </w:r>
     </w:p>
     <w:p>
       <w:pPr>
         <w:keepNext/>
         <w:keepLines/>
-        <w:spacing w:before="0" w:after="0" w:line="240" w:lineRule="auto"/>
-        <w:ind w:left="4320" w:firstLine="0"/>
-      </w:pPr>
-      <w:r>
-        <w:t xml:space="preserve">MERCHANT</w:t>
-      </w:r>
-      <w:r>
-        <w:t xml:space="preserve"> </w:t>
-      </w:r>
-      <w:r>
-        <w:t xml:space="preserve">&amp;</w:t>
-      </w:r>
-      <w:r>
-        <w:t xml:space="preserve"> </w:t>
-      </w:r>
-      <w:r>
-        <w:t xml:space="preserve">GOULD</w:t>
-      </w:r>
-      <w:r>
-        <w:t xml:space="preserve"> </w:t>
-      </w:r>
-      <w:r>
-        <w:t xml:space="preserve">P.C.</w:t>
+        <w:spacing w:before="336" w:after="240" w:line="276" w:lineRule="exact"/>
+        <w:ind w:left="0" w:firstLine="0"/>
+        <w:jc w:val="center"/>
+        <w:outlineLvl w:val="0"/>
+      </w:pPr>
+      <w:r>
+        <w:rPr>
+          <w:b/>
+          <w:bCs/>
+        </w:rPr>
+        <w:t xml:space="preserve">IV.</w:t>
+      </w:r>
+      <w:r>
+        <w:rPr>
+          <w:b/>
+          <w:bCs/>
+        </w:rPr>
+        <w:t xml:space="preserve"> </w:t>
+      </w:r>
+      <w:r>
+        <w:rPr>
+          <w:b/>
+          <w:bCs/>
+        </w:rPr>
+        <w:t xml:space="preserve">APPLICANT’S</w:t>
+      </w:r>
+      <w:r>
+        <w:rPr>
+          <w:b/>
+          <w:bCs/>
+        </w:rPr>
+        <w:t xml:space="preserve"> </w:t>
+      </w:r>
+      <w:r>
+        <w:rPr>
+          <w:b/>
+          <w:bCs/>
+        </w:rPr>
+        <w:t xml:space="preserve">LIFEJACKET</w:t>
+      </w:r>
+      <w:r>
+        <w:rPr>
+          <w:b/>
+          <w:bCs/>
+        </w:rPr>
+        <w:t xml:space="preserve"> </w:t>
+      </w:r>
+      <w:r>
+        <w:rPr>
+          <w:b/>
+          <w:bCs/>
+        </w:rPr>
+        <w:t xml:space="preserve">MARK</w:t>
+      </w:r>
+      <w:r>
+        <w:rPr>
+          <w:b/>
+          <w:bCs/>
+        </w:rPr>
+        <w:t xml:space="preserve"> </w:t>
+      </w:r>
+      <w:r>
+        <w:rPr>
+          <w:b/>
+          <w:bCs/>
+        </w:rPr>
+        <w:t xml:space="preserve">IS</w:t>
+      </w:r>
+      <w:r>
+        <w:rPr>
+          <w:b/>
+          <w:bCs/>
+        </w:rPr>
+        <w:t xml:space="preserve"> </w:t>
+      </w:r>
+      <w:r>
+        <w:rPr>
+          <w:b/>
+          <w:bCs/>
+        </w:rPr>
+        <w:t xml:space="preserve">ALSO</w:t>
+      </w:r>
+      <w:r>
+        <w:rPr>
+          <w:b/>
+          <w:bCs/>
+        </w:rPr>
+        <w:t xml:space="preserve"> </w:t>
+      </w:r>
+      <w:r>
+        <w:rPr>
+          <w:b/>
+          <w:bCs/>
+        </w:rPr>
+        <w:t xml:space="preserve">CONFUSINGLY</w:t>
+      </w:r>
+      <w:r>
+        <w:rPr>
+          <w:b/>
+          <w:bCs/>
+        </w:rPr>
+        <w:t xml:space="preserve"> </w:t>
+      </w:r>
+      <w:r>
+        <w:rPr>
+          <w:b/>
+          <w:bCs/>
+        </w:rPr>
+        <w:t xml:space="preserve">SIMILAR</w:t>
+      </w:r>
+      <w:r>
+        <w:rPr>
+          <w:b/>
+          <w:bCs/>
+        </w:rPr>
+        <w:t xml:space="preserve"> </w:t>
+      </w:r>
+      <w:r>
+        <w:rPr>
+          <w:b/>
+          <w:bCs/>
+        </w:rPr>
+        <w:t xml:space="preserve">TO</w:t>
+      </w:r>
+      <w:r>
+        <w:rPr>
+          <w:b/>
+          <w:bCs/>
+        </w:rPr>
+        <w:t xml:space="preserve"> </w:t>
+      </w:r>
+      <w:r>
+        <w:rPr>
+          <w:b/>
+          <w:bCs/>
+        </w:rPr>
+        <w:t xml:space="preserve">OPPOSER’S</w:t>
+      </w:r>
+      <w:r>
+        <w:rPr>
+          <w:b/>
+          <w:bCs/>
+        </w:rPr>
+        <w:t xml:space="preserve"> </w:t>
+      </w:r>
+      <w:r>
+        <w:rPr>
+          <w:b/>
+          <w:bCs/>
+        </w:rPr>
+        <w:t xml:space="preserve">LIFEPROOF</w:t>
+      </w:r>
+      <w:r>
+        <w:rPr>
+          <w:b/>
+          <w:bCs/>
+        </w:rPr>
+        <w:t xml:space="preserve"> </w:t>
+      </w:r>
+      <w:r>
+        <w:rPr>
+          <w:b/>
+          <w:bCs/>
+        </w:rPr>
+        <w:t xml:space="preserve">MARK.</w:t>
+      </w:r>
+    </w:p>
+    <w:p>
+      <w:pPr>
+        <w:pStyle w:val="BodyText"/>
+      </w:pPr>
+      <w:r>
+        <w:t xml:space="preserve">Applicant does not challenge Opposer’s registrations or priority date for Opposer’s LIFEPROOF marks. (</w:t>
+      </w:r>
+      <w:r>
+        <w:rPr>
+          <w:i/>
+          <w:iCs/>
+        </w:rPr>
+        <w:t xml:space="preserve">See</w:t>
+      </w:r>
+      <w:r>
+        <w:t xml:space="preserve"> </w:t>
+      </w:r>
+      <w:r>
+        <w:t xml:space="preserve">32 TTABVUE 40</w:t>
+      </w:r>
+      <w:r>
+        <w:noBreakHyphen/>
+      </w:r>
+      <w:r>
+        <w:t xml:space="preserve">41.) Applicant instead attacks Opposer’s rights in its LIFEACTIV mark because it is not registered. A party may prevail on a claim of likelihood of confusion based on its ownership of common law rights in a mark where the mark is distinctive, inherently or otherwise, and the party can show priority of use based on prior trademark use.</w:t>
+      </w:r>
+      <w:r>
+        <w:t xml:space="preserve"> </w:t>
+      </w:r>
+      <w:r>
+        <w:rPr>
+          <w:i/>
+          <w:iCs/>
+        </w:rPr>
+        <w:t xml:space="preserve">Wet Seal Inc. v. FD Mgmt. Inc.</w:t>
+      </w:r>
+      <w:r>
+        <w:t xml:space="preserve">, 82 U.S.P.Q.2d 1629, 1634 (TTAB 2007). Here, Opposer has provided a specimen of the LIFEACTIV mark (32 TTABVUE at Vater Decl. Ex. 2), testimony regarding continuous use (Vater Decl. ¶ 11), and sales information showing sales of LIFEACTIV products back to 2015. (11 TTABVUE at Chad Decl. Ex. 12.) The evidence shows Opposer owns a family of LIFE marks: LIFEPROOF, LIFEJACKET and LIFEACTIV.</w:t>
+      </w:r>
+    </w:p>
+    <w:p>
+      <w:pPr>
+        <w:pStyle w:val="BodyText"/>
+      </w:pPr>
+      <w:r>
+        <w:t xml:space="preserve">Applicant argues Opposer must prove the strength of its LIFEPROOF mark in 2014, not 2017. Applicant cites no case law for this proposition. There is none. Evidence supporting the</w:t>
+      </w:r>
+      <w:r>
+        <w:t xml:space="preserve"> </w:t>
+      </w:r>
+      <w:r>
+        <w:rPr>
+          <w:i/>
+          <w:iCs/>
+        </w:rPr>
+        <w:t xml:space="preserve">duPont</w:t>
+      </w:r>
+      <w:r>
+        <w:t xml:space="preserve"> </w:t>
+      </w:r>
+      <w:r>
+        <w:t xml:space="preserve">factors can be dated up through the time of trial.</w:t>
+      </w:r>
+      <w:r>
+        <w:t xml:space="preserve"> </w:t>
+      </w:r>
+      <w:r>
+        <w:rPr>
+          <w:i/>
+          <w:iCs/>
+        </w:rPr>
+        <w:t xml:space="preserve">See</w:t>
+      </w:r>
+      <w:r>
+        <w:t xml:space="preserve"> </w:t>
+      </w:r>
+      <w:r>
+        <w:rPr>
+          <w:i/>
+          <w:iCs/>
+        </w:rPr>
+        <w:t xml:space="preserve">Hornby v. TJX Cos., Inc.</w:t>
+      </w:r>
+      <w:r>
+        <w:t xml:space="preserve">, Cancellation No. 92044369, 2008 WL 1897568, at *4 (TTAB Apr. 22, 2008) (“[W]ith respect to the petitioner’s likelihood of confusion claim, our determination is based on the factual situation as of the time of trial . . . .”). Opposer’s evidence of the strength of its LIFEPROOF marks stands unrebutted. Given the fame of the LIFEPROOF mark, as well as Opposer’s LIFE family of marks, consumers are likely to believe that Applicant’s LIFEJACKET product—a mobile device accessory—comes from Opposer. The opposition should be sustained.</w:t>
       </w:r>
     </w:p>
     <w:p>
       <w:pPr>
         <w:keepNext/>
         <w:keepLines/>
-        <w:spacing w:before="0" w:after="0" w:line="240" w:lineRule="auto"/>
-        <w:ind w:left="4320" w:firstLine="0"/>
-      </w:pPr>
-      <w:r>
-        <w:t xml:space="preserve">3200</w:t>
-      </w:r>
-      <w:r>
-        <w:t xml:space="preserve"> </w:t>
-      </w:r>
-      <w:r>
-        <w:t xml:space="preserve">IDS</w:t>
-      </w:r>
-      <w:r>
-        <w:t xml:space="preserve"> </w:t>
-      </w:r>
-      <w:r>
-        <w:t xml:space="preserve">Center</w:t>
+        <w:spacing w:before="336" w:after="240" w:line="276" w:lineRule="exact"/>
+        <w:ind w:left="0" w:firstLine="0"/>
+        <w:jc w:val="center"/>
+        <w:outlineLvl w:val="0"/>
+      </w:pPr>
+      <w:r>
+        <w:rPr>
+          <w:b/>
+          <w:bCs/>
+        </w:rPr>
+        <w:t xml:space="preserve">V.</w:t>
+      </w:r>
+      <w:r>
+        <w:rPr>
+          <w:b/>
+          <w:bCs/>
+        </w:rPr>
+        <w:t xml:space="preserve"> </w:t>
+      </w:r>
+      <w:r>
+        <w:rPr>
+          <w:b/>
+          <w:bCs/>
+        </w:rPr>
+        <w:t xml:space="preserve">APPLICANT</w:t>
+      </w:r>
+      <w:r>
+        <w:rPr>
+          <w:b/>
+          <w:bCs/>
+        </w:rPr>
+        <w:t xml:space="preserve"> </w:t>
+      </w:r>
+      <w:r>
+        <w:rPr>
+          <w:b/>
+          <w:bCs/>
+        </w:rPr>
+        <w:t xml:space="preserve">DOES</w:t>
+      </w:r>
+      <w:r>
+        <w:rPr>
+          <w:b/>
+          <w:bCs/>
+        </w:rPr>
+        <w:t xml:space="preserve"> </w:t>
+      </w:r>
+      <w:r>
+        <w:rPr>
+          <w:b/>
+          <w:bCs/>
+        </w:rPr>
+        <w:t xml:space="preserve">NOT</w:t>
+      </w:r>
+      <w:r>
+        <w:rPr>
+          <w:b/>
+          <w:bCs/>
+        </w:rPr>
+        <w:t xml:space="preserve"> </w:t>
+      </w:r>
+      <w:r>
+        <w:rPr>
+          <w:b/>
+          <w:bCs/>
+        </w:rPr>
+        <w:t xml:space="preserve">ADDRESS</w:t>
+      </w:r>
+      <w:r>
+        <w:rPr>
+          <w:b/>
+          <w:bCs/>
+        </w:rPr>
+        <w:t xml:space="preserve"> </w:t>
+      </w:r>
+      <w:r>
+        <w:rPr>
+          <w:b/>
+          <w:bCs/>
+        </w:rPr>
+        <w:t xml:space="preserve">ITS</w:t>
+      </w:r>
+      <w:r>
+        <w:rPr>
+          <w:b/>
+          <w:bCs/>
+        </w:rPr>
+        <w:t xml:space="preserve"> </w:t>
+      </w:r>
+      <w:r>
+        <w:rPr>
+          <w:b/>
+          <w:bCs/>
+        </w:rPr>
+        <w:t xml:space="preserve">FAILURE</w:t>
+      </w:r>
+      <w:r>
+        <w:rPr>
+          <w:b/>
+          <w:bCs/>
+        </w:rPr>
+        <w:t xml:space="preserve"> </w:t>
+      </w:r>
+      <w:r>
+        <w:rPr>
+          <w:b/>
+          <w:bCs/>
+        </w:rPr>
+        <w:t xml:space="preserve">TO</w:t>
+      </w:r>
+      <w:r>
+        <w:rPr>
+          <w:b/>
+          <w:bCs/>
+        </w:rPr>
+        <w:t xml:space="preserve"> </w:t>
+      </w:r>
+      <w:r>
+        <w:rPr>
+          <w:b/>
+          <w:bCs/>
+        </w:rPr>
+        <w:t xml:space="preserve">USE</w:t>
+      </w:r>
+      <w:r>
+        <w:rPr>
+          <w:b/>
+          <w:bCs/>
+        </w:rPr>
+        <w:t xml:space="preserve"> </w:t>
+      </w:r>
+      <w:r>
+        <w:rPr>
+          <w:b/>
+          <w:bCs/>
+        </w:rPr>
+        <w:t xml:space="preserve">THE</w:t>
+      </w:r>
+      <w:r>
+        <w:rPr>
+          <w:b/>
+          <w:bCs/>
+        </w:rPr>
+        <w:t xml:space="preserve"> </w:t>
+      </w:r>
+      <w:r>
+        <w:rPr>
+          <w:b/>
+          <w:bCs/>
+        </w:rPr>
+        <w:t xml:space="preserve">LIFEJACKET</w:t>
+      </w:r>
+      <w:r>
+        <w:rPr>
+          <w:b/>
+          <w:bCs/>
+        </w:rPr>
+        <w:t xml:space="preserve"> </w:t>
+      </w:r>
+      <w:r>
+        <w:rPr>
+          <w:b/>
+          <w:bCs/>
+        </w:rPr>
+        <w:t xml:space="preserve">MARK</w:t>
+      </w:r>
+      <w:r>
+        <w:rPr>
+          <w:b/>
+          <w:bCs/>
+        </w:rPr>
+        <w:t xml:space="preserve"> </w:t>
+      </w:r>
+      <w:r>
+        <w:rPr>
+          <w:b/>
+          <w:bCs/>
+        </w:rPr>
+        <w:t xml:space="preserve">ON</w:t>
+      </w:r>
+      <w:r>
+        <w:rPr>
+          <w:b/>
+          <w:bCs/>
+        </w:rPr>
+        <w:t xml:space="preserve"> </w:t>
+      </w:r>
+      <w:r>
+        <w:rPr>
+          <w:b/>
+          <w:bCs/>
+        </w:rPr>
+        <w:t xml:space="preserve">THE</w:t>
+      </w:r>
+      <w:r>
+        <w:rPr>
+          <w:b/>
+          <w:bCs/>
+        </w:rPr>
+        <w:t xml:space="preserve"> </w:t>
+      </w:r>
+      <w:r>
+        <w:rPr>
+          <w:b/>
+          <w:bCs/>
+        </w:rPr>
+        <w:t xml:space="preserve">GOODS</w:t>
+      </w:r>
+      <w:r>
+        <w:rPr>
+          <w:b/>
+          <w:bCs/>
+        </w:rPr>
+        <w:t xml:space="preserve"> </w:t>
+      </w:r>
+      <w:r>
+        <w:rPr>
+          <w:b/>
+          <w:bCs/>
+        </w:rPr>
+        <w:t xml:space="preserve">IDENTIFIED</w:t>
+      </w:r>
+      <w:r>
+        <w:rPr>
+          <w:b/>
+          <w:bCs/>
+        </w:rPr>
+        <w:t xml:space="preserve"> </w:t>
+      </w:r>
+      <w:r>
+        <w:rPr>
+          <w:b/>
+          <w:bCs/>
+        </w:rPr>
+        <w:t xml:space="preserve">IN</w:t>
+      </w:r>
+      <w:r>
+        <w:rPr>
+          <w:b/>
+          <w:bCs/>
+        </w:rPr>
+        <w:t xml:space="preserve"> </w:t>
+      </w:r>
+      <w:r>
+        <w:rPr>
+          <w:b/>
+          <w:bCs/>
+        </w:rPr>
+        <w:t xml:space="preserve">ITS</w:t>
+      </w:r>
+      <w:r>
+        <w:rPr>
+          <w:b/>
+          <w:bCs/>
+        </w:rPr>
+        <w:t xml:space="preserve"> </w:t>
+      </w:r>
+      <w:r>
+        <w:rPr>
+          <w:b/>
+          <w:bCs/>
+        </w:rPr>
+        <w:t xml:space="preserve">APPLICATION.</w:t>
+      </w:r>
+    </w:p>
+    <w:p>
+      <w:pPr>
+        <w:pStyle w:val="BodyText"/>
+      </w:pPr>
+      <w:r>
+        <w:t xml:space="preserve">As Opposer explained in its opening brief, Applicant does not actually use its LIFEJACKET mark in connection with the sale of speaker cases despite the fact that Applicant’s pending application is a use-based application for the LIFEJACKET mark used in connection with speaker cases. (32 TTABVUE 36.) Rather, Applicant sells speakers, and only speakers, under the LIFEJACKET mark. Speaker cases are not sold separately and are offered separately only as a replacement part. (</w:t>
+      </w:r>
+      <w:r>
+        <w:rPr>
+          <w:i/>
+          <w:iCs/>
+        </w:rPr>
+        <w:t xml:space="preserve">Id.</w:t>
+      </w:r>
+      <w:r>
+        <w:t xml:space="preserve">) In circumstances such as these, refusal of an application is proper.</w:t>
+      </w:r>
+      <w:r>
+        <w:t xml:space="preserve"> </w:t>
+      </w:r>
+      <w:r>
+        <w:rPr>
+          <w:i/>
+          <w:iCs/>
+        </w:rPr>
+        <w:t xml:space="preserve">J.E.M. Int’l Inc. v. Happy Rompers Creations Corp.</w:t>
+      </w:r>
+      <w:r>
+        <w:t xml:space="preserve">, 74 U.S.P.Q.2d 1526, 1530 (TTAB 2005) (non-precedential) (“[T]he USPTO will not issue a registration based on use covering goods upon which the mark has not been used, . . . .”);</w:t>
+      </w:r>
+      <w:r>
+        <w:t xml:space="preserve"> </w:t>
+      </w:r>
+      <w:r>
+        <w:rPr>
+          <w:i/>
+          <w:iCs/>
+        </w:rPr>
+        <w:t xml:space="preserve">Herbaceuticals, Inc. v. Xel Herbaceuticals, Inc.</w:t>
+      </w:r>
+      <w:r>
+        <w:t xml:space="preserve">, 86 U.S.P.Q.2d 1572, 1576 (TTAB 2008) (gathering cases). Far from providing persuasive authority rebutting this point, Applicant ignores it completely. This failure is significant and, by itself, warrants a refusal of Applicant’s application.</w:t>
       </w:r>
     </w:p>
     <w:p>
       <w:pPr>
         <w:keepNext/>
         <w:keepLines/>
-        <w:spacing w:before="0" w:after="0" w:line="240" w:lineRule="auto"/>
-        <w:ind w:left="4320" w:firstLine="0"/>
-      </w:pPr>
-      <w:r>
-        <w:t xml:space="preserve">80</w:t>
-      </w:r>
-      <w:r>
-        <w:t xml:space="preserve"> </w:t>
-      </w:r>
-      <w:r>
-        <w:t xml:space="preserve">South</w:t>
-      </w:r>
-      <w:r>
-        <w:t xml:space="preserve"> </w:t>
-      </w:r>
-      <w:r>
-        <w:t xml:space="preserve">Eighth</w:t>
-      </w:r>
-      <w:r>
-        <w:t xml:space="preserve"> </w:t>
-      </w:r>
-      <w:r>
-        <w:t xml:space="preserve">Street</w:t>
+        <w:spacing w:before="336" w:after="240" w:line="276" w:lineRule="exact"/>
+        <w:ind w:left="0" w:firstLine="0"/>
+        <w:jc w:val="center"/>
+        <w:outlineLvl w:val="0"/>
+      </w:pPr>
+      <w:r>
+        <w:rPr>
+          <w:b/>
+          <w:bCs/>
+        </w:rPr>
+        <w:t xml:space="preserve">VI.</w:t>
+      </w:r>
+      <w:r>
+        <w:rPr>
+          <w:b/>
+          <w:bCs/>
+        </w:rPr>
+        <w:t xml:space="preserve"> </w:t>
+      </w:r>
+      <w:r>
+        <w:rPr>
+          <w:b/>
+          <w:bCs/>
+        </w:rPr>
+        <w:t xml:space="preserve">CONCLUSION.</w:t>
       </w:r>
     </w:p>
     <w:p>
       <w:pPr>
         <w:keepNext/>
         <w:keepLines/>
-        <w:spacing w:before="0" w:after="0" w:line="240" w:lineRule="auto"/>
+        <w:spacing w:before="0" w:after="0" w:line="480" w:lineRule="exact"/>
+        <w:ind w:left="0" w:firstLine="720"/>
+      </w:pPr>
+      <w:r>
+        <w:t xml:space="preserve">As</w:t>
+      </w:r>
+      <w:r>
+        <w:t xml:space="preserve"> </w:t>
+      </w:r>
+      <w:r>
+        <w:t xml:space="preserve">Opposer</w:t>
+      </w:r>
+      <w:r>
+        <w:t xml:space="preserve"> </w:t>
+      </w:r>
+      <w:r>
+        <w:t xml:space="preserve">explained</w:t>
+      </w:r>
+      <w:r>
+        <w:t xml:space="preserve"> </w:t>
+      </w:r>
+      <w:r>
+        <w:t xml:space="preserve">in</w:t>
+      </w:r>
+      <w:r>
+        <w:t xml:space="preserve"> </w:t>
+      </w:r>
+      <w:r>
+        <w:t xml:space="preserve">its</w:t>
+      </w:r>
+      <w:r>
+        <w:t xml:space="preserve"> </w:t>
+      </w:r>
+      <w:r>
+        <w:t xml:space="preserve">opening</w:t>
+      </w:r>
+      <w:r>
+        <w:t xml:space="preserve"> </w:t>
+      </w:r>
+      <w:r>
+        <w:t xml:space="preserve">brief,</w:t>
+      </w:r>
+      <w:r>
+        <w:t xml:space="preserve"> </w:t>
+      </w:r>
+      <w:r>
+        <w:t xml:space="preserve">an</w:t>
+      </w:r>
+      <w:r>
+        <w:t xml:space="preserve"> </w:t>
+      </w:r>
+      <w:r>
+        <w:t xml:space="preserve">opposition</w:t>
+      </w:r>
+      <w:r>
+        <w:t xml:space="preserve"> </w:t>
+      </w:r>
+      <w:r>
+        <w:t xml:space="preserve">should</w:t>
+      </w:r>
+      <w:r>
+        <w:t xml:space="preserve"> </w:t>
+      </w:r>
+      <w:r>
+        <w:t xml:space="preserve">be</w:t>
+      </w:r>
+      <w:r>
+        <w:t xml:space="preserve"> </w:t>
+      </w:r>
+      <w:r>
+        <w:t xml:space="preserve">sustained.</w:t>
+      </w:r>
+      <w:r>
+        <w:t xml:space="preserve"> </w:t>
+      </w:r>
+      <w:r>
+        <w:t xml:space="preserve">Opposer</w:t>
+      </w:r>
+      <w:r>
+        <w:t xml:space="preserve"> </w:t>
+      </w:r>
+      <w:r>
+        <w:t xml:space="preserve">proved</w:t>
+      </w:r>
+      <w:r>
+        <w:t xml:space="preserve"> </w:t>
+      </w:r>
+      <w:r>
+        <w:t xml:space="preserve">that</w:t>
+      </w:r>
+      <w:r>
+        <w:t xml:space="preserve"> </w:t>
+      </w:r>
+      <w:r>
+        <w:t xml:space="preserve">a</w:t>
+      </w:r>
+      <w:r>
+        <w:t xml:space="preserve"> </w:t>
+      </w:r>
+      <w:r>
+        <w:t xml:space="preserve">likelihood</w:t>
+      </w:r>
+      <w:r>
+        <w:t xml:space="preserve"> </w:t>
+      </w:r>
+      <w:r>
+        <w:t xml:space="preserve">of</w:t>
+      </w:r>
+      <w:r>
+        <w:t xml:space="preserve"> </w:t>
+      </w:r>
+      <w:r>
+        <w:t xml:space="preserve">confusion,</w:t>
+      </w:r>
+      <w:r>
+        <w:t xml:space="preserve"> </w:t>
+      </w:r>
+      <w:r>
+        <w:t xml:space="preserve">mistake</w:t>
+      </w:r>
+      <w:r>
+        <w:t xml:space="preserve"> </w:t>
+      </w:r>
+      <w:r>
+        <w:t xml:space="preserve">or</w:t>
+      </w:r>
+      <w:r>
+        <w:t xml:space="preserve"> </w:t>
+      </w:r>
+      <w:r>
+        <w:t xml:space="preserve">deception</w:t>
+      </w:r>
+      <w:r>
+        <w:t xml:space="preserve"> </w:t>
+      </w:r>
+      <w:r>
+        <w:t xml:space="preserve">exists</w:t>
+      </w:r>
+      <w:r>
+        <w:t xml:space="preserve"> </w:t>
+      </w:r>
+      <w:r>
+        <w:t xml:space="preserve">and</w:t>
+      </w:r>
+      <w:r>
+        <w:t xml:space="preserve"> </w:t>
+      </w:r>
+      <w:r>
+        <w:t xml:space="preserve">Opposer</w:t>
+      </w:r>
+      <w:r>
+        <w:t xml:space="preserve"> </w:t>
+      </w:r>
+      <w:r>
+        <w:t xml:space="preserve">will</w:t>
+      </w:r>
+      <w:r>
+        <w:t xml:space="preserve"> </w:t>
+      </w:r>
+      <w:r>
+        <w:t xml:space="preserve">be</w:t>
+      </w:r>
+      <w:r>
+        <w:t xml:space="preserve"> </w:t>
+      </w:r>
+      <w:r>
+        <w:t xml:space="preserve">damaged</w:t>
+      </w:r>
+      <w:r>
+        <w:t xml:space="preserve"> </w:t>
+      </w:r>
+      <w:r>
+        <w:t xml:space="preserve">by</w:t>
+      </w:r>
+      <w:r>
+        <w:t xml:space="preserve"> </w:t>
+      </w:r>
+      <w:r>
+        <w:t xml:space="preserve">registration</w:t>
+      </w:r>
+      <w:r>
+        <w:t xml:space="preserve"> </w:t>
+      </w:r>
+      <w:r>
+        <w:t xml:space="preserve">of</w:t>
+      </w:r>
+      <w:r>
+        <w:t xml:space="preserve"> </w:t>
+      </w:r>
+      <w:r>
+        <w:t xml:space="preserve">the</w:t>
+      </w:r>
+      <w:r>
+        <w:t xml:space="preserve"> </w:t>
+      </w:r>
+      <w:r>
+        <w:t xml:space="preserve">mark</w:t>
+      </w:r>
+      <w:r>
+        <w:t xml:space="preserve"> </w:t>
+      </w:r>
+      <w:r>
+        <w:t xml:space="preserve">at</w:t>
+      </w:r>
+      <w:r>
+        <w:t xml:space="preserve"> </w:t>
+      </w:r>
+      <w:r>
+        <w:t xml:space="preserve">issue.</w:t>
+      </w:r>
+      <w:r>
+        <w:t xml:space="preserve"> </w:t>
+      </w:r>
+      <w:r>
+        <w:t xml:space="preserve">For</w:t>
+      </w:r>
+      <w:r>
+        <w:t xml:space="preserve"> </w:t>
+      </w:r>
+      <w:r>
+        <w:t xml:space="preserve">the</w:t>
+      </w:r>
+      <w:r>
+        <w:t xml:space="preserve"> </w:t>
+      </w:r>
+      <w:r>
+        <w:t xml:space="preserve">reasons</w:t>
+      </w:r>
+      <w:r>
+        <w:t xml:space="preserve"> </w:t>
+      </w:r>
+      <w:r>
+        <w:t xml:space="preserve">set</w:t>
+      </w:r>
+      <w:r>
+        <w:t xml:space="preserve"> </w:t>
+      </w:r>
+      <w:r>
+        <w:t xml:space="preserve">forth</w:t>
+      </w:r>
+      <w:r>
+        <w:t xml:space="preserve"> </w:t>
+      </w:r>
+      <w:r>
+        <w:t xml:space="preserve">above,</w:t>
+      </w:r>
+      <w:r>
+        <w:t xml:space="preserve"> </w:t>
+      </w:r>
+      <w:r>
+        <w:t xml:space="preserve">as</w:t>
+      </w:r>
+      <w:r>
+        <w:t xml:space="preserve"> </w:t>
+      </w:r>
+      <w:r>
+        <w:t xml:space="preserve">well</w:t>
+      </w:r>
+      <w:r>
+        <w:t xml:space="preserve"> </w:t>
+      </w:r>
+      <w:r>
+        <w:t xml:space="preserve">as</w:t>
+      </w:r>
+      <w:r>
+        <w:t xml:space="preserve"> </w:t>
+      </w:r>
+      <w:r>
+        <w:t xml:space="preserve">those</w:t>
+      </w:r>
+      <w:r>
+        <w:t xml:space="preserve"> </w:t>
+      </w:r>
+      <w:r>
+        <w:t xml:space="preserve">articulated</w:t>
+      </w:r>
+      <w:r>
+        <w:t xml:space="preserve"> </w:t>
+      </w:r>
+      <w:r>
+        <w:t xml:space="preserve">in</w:t>
+      </w:r>
+      <w:r>
+        <w:t xml:space="preserve"> </w:t>
+      </w:r>
+      <w:r>
+        <w:t xml:space="preserve">Opposer’s</w:t>
+      </w:r>
+      <w:r>
+        <w:t xml:space="preserve"> </w:t>
+      </w:r>
+      <w:r>
+        <w:t xml:space="preserve">opening</w:t>
+      </w:r>
+      <w:r>
+        <w:t xml:space="preserve"> </w:t>
+      </w:r>
+      <w:r>
+        <w:t xml:space="preserve">brief</w:t>
+      </w:r>
+      <w:r>
+        <w:t xml:space="preserve"> </w:t>
+      </w:r>
+      <w:r>
+        <w:t xml:space="preserve">and</w:t>
+      </w:r>
+      <w:r>
+        <w:t xml:space="preserve"> </w:t>
+      </w:r>
+      <w:r>
+        <w:t xml:space="preserve">in</w:t>
+      </w:r>
+      <w:r>
+        <w:t xml:space="preserve"> </w:t>
+      </w:r>
+      <w:r>
+        <w:t xml:space="preserve">connection</w:t>
+      </w:r>
+      <w:r>
+        <w:t xml:space="preserve"> </w:t>
+      </w:r>
+      <w:r>
+        <w:t xml:space="preserve">with</w:t>
+      </w:r>
+      <w:r>
+        <w:t xml:space="preserve"> </w:t>
+      </w:r>
+      <w:r>
+        <w:t xml:space="preserve">its</w:t>
+      </w:r>
+      <w:r>
+        <w:t xml:space="preserve"> </w:t>
+      </w:r>
+      <w:r>
+        <w:t xml:space="preserve">motion</w:t>
+      </w:r>
+      <w:r>
+        <w:t xml:space="preserve"> </w:t>
+      </w:r>
+      <w:r>
+        <w:t xml:space="preserve">for</w:t>
+      </w:r>
+      <w:r>
+        <w:t xml:space="preserve"> </w:t>
+      </w:r>
+      <w:r>
+        <w:t xml:space="preserve">partial</w:t>
+      </w:r>
+      <w:r>
+        <w:t xml:space="preserve"> </w:t>
+      </w:r>
+      <w:r>
+        <w:t xml:space="preserve">summary</w:t>
+      </w:r>
+      <w:r>
+        <w:t xml:space="preserve"> </w:t>
+      </w:r>
+      <w:r>
+        <w:t xml:space="preserve">judgment,</w:t>
+      </w:r>
+      <w:r>
+        <w:t xml:space="preserve"> </w:t>
+      </w:r>
+      <w:r>
+        <w:t xml:space="preserve">Opposer</w:t>
+      </w:r>
+      <w:r>
+        <w:t xml:space="preserve"> </w:t>
+      </w:r>
+      <w:r>
+        <w:t xml:space="preserve">requests</w:t>
+      </w:r>
+      <w:r>
+        <w:t xml:space="preserve"> </w:t>
+      </w:r>
+      <w:r>
+        <w:t xml:space="preserve">that</w:t>
+      </w:r>
+      <w:r>
+        <w:t xml:space="preserve"> </w:t>
+      </w:r>
+      <w:r>
+        <w:t xml:space="preserve">the</w:t>
+      </w:r>
+      <w:r>
+        <w:t xml:space="preserve"> </w:t>
+      </w:r>
+      <w:r>
+        <w:t xml:space="preserve">Board</w:t>
+      </w:r>
+      <w:r>
+        <w:t xml:space="preserve"> </w:t>
+      </w:r>
+      <w:r>
+        <w:t xml:space="preserve">sustain</w:t>
+      </w:r>
+      <w:r>
+        <w:t xml:space="preserve"> </w:t>
+      </w:r>
+      <w:r>
+        <w:t xml:space="preserve">the</w:t>
+      </w:r>
+      <w:r>
+        <w:t xml:space="preserve"> </w:t>
+      </w:r>
+      <w:r>
+        <w:t xml:space="preserve">opposition</w:t>
+      </w:r>
+      <w:r>
+        <w:t xml:space="preserve"> </w:t>
+      </w:r>
+      <w:r>
+        <w:t xml:space="preserve">and</w:t>
+      </w:r>
+      <w:r>
+        <w:t xml:space="preserve"> </w:t>
+      </w:r>
+      <w:r>
+        <w:t xml:space="preserve">refuse</w:t>
+      </w:r>
+      <w:r>
+        <w:t xml:space="preserve"> </w:t>
+      </w:r>
+      <w:r>
+        <w:t xml:space="preserve">registration</w:t>
+      </w:r>
+      <w:r>
+        <w:t xml:space="preserve"> </w:t>
+      </w:r>
+      <w:r>
+        <w:t xml:space="preserve">to</w:t>
+      </w:r>
+      <w:r>
+        <w:t xml:space="preserve"> </w:t>
+      </w:r>
+      <w:r>
+        <w:t xml:space="preserve">Applicant’s</w:t>
+      </w:r>
+      <w:r>
+        <w:t xml:space="preserve"> </w:t>
+      </w:r>
+      <w:r>
+        <w:t xml:space="preserve">application.</w:t>
+      </w:r>
+    </w:p>
+    <w:p>
+      <w:pPr>
+        <w:keepNext/>
+        <w:keepLines/>
+        <w:spacing w:before="384" w:after="0" w:line="276" w:lineRule="exact"/>
         <w:ind w:left="4320" w:firstLine="0"/>
       </w:pPr>
       <w:r>
+        <w:t xml:space="preserve">TREEFROG</w:t>
+      </w:r>
+      <w:r>
+        <w:t xml:space="preserve"> </w:t>
+      </w:r>
+      <w:r>
+        <w:t xml:space="preserve">DEVELOPMENT,</w:t>
+      </w:r>
+      <w:r>
+        <w:t xml:space="preserve"> </w:t>
+      </w:r>
+      <w:r>
+        <w:t xml:space="preserve">INC.</w:t>
+      </w:r>
+    </w:p>
+    <w:p>
+      <w:pPr>
+        <w:keepNext/>
+        <w:keepLines/>
+        <w:spacing w:before="0" w:after="0" w:line="276" w:lineRule="exact"/>
+        <w:ind w:left="4320" w:firstLine="0"/>
+      </w:pPr>
+      <w:r>
+        <w:t xml:space="preserve">By its attorneys,</w:t>
+      </w:r>
+    </w:p>
+    <w:p>
+      <w:pPr>
+        <w:keepNext/>
+        <w:keepLines/>
+        <w:spacing w:before="288" w:after="0" w:line="276" w:lineRule="exact"/>
+        <w:ind w:left="4320" w:firstLine="0"/>
+      </w:pPr>
+      <w:r>
+        <w:t xml:space="preserve">s/Heather J. Kliebenstein</w:t>
+      </w:r>
+    </w:p>
+    <w:p>
+      <w:pPr>
+        <w:keepNext/>
+        <w:keepLines/>
+        <w:spacing w:before="0" w:after="0" w:line="276" w:lineRule="exact"/>
+        <w:ind w:left="4320" w:firstLine="0"/>
+      </w:pPr>
+      <w:r>
+        <w:t xml:space="preserve">Eric</w:t>
+      </w:r>
+      <w:r>
+        <w:t xml:space="preserve"> </w:t>
+      </w:r>
+      <w:r>
+        <w:t xml:space="preserve">R.</w:t>
+      </w:r>
+      <w:r>
+        <w:t xml:space="preserve"> </w:t>
+      </w:r>
+      <w:r>
+        <w:t xml:space="preserve">Chad</w:t>
+      </w:r>
+    </w:p>
+    <w:p>
+      <w:pPr>
+        <w:keepNext/>
+        <w:keepLines/>
+        <w:spacing w:before="0" w:after="0" w:line="276" w:lineRule="exact"/>
+        <w:ind w:left="4320" w:firstLine="0"/>
+      </w:pPr>
+      <w:r>
+        <w:t xml:space="preserve">MERCHANT</w:t>
+      </w:r>
+      <w:r>
+        <w:t xml:space="preserve"> </w:t>
+      </w:r>
+      <w:r>
+        <w:t xml:space="preserve">&amp;</w:t>
+      </w:r>
+      <w:r>
+        <w:t xml:space="preserve"> </w:t>
+      </w:r>
+      <w:r>
+        <w:t xml:space="preserve">GOULD</w:t>
+      </w:r>
+      <w:r>
+        <w:t xml:space="preserve"> </w:t>
+      </w:r>
+      <w:r>
+        <w:t xml:space="preserve">P.C.</w:t>
+      </w:r>
+    </w:p>
+    <w:p>
+      <w:pPr>
+        <w:keepNext/>
+        <w:keepLines/>
+        <w:spacing w:before="0" w:after="0" w:line="276" w:lineRule="exact"/>
+        <w:ind w:left="4320" w:firstLine="0"/>
+      </w:pPr>
+      <w:r>
+        <w:t xml:space="preserve">3200</w:t>
+      </w:r>
+      <w:r>
+        <w:t xml:space="preserve"> </w:t>
+      </w:r>
+      <w:r>
+        <w:t xml:space="preserve">IDS</w:t>
+      </w:r>
+      <w:r>
+        <w:t xml:space="preserve"> </w:t>
+      </w:r>
+      <w:r>
+        <w:t xml:space="preserve">Center</w:t>
+      </w:r>
+    </w:p>
+    <w:p>
+      <w:pPr>
+        <w:keepNext/>
+        <w:keepLines/>
+        <w:spacing w:before="0" w:after="0" w:line="276" w:lineRule="exact"/>
+        <w:ind w:left="4320" w:firstLine="0"/>
+      </w:pPr>
+      <w:r>
+        <w:t xml:space="preserve">80</w:t>
+      </w:r>
+      <w:r>
+        <w:t xml:space="preserve"> </w:t>
+      </w:r>
+      <w:r>
+        <w:t xml:space="preserve">South</w:t>
+      </w:r>
+      <w:r>
+        <w:t xml:space="preserve"> </w:t>
+      </w:r>
+      <w:r>
+        <w:t xml:space="preserve">Eighth</w:t>
+      </w:r>
+      <w:r>
+        <w:t xml:space="preserve"> </w:t>
+      </w:r>
+      <w:r>
+        <w:t xml:space="preserve">Street</w:t>
+      </w:r>
+    </w:p>
+    <w:p>
+      <w:pPr>
+        <w:keepNext/>
+        <w:keepLines/>
+        <w:spacing w:before="0" w:after="0" w:line="276" w:lineRule="exact"/>
+        <w:ind w:left="4320" w:firstLine="0"/>
+      </w:pPr>
+      <w:r>
         <w:t xml:space="preserve">Minneapolis,</w:t>
       </w:r>
       <w:r>
@@ -2937,7 +4943,7 @@
     <w:p>
       <w:pPr>
         <w:keepLines/>
-        <w:spacing w:before="0" w:after="0" w:line="240" w:lineRule="auto"/>
+        <w:spacing w:before="0" w:after="0" w:line="276" w:lineRule="exact"/>
         <w:ind w:left="4320" w:firstLine="0"/>
       </w:pPr>
       <w:r>
@@ -2947,19 +4953,24 @@
         <w:t xml:space="preserve"> </w:t>
       </w:r>
       <w:r>
-        <w:t xml:space="preserve">332-5300</w:t>
-      </w:r>
-    </w:p>
-    <w:p>
-      <w:pPr>
+        <w:t xml:space="preserve">332</w:t>
+        <w:noBreakHyphen/>
+        <w:t xml:space="preserve">5300</w:t>
+      </w:r>
+    </w:p>
+    <w:p>
+      <w:pPr>
+        <w:keepNext/>
+        <w:keepLines/>
         <w:pageBreakBefore/>
-        <w:spacing w:before="0" w:after="336" w:line="240" w:lineRule="auto"/>
-        <w:ind w:firstLine="0"/>
+        <w:spacing w:before="0" w:after="336" w:line="276" w:lineRule="exact"/>
+        <w:ind w:left="0" w:firstLine="0"/>
         <w:jc w:val="center"/>
       </w:pPr>
       <w:r>
         <w:rPr>
           <w:b/>
+          <w:bCs/>
         </w:rPr>
         <w:t xml:space="preserve">CERTIFICATE OF SERVICE</w:t>
       </w:r>
@@ -2967,7 +4978,7 @@
     <w:p>
       <w:pPr>
         <w:spacing w:before="0" w:after="0" w:line="480" w:lineRule="exact"/>
-        <w:ind w:firstLine="0"/>
+        <w:ind w:left="0" w:firstLine="720"/>
       </w:pPr>
       <w:r>
         <w:t xml:space="preserve">I hereby certify that a true and correct copy of the foregoing </w:t>
@@ -3023,7 +5034,7 @@
     </w:p>
     <w:p>
       <w:pPr>
-        <w:spacing w:before="144" w:after="0" w:line="240" w:lineRule="auto"/>
+        <w:spacing w:before="144" w:after="0" w:line="276" w:lineRule="exact"/>
         <w:ind w:left="720" w:firstLine="0"/>
       </w:pPr>
       <w:r>
@@ -3044,7 +5055,7 @@
     </w:p>
     <w:p>
       <w:pPr>
-        <w:spacing w:before="0" w:after="0" w:line="240" w:lineRule="auto"/>
+        <w:spacing w:before="0" w:after="0" w:line="276" w:lineRule="exact"/>
         <w:ind w:left="720" w:firstLine="0"/>
       </w:pPr>
       <w:r>
@@ -3077,7 +5088,7 @@
     </w:p>
     <w:p>
       <w:pPr>
-        <w:spacing w:before="0" w:after="0" w:line="240" w:lineRule="auto"/>
+        <w:spacing w:before="0" w:after="0" w:line="276" w:lineRule="exact"/>
         <w:ind w:left="720" w:firstLine="0"/>
       </w:pPr>
       <w:r>
@@ -3098,7 +5109,7 @@
     </w:p>
     <w:p>
       <w:pPr>
-        <w:spacing w:before="0" w:after="0" w:line="240" w:lineRule="auto"/>
+        <w:spacing w:before="0" w:after="0" w:line="276" w:lineRule="exact"/>
         <w:ind w:left="720" w:firstLine="0"/>
       </w:pPr>
       <w:r>
@@ -3119,7 +5130,7 @@
     </w:p>
     <w:p>
       <w:pPr>
-        <w:spacing w:before="0" w:after="0" w:line="240" w:lineRule="auto"/>
+        <w:spacing w:before="0" w:after="0" w:line="276" w:lineRule="exact"/>
         <w:ind w:left="720" w:firstLine="0"/>
       </w:pPr>
       <w:r>
@@ -3140,7 +5151,7 @@
     </w:p>
     <w:p>
       <w:pPr>
-        <w:spacing w:before="0" w:after="0" w:line="240" w:lineRule="auto"/>
+        <w:spacing w:before="0" w:after="0" w:line="276" w:lineRule="exact"/>
         <w:ind w:left="720" w:firstLine="0"/>
       </w:pPr>
       <w:r>
@@ -3149,7 +5160,9 @@
     </w:p>
     <w:p>
       <w:pPr>
-        <w:spacing w:before="480" w:after="0" w:line="240" w:lineRule="auto"/>
+        <w:keepNext/>
+        <w:keepLines/>
+        <w:spacing w:before="480" w:after="0" w:line="276" w:lineRule="exact"/>
         <w:ind w:left="4320" w:firstLine="0"/>
       </w:pPr>
       <w:r>
@@ -3158,7 +5171,7 @@
     </w:p>
     <w:p>
       <w:pPr>
-        <w:spacing w:before="0" w:after="0" w:line="240" w:lineRule="auto"/>
+        <w:spacing w:before="0" w:after="0" w:line="276" w:lineRule="exact"/>
         <w:ind w:left="4320" w:firstLine="0"/>
       </w:pPr>
       <w:r>
@@ -3167,11 +5180,8 @@
     </w:p>
     <w:sectPr>
       <w:footerReference w:type="default" r:id="rIdFooter1"/>
-      <w:footnotePr>
-        <w:numRestart w:val="eachSect"/>
-      </w:footnotePr>
       <w:pgSz w:w="12240" w:h="15840"/>
-      <w:pgMar w:top="1440" w:right="1440" w:bottom="1440" w:left="1440" w:header="720" w:footer="720" w:gutter="0"/>
+      <w:pgMar w:top="1440" w:right="1440" w:bottom="1440" w:left="1440" w:header="720" w:footer="432" w:gutter="0"/>
       <w:pgNumType w:fmt="decimal" w:start="1"/>
     </w:sectPr>
   </w:body>
@@ -3223,7 +5233,7 @@
       </w:r>
     </w:p>
   </w:footnote>
-  <w:footnote w:id="11">
+  <w:footnote w:id="9">
     <w:p>
       <w:pPr>
         <w:pStyle w:val="FootnoteText"/>
@@ -3334,7 +5344,7 @@
   <w:docDefaults>
     <w:rPrDefault>
       <w:rPr>
-        <w:rFonts w:ascii="EB Garamond" w:hAnsi="EB Garamond" w:eastAsia="EB Garamond" w:cs="EB Garamond"/>
+        <w:rFonts w:ascii="Times New Roman" w:hAnsi="Times New Roman" w:eastAsia="Times New Roman" w:cs="Times New Roman"/>
         <w:sz w:val="24"/>
         <w:szCs w:val="24"/>
         <w:lang w:val="en-US" w:eastAsia="zh-CN" w:bidi="ar-SA"/>
@@ -3342,6 +5352,7 @@
     </w:rPrDefault>
     <w:pPrDefault>
       <w:pPr>
+        <w:widowControl/>
         <w:spacing w:after="0"/>
       </w:pPr>
     </w:pPrDefault>
@@ -3372,8 +5383,7 @@
     <w:basedOn w:val="BodyText"/>
     <w:qFormat/>
     <w:pPr>
-      <w:spacing w:before="0" w:after="0" w:line="240" w:lineRule="auto"/>
-      <w:ind w:firstLine="0"/>
+      <w:spacing w:before="36" w:after="36"/>
     </w:pPr>
   </w:style>
   <w:style w:type="paragraph" w:styleId="Title">
@@ -3520,18 +5530,19 @@
     <w:pPr>
       <w:keepNext/>
       <w:keepLines/>
-      <w:spacing w:before="240" w:after="240" w:line="240" w:lineRule="auto"/>
+      <w:spacing w:before="240" w:after="120" w:line="276" w:lineRule="exact"/>
       <w:ind w:firstLine="0"/>
       <w:jc w:val="center"/>
       <w:outlineLvl w:val="0"/>
     </w:pPr>
     <w:rPr>
-      <w:rFonts w:ascii="EB Garamond" w:hAnsi="EB Garamond" w:eastAsia="EB Garamond" w:cs="EB Garamond"/>
+      <w:rFonts w:ascii="Times New Roman" w:hAnsi="Times New Roman" w:eastAsia="Times New Roman" w:cs="Times New Roman"/>
       <w:b/>
       <w:bCs/>
+      <w:caps/>
       <w:color w:val="000000"/>
-      <w:sz w:val="34"/>
-      <w:szCs w:val="34"/>
+      <w:sz w:val="24"/>
+      <w:szCs w:val="24"/>
     </w:rPr>
   </w:style>
   <w:style w:type="paragraph" w:styleId="Heading2">
@@ -3547,18 +5558,17 @@
     <w:pPr>
       <w:keepNext/>
       <w:keepLines/>
-      <w:spacing w:before="264" w:after="240" w:line="240" w:lineRule="auto"/>
-      <w:ind w:left="720" w:hanging="720" w:firstLine="0"/>
-      <w:jc w:val="left"/>
+      <w:spacing w:before="240" w:after="120" w:line="276" w:lineRule="exact"/>
+      <w:ind w:firstLine="0"/>
       <w:outlineLvl w:val="1"/>
     </w:pPr>
     <w:rPr>
-      <w:rFonts w:ascii="EB Garamond" w:hAnsi="EB Garamond" w:eastAsia="EB Garamond" w:cs="EB Garamond"/>
+      <w:rFonts w:ascii="Times New Roman" w:hAnsi="Times New Roman" w:eastAsia="Times New Roman" w:cs="Times New Roman"/>
       <w:b/>
       <w:bCs/>
       <w:color w:val="000000"/>
-      <w:sz w:val="29"/>
-      <w:szCs w:val="29"/>
+      <w:sz w:val="24"/>
+      <w:szCs w:val="24"/>
     </w:rPr>
   </w:style>
   <w:style w:type="paragraph" w:styleId="Heading3">
@@ -3574,17 +5584,14 @@
     <w:pPr>
       <w:keepNext/>
       <w:keepLines/>
-      <w:spacing w:before="240" w:after="216" w:line="240" w:lineRule="auto"/>
-      <w:ind w:left="1440" w:hanging="1440" w:firstLine="0"/>
-      <w:jc w:val="left"/>
+      <w:spacing w:before="240" w:after="120" w:line="276" w:lineRule="exact"/>
+      <w:ind w:firstLine="0"/>
       <w:outlineLvl w:val="2"/>
     </w:pPr>
     <w:rPr>
-      <w:rFonts w:ascii="EB Garamond" w:hAnsi="EB Garamond" w:eastAsia="EB Garamond" w:cs="EB Garamond"/>
+      <w:rFonts w:ascii="Times New Roman" w:hAnsi="Times New Roman" w:eastAsia="Times New Roman" w:cs="Times New Roman"/>
       <w:b/>
       <w:bCs/>
-      <w:i/>
-      <w:iCs/>
       <w:color w:val="000000"/>
       <w:sz w:val="24"/>
       <w:szCs w:val="24"/>
@@ -3603,14 +5610,18 @@
     <w:pPr>
       <w:keepNext/>
       <w:keepLines/>
-      <w:spacing w:before="80" w:after="40"/>
+      <w:spacing w:before="240" w:after="120" w:line="276" w:lineRule="exact"/>
+      <w:ind w:firstLine="0"/>
       <w:outlineLvl w:val="3"/>
     </w:pPr>
     <w:rPr>
-      <w:rFonts w:eastAsiaTheme="majorEastAsia" w:cstheme="majorBidi"/>
+      <w:rFonts w:ascii="Times New Roman" w:hAnsi="Times New Roman" w:eastAsia="Times New Roman" w:cs="Times New Roman"/>
+      <w:b/>
+      <w:bCs/>
       <w:i/>
-      <w:iCs/>
-      <w:color w:val="0F4761" w:themeColor="accent1" w:themeShade="BF"/>
+      <w:color w:val="000000"/>
+      <w:sz w:val="24"/>
+      <w:szCs w:val="24"/>
     </w:rPr>
   </w:style>
   <w:style w:type="paragraph" w:styleId="Heading5">
@@ -3626,12 +5637,18 @@
     <w:pPr>
       <w:keepNext/>
       <w:keepLines/>
-      <w:spacing w:before="80" w:after="40"/>
+      <w:spacing w:before="240" w:after="120" w:line="276" w:lineRule="exact"/>
+      <w:ind w:firstLine="0"/>
       <w:outlineLvl w:val="4"/>
     </w:pPr>
     <w:rPr>
-      <w:rFonts w:eastAsiaTheme="majorEastAsia" w:cstheme="majorBidi"/>
-      <w:color w:val="0F4761" w:themeColor="accent1" w:themeShade="BF"/>
+      <w:rFonts w:ascii="Times New Roman" w:hAnsi="Times New Roman" w:eastAsia="Times New Roman" w:cs="Times New Roman"/>
+      <w:b/>
+      <w:bCs/>
+      <w:i/>
+      <w:color w:val="000000"/>
+      <w:sz w:val="24"/>
+      <w:szCs w:val="24"/>
     </w:rPr>
   </w:style>
   <w:style w:type="paragraph" w:styleId="Heading6">
@@ -3841,6 +5858,15 @@
       <w:color w:val="272727" w:themeColor="text1" w:themeTint="D8"/>
     </w:rPr>
   </w:style>
+  <w:style w:type="paragraph" w:customStyle="1" w:styleId="ListItem">
+    <w:name w:val="List Item"/>
+    <w:basedOn w:val="BodyText"/>
+    <w:qFormat/>
+    <w:pPr>
+      <w:spacing w:before="0" w:after="0" w:line="480" w:lineRule="exact"/>
+      <w:ind w:left="720" w:hanging="720"/>
+    </w:pPr>
+  </w:style>
   <w:style w:type="paragraph" w:styleId="BlockText">
     <w:name w:val="Block Text"/>
     <w:basedOn w:val="BodyText"/>
@@ -3849,7 +5875,7 @@
     <w:unhideWhenUsed/>
     <w:qFormat/>
     <w:pPr>
-      <w:spacing w:before="120" w:after="240" w:line="240" w:lineRule="auto"/>
+      <w:spacing w:before="280" w:after="280" w:line="276" w:lineRule="exact"/>
       <w:ind w:firstLine="0" w:left="720" w:right="720"/>
     </w:pPr>
   </w:style>
@@ -3861,8 +5887,8 @@
     <w:unhideWhenUsed/>
     <w:qFormat/>
     <w:pPr>
-      <w:spacing w:before="0" w:after="0" w:line="240" w:lineRule="auto"/>
-      <w:ind w:firstLine="0"/>
+      <w:keepLines/>
+      <w:spacing w:before="0" w:after="140" w:line="276" w:lineRule="exact"/>
     </w:pPr>
     <w:rPr>
       <w:sz w:val="24"/>
@@ -3877,8 +5903,8 @@
     <w:unhideWhenUsed/>
     <w:qFormat/>
     <w:pPr>
-      <w:spacing w:before="100" w:after="100"/>
-      <w:ind w:firstLine="0" w:left="480" w:right="480"/>
+      <w:spacing w:before="280" w:after="280"/>
+      <w:ind w:firstLine="0" w:left="720" w:right="720"/>
     </w:pPr>
   </w:style>
   <w:style w:type="character" w:default="1" w:styleId="DefaultParagraphFont">
@@ -3986,7 +6012,7 @@
     <w:name w:val="Hyperlink"/>
     <w:basedOn w:val="BodyTextChar"/>
     <w:rPr>
-      <w:color w:val="4F81BD" w:themeColor="accent1"/>
+      <w:color w:val="000000"/>
     </w:rPr>
   </w:style>
   <w:style w:type="paragraph" w:styleId="TOCHeading">

--- a/courts/federal-circuit/trademark-trial-and-appeal-board/trial-brief/usage/OUTPUT-trial-brief.docx
+++ b/courts/federal-circuit/trademark-trial-and-appeal-board/trial-brief/usage/OUTPUT-trial-brief.docx
@@ -696,7 +696,7 @@
         <w:spacing w:before="0" w:after="0" w:line="20" w:lineRule="exact"/>
         <w:ind w:left="0" w:firstLine="0"/>
         <w:sectPr>
-          <w:footerReference w:type="default" r:id="rIdFooter1"/>
+          <w:footerReference w:type="default" r:id="rIdFtrPage"/>
           <w:pgSz w:w="12240" w:h="15840"/>
           <w:pgMar w:top="1440" w:right="1440" w:bottom="1440" w:left="1440" w:header="720" w:footer="432" w:gutter="0"/>
           <w:pgNumType w:fmt="lowerRoman"/>
@@ -5179,7 +5179,7 @@
       </w:r>
     </w:p>
     <w:sectPr>
-      <w:footerReference w:type="default" r:id="rIdFooter1"/>
+      <w:footerReference w:type="default" r:id="rIdFtrPage"/>
       <w:pgSz w:w="12240" w:h="15840"/>
       <w:pgMar w:top="1440" w:right="1440" w:bottom="1440" w:left="1440" w:header="720" w:footer="432" w:gutter="0"/>
       <w:pgNumType w:fmt="decimal" w:start="1"/>
@@ -5253,6 +5253,72 @@
     </w:p>
   </w:footnote>
 </w:footnotes>
+</file>
+
+<file path=word/ftr-add.xml><?xml version="1.0" encoding="utf-8"?>
+<w:ftr xmlns:w="http://schemas.openxmlformats.org/wordprocessingml/2006/main" xmlns:r="http://schemas.openxmlformats.org/officeDocument/2006/relationships">
+  <w:p>
+    <w:pPr>
+      <w:spacing w:before="0" w:after="0"/>
+      <w:jc w:val="center"/>
+    </w:pPr>
+    <w:r>
+      <w:t>Add-</w:t>
+    </w:r>
+    <w:r>
+      <w:fldChar w:fldCharType="begin"/>
+    </w:r>
+    <w:r>
+      <w:instrText xml:space="preserve"> PAGE </w:instrText>
+    </w:r>
+    <w:r>
+      <w:fldChar w:fldCharType="separate"/>
+    </w:r>
+    <w:r>
+      <w:t>1</w:t>
+    </w:r>
+    <w:r>
+      <w:fldChar w:fldCharType="end"/>
+    </w:r>
+  </w:p>
+</w:ftr>
+</file>
+
+<file path=word/ftr-none.xml><?xml version="1.0" encoding="utf-8"?>
+<w:ftr xmlns:w="http://schemas.openxmlformats.org/wordprocessingml/2006/main" xmlns:r="http://schemas.openxmlformats.org/officeDocument/2006/relationships">
+  <w:p>
+    <w:pPr>
+      <w:spacing w:before="0" w:after="0"/>
+      <w:jc w:val="center"/>
+    </w:pPr>
+  </w:p>
+</w:ftr>
+</file>
+
+<file path=word/ftr-page.xml><?xml version="1.0" encoding="utf-8"?>
+<w:ftr xmlns:w="http://schemas.openxmlformats.org/wordprocessingml/2006/main" xmlns:r="http://schemas.openxmlformats.org/officeDocument/2006/relationships">
+  <w:p>
+    <w:pPr>
+      <w:spacing w:before="0" w:after="0"/>
+      <w:jc w:val="center"/>
+    </w:pPr>
+    <w:r>
+      <w:fldChar w:fldCharType="begin"/>
+    </w:r>
+    <w:r>
+      <w:instrText xml:space="preserve"> PAGE </w:instrText>
+    </w:r>
+    <w:r>
+      <w:fldChar w:fldCharType="separate"/>
+    </w:r>
+    <w:r>
+      <w:t>1</w:t>
+    </w:r>
+    <w:r>
+      <w:fldChar w:fldCharType="end"/>
+    </w:r>
+  </w:p>
+</w:ftr>
 </file>
 
 <file path=word/numbering.xml><?xml version="1.0" encoding="utf-8"?>
